--- a/documents/FinChat_ProductBacklog.docx
+++ b/documents/FinChat_ProductBacklog.docx
@@ -16,8 +16,21 @@
           <w:sz w:val="64"/>
           <w:szCs w:val="64"/>
         </w:rPr>
-        <w:t>💬 FinChat</w:t>
-      </w:r>
+        <w:t xml:space="preserve">💬 </w:t>
+      </w:r>
+      <w:proofErr w:type="spellStart"/>
+      <w:r>
+        <w:rPr>
+          <w:rFonts w:ascii="Arial" w:eastAsia="Arial" w:hAnsi="Arial" w:cs="Arial"/>
+          <w:b/>
+          <w:bCs/>
+          <w:color w:val="7C6AFF"/>
+          <w:sz w:val="64"/>
+          <w:szCs w:val="64"/>
+        </w:rPr>
+        <w:t>FinChat</w:t>
+      </w:r>
+      <w:proofErr w:type="spellEnd"/>
     </w:p>
     <w:p>
       <w:pPr>
@@ -86,7 +99,87 @@
           <w:bCs/>
           <w:color w:val="7C6AFF"/>
         </w:rPr>
-        <w:t>GUNAKAN: "Asisten Keuangan Pribadi Berbasis AI"</w:t>
+        <w:t>GUNAKAN: "</w:t>
+      </w:r>
+      <w:proofErr w:type="spellStart"/>
+      <w:r>
+        <w:rPr>
+          <w:rFonts w:ascii="Arial" w:eastAsia="Arial" w:hAnsi="Arial" w:cs="Arial"/>
+          <w:b/>
+          <w:bCs/>
+          <w:color w:val="7C6AFF"/>
+        </w:rPr>
+        <w:t>Asisten</w:t>
+      </w:r>
+      <w:proofErr w:type="spellEnd"/>
+      <w:r>
+        <w:rPr>
+          <w:rFonts w:ascii="Arial" w:eastAsia="Arial" w:hAnsi="Arial" w:cs="Arial"/>
+          <w:b/>
+          <w:bCs/>
+          <w:color w:val="7C6AFF"/>
+        </w:rPr>
+        <w:t xml:space="preserve"> </w:t>
+      </w:r>
+      <w:proofErr w:type="spellStart"/>
+      <w:r>
+        <w:rPr>
+          <w:rFonts w:ascii="Arial" w:eastAsia="Arial" w:hAnsi="Arial" w:cs="Arial"/>
+          <w:b/>
+          <w:bCs/>
+          <w:color w:val="7C6AFF"/>
+        </w:rPr>
+        <w:t>Keuangan</w:t>
+      </w:r>
+      <w:proofErr w:type="spellEnd"/>
+      <w:r>
+        <w:rPr>
+          <w:rFonts w:ascii="Arial" w:eastAsia="Arial" w:hAnsi="Arial" w:cs="Arial"/>
+          <w:b/>
+          <w:bCs/>
+          <w:color w:val="7C6AFF"/>
+        </w:rPr>
+        <w:t xml:space="preserve"> </w:t>
+      </w:r>
+      <w:proofErr w:type="spellStart"/>
+      <w:r>
+        <w:rPr>
+          <w:rFonts w:ascii="Arial" w:eastAsia="Arial" w:hAnsi="Arial" w:cs="Arial"/>
+          <w:b/>
+          <w:bCs/>
+          <w:color w:val="7C6AFF"/>
+        </w:rPr>
+        <w:t>Pribadi</w:t>
+      </w:r>
+      <w:proofErr w:type="spellEnd"/>
+      <w:r>
+        <w:rPr>
+          <w:rFonts w:ascii="Arial" w:eastAsia="Arial" w:hAnsi="Arial" w:cs="Arial"/>
+          <w:b/>
+          <w:bCs/>
+          <w:color w:val="7C6AFF"/>
+        </w:rPr>
+        <w:t xml:space="preserve"> </w:t>
+      </w:r>
+      <w:proofErr w:type="spellStart"/>
+      <w:r>
+        <w:rPr>
+          <w:rFonts w:ascii="Arial" w:eastAsia="Arial" w:hAnsi="Arial" w:cs="Arial"/>
+          <w:b/>
+          <w:bCs/>
+          <w:color w:val="7C6AFF"/>
+        </w:rPr>
+        <w:t>Berbasis</w:t>
+      </w:r>
+      <w:proofErr w:type="spellEnd"/>
+      <w:r>
+        <w:rPr>
+          <w:rFonts w:ascii="Arial" w:eastAsia="Arial" w:hAnsi="Arial" w:cs="Arial"/>
+          <w:b/>
+          <w:bCs/>
+          <w:color w:val="7C6AFF"/>
+        </w:rPr>
+        <w:t xml:space="preserve"> AI"</w:t>
       </w:r>
     </w:p>
     <w:p>
@@ -98,7 +191,167 @@
           <w:rFonts w:ascii="Arial" w:eastAsia="Arial" w:hAnsi="Arial" w:cs="Arial"/>
           <w:color w:val="1A1B26"/>
         </w:rPr>
-        <w:t>"Bukan sekadar mencatat uang. FinChat membantu memahami dan mengelola keuangan Anda setiap hari."</w:t>
+        <w:t>"</w:t>
+      </w:r>
+      <w:proofErr w:type="spellStart"/>
+      <w:r>
+        <w:rPr>
+          <w:rFonts w:ascii="Arial" w:eastAsia="Arial" w:hAnsi="Arial" w:cs="Arial"/>
+          <w:color w:val="1A1B26"/>
+        </w:rPr>
+        <w:t>Bukan</w:t>
+      </w:r>
+      <w:proofErr w:type="spellEnd"/>
+      <w:r>
+        <w:rPr>
+          <w:rFonts w:ascii="Arial" w:eastAsia="Arial" w:hAnsi="Arial" w:cs="Arial"/>
+          <w:color w:val="1A1B26"/>
+        </w:rPr>
+        <w:t xml:space="preserve"> </w:t>
+      </w:r>
+      <w:proofErr w:type="spellStart"/>
+      <w:r>
+        <w:rPr>
+          <w:rFonts w:ascii="Arial" w:eastAsia="Arial" w:hAnsi="Arial" w:cs="Arial"/>
+          <w:color w:val="1A1B26"/>
+        </w:rPr>
+        <w:t>sekadar</w:t>
+      </w:r>
+      <w:proofErr w:type="spellEnd"/>
+      <w:r>
+        <w:rPr>
+          <w:rFonts w:ascii="Arial" w:eastAsia="Arial" w:hAnsi="Arial" w:cs="Arial"/>
+          <w:color w:val="1A1B26"/>
+        </w:rPr>
+        <w:t xml:space="preserve"> </w:t>
+      </w:r>
+      <w:proofErr w:type="spellStart"/>
+      <w:r>
+        <w:rPr>
+          <w:rFonts w:ascii="Arial" w:eastAsia="Arial" w:hAnsi="Arial" w:cs="Arial"/>
+          <w:color w:val="1A1B26"/>
+        </w:rPr>
+        <w:t>mencatat</w:t>
+      </w:r>
+      <w:proofErr w:type="spellEnd"/>
+      <w:r>
+        <w:rPr>
+          <w:rFonts w:ascii="Arial" w:eastAsia="Arial" w:hAnsi="Arial" w:cs="Arial"/>
+          <w:color w:val="1A1B26"/>
+        </w:rPr>
+        <w:t xml:space="preserve"> uang. </w:t>
+      </w:r>
+      <w:proofErr w:type="spellStart"/>
+      <w:r>
+        <w:rPr>
+          <w:rFonts w:ascii="Arial" w:eastAsia="Arial" w:hAnsi="Arial" w:cs="Arial"/>
+          <w:color w:val="1A1B26"/>
+        </w:rPr>
+        <w:t>FinChat</w:t>
+      </w:r>
+      <w:proofErr w:type="spellEnd"/>
+      <w:r>
+        <w:rPr>
+          <w:rFonts w:ascii="Arial" w:eastAsia="Arial" w:hAnsi="Arial" w:cs="Arial"/>
+          <w:color w:val="1A1B26"/>
+        </w:rPr>
+        <w:t xml:space="preserve"> </w:t>
+      </w:r>
+      <w:proofErr w:type="spellStart"/>
+      <w:r>
+        <w:rPr>
+          <w:rFonts w:ascii="Arial" w:eastAsia="Arial" w:hAnsi="Arial" w:cs="Arial"/>
+          <w:color w:val="1A1B26"/>
+        </w:rPr>
+        <w:t>membantu</w:t>
+      </w:r>
+      <w:proofErr w:type="spellEnd"/>
+      <w:r>
+        <w:rPr>
+          <w:rFonts w:ascii="Arial" w:eastAsia="Arial" w:hAnsi="Arial" w:cs="Arial"/>
+          <w:color w:val="1A1B26"/>
+        </w:rPr>
+        <w:t xml:space="preserve"> </w:t>
+      </w:r>
+      <w:proofErr w:type="spellStart"/>
+      <w:r>
+        <w:rPr>
+          <w:rFonts w:ascii="Arial" w:eastAsia="Arial" w:hAnsi="Arial" w:cs="Arial"/>
+          <w:color w:val="1A1B26"/>
+        </w:rPr>
+        <w:t>memahami</w:t>
+      </w:r>
+      <w:proofErr w:type="spellEnd"/>
+      <w:r>
+        <w:rPr>
+          <w:rFonts w:ascii="Arial" w:eastAsia="Arial" w:hAnsi="Arial" w:cs="Arial"/>
+          <w:color w:val="1A1B26"/>
+        </w:rPr>
+        <w:t xml:space="preserve"> dan </w:t>
+      </w:r>
+      <w:proofErr w:type="spellStart"/>
+      <w:r>
+        <w:rPr>
+          <w:rFonts w:ascii="Arial" w:eastAsia="Arial" w:hAnsi="Arial" w:cs="Arial"/>
+          <w:color w:val="1A1B26"/>
+        </w:rPr>
+        <w:t>mengelola</w:t>
+      </w:r>
+      <w:proofErr w:type="spellEnd"/>
+      <w:r>
+        <w:rPr>
+          <w:rFonts w:ascii="Arial" w:eastAsia="Arial" w:hAnsi="Arial" w:cs="Arial"/>
+          <w:color w:val="1A1B26"/>
+        </w:rPr>
+        <w:t xml:space="preserve"> </w:t>
+      </w:r>
+      <w:proofErr w:type="spellStart"/>
+      <w:r>
+        <w:rPr>
+          <w:rFonts w:ascii="Arial" w:eastAsia="Arial" w:hAnsi="Arial" w:cs="Arial"/>
+          <w:color w:val="1A1B26"/>
+        </w:rPr>
+        <w:t>keuangan</w:t>
+      </w:r>
+      <w:proofErr w:type="spellEnd"/>
+      <w:r>
+        <w:rPr>
+          <w:rFonts w:ascii="Arial" w:eastAsia="Arial" w:hAnsi="Arial" w:cs="Arial"/>
+          <w:color w:val="1A1B26"/>
+        </w:rPr>
+        <w:t xml:space="preserve"> Anda </w:t>
+      </w:r>
+      <w:proofErr w:type="spellStart"/>
+      <w:r>
+        <w:rPr>
+          <w:rFonts w:ascii="Arial" w:eastAsia="Arial" w:hAnsi="Arial" w:cs="Arial"/>
+          <w:color w:val="1A1B26"/>
+        </w:rPr>
+        <w:t>setiap</w:t>
+      </w:r>
+      <w:proofErr w:type="spellEnd"/>
+      <w:r>
+        <w:rPr>
+          <w:rFonts w:ascii="Arial" w:eastAsia="Arial" w:hAnsi="Arial" w:cs="Arial"/>
+          <w:color w:val="1A1B26"/>
+        </w:rPr>
+        <w:t xml:space="preserve"> </w:t>
+      </w:r>
+      <w:proofErr w:type="spellStart"/>
+      <w:r>
+        <w:rPr>
+          <w:rFonts w:ascii="Arial" w:eastAsia="Arial" w:hAnsi="Arial" w:cs="Arial"/>
+          <w:color w:val="1A1B26"/>
+        </w:rPr>
+        <w:t>hari</w:t>
+      </w:r>
+      <w:proofErr w:type="spellEnd"/>
+      <w:r>
+        <w:rPr>
+          <w:rFonts w:ascii="Arial" w:eastAsia="Arial" w:hAnsi="Arial" w:cs="Arial"/>
+          <w:color w:val="1A1B26"/>
+        </w:rPr>
+        <w:t>."</w:t>
       </w:r>
     </w:p>
     <w:p>
@@ -115,7 +368,39 @@
           <w:rFonts w:ascii="Arial" w:eastAsia="Arial" w:hAnsi="Arial" w:cs="Arial"/>
           <w:color w:val="DC2626"/>
         </w:rPr>
-        <w:t>JANGAN: "AI Expense Tracker" atau "Money Manager dengan Chat"</w:t>
+        <w:t xml:space="preserve">JANGAN: "AI Expense Tracker" </w:t>
+      </w:r>
+      <w:proofErr w:type="spellStart"/>
+      <w:r>
+        <w:rPr>
+          <w:rFonts w:ascii="Arial" w:eastAsia="Arial" w:hAnsi="Arial" w:cs="Arial"/>
+          <w:color w:val="DC2626"/>
+        </w:rPr>
+        <w:t>atau</w:t>
+      </w:r>
+      <w:proofErr w:type="spellEnd"/>
+      <w:r>
+        <w:rPr>
+          <w:rFonts w:ascii="Arial" w:eastAsia="Arial" w:hAnsi="Arial" w:cs="Arial"/>
+          <w:color w:val="DC2626"/>
+        </w:rPr>
+        <w:t xml:space="preserve"> "Money Manager </w:t>
+      </w:r>
+      <w:proofErr w:type="spellStart"/>
+      <w:r>
+        <w:rPr>
+          <w:rFonts w:ascii="Arial" w:eastAsia="Arial" w:hAnsi="Arial" w:cs="Arial"/>
+          <w:color w:val="DC2626"/>
+        </w:rPr>
+        <w:t>dengan</w:t>
+      </w:r>
+      <w:proofErr w:type="spellEnd"/>
+      <w:r>
+        <w:rPr>
+          <w:rFonts w:ascii="Arial" w:eastAsia="Arial" w:hAnsi="Arial" w:cs="Arial"/>
+          <w:color w:val="DC2626"/>
+        </w:rPr>
+        <w:t xml:space="preserve"> Chat"</w:t>
       </w:r>
     </w:p>
     <w:p>
@@ -132,12 +417,53 @@
       <w:pPr>
         <w:spacing w:before="40" w:after="40"/>
       </w:pPr>
-      <w:r>
-        <w:rPr>
-          <w:rFonts w:ascii="Arial" w:eastAsia="Arial" w:hAnsi="Arial" w:cs="Arial"/>
-          <w:color w:val="1A1B26"/>
-        </w:rPr>
-        <w:t>Prioritas: 🔴 Wajib sebelum beta   🟡 Meningkatkan value   🟢 Nice to have</w:t>
+      <w:proofErr w:type="spellStart"/>
+      <w:r>
+        <w:rPr>
+          <w:rFonts w:ascii="Arial" w:eastAsia="Arial" w:hAnsi="Arial" w:cs="Arial"/>
+          <w:color w:val="1A1B26"/>
+        </w:rPr>
+        <w:t>Prioritas</w:t>
+      </w:r>
+      <w:proofErr w:type="spellEnd"/>
+      <w:r>
+        <w:rPr>
+          <w:rFonts w:ascii="Arial" w:eastAsia="Arial" w:hAnsi="Arial" w:cs="Arial"/>
+          <w:color w:val="1A1B26"/>
+        </w:rPr>
+        <w:t xml:space="preserve">: 🔴 Wajib </w:t>
+      </w:r>
+      <w:proofErr w:type="spellStart"/>
+      <w:r>
+        <w:rPr>
+          <w:rFonts w:ascii="Arial" w:eastAsia="Arial" w:hAnsi="Arial" w:cs="Arial"/>
+          <w:color w:val="1A1B26"/>
+        </w:rPr>
+        <w:t>sebelum</w:t>
+      </w:r>
+      <w:proofErr w:type="spellEnd"/>
+      <w:r>
+        <w:rPr>
+          <w:rFonts w:ascii="Arial" w:eastAsia="Arial" w:hAnsi="Arial" w:cs="Arial"/>
+          <w:color w:val="1A1B26"/>
+        </w:rPr>
+        <w:t xml:space="preserve"> beta   🟡 </w:t>
+      </w:r>
+      <w:proofErr w:type="spellStart"/>
+      <w:r>
+        <w:rPr>
+          <w:rFonts w:ascii="Arial" w:eastAsia="Arial" w:hAnsi="Arial" w:cs="Arial"/>
+          <w:color w:val="1A1B26"/>
+        </w:rPr>
+        <w:t>Meningkatkan</w:t>
+      </w:r>
+      <w:proofErr w:type="spellEnd"/>
+      <w:r>
+        <w:rPr>
+          <w:rFonts w:ascii="Arial" w:eastAsia="Arial" w:hAnsi="Arial" w:cs="Arial"/>
+          <w:color w:val="1A1B26"/>
+        </w:rPr>
+        <w:t xml:space="preserve"> value   🟢 Nice to have</w:t>
       </w:r>
     </w:p>
     <w:p>
@@ -164,7 +490,39 @@
           <w:rFonts w:ascii="Arial" w:eastAsia="Arial" w:hAnsi="Arial" w:cs="Arial"/>
           <w:color w:val="555555"/>
         </w:rPr>
-        <w:t xml:space="preserve">= tersedia di semua user   </w:t>
+        <w:t xml:space="preserve">= </w:t>
+      </w:r>
+      <w:proofErr w:type="spellStart"/>
+      <w:r>
+        <w:rPr>
+          <w:rFonts w:ascii="Arial" w:eastAsia="Arial" w:hAnsi="Arial" w:cs="Arial"/>
+          <w:color w:val="555555"/>
+        </w:rPr>
+        <w:t>tersedia</w:t>
+      </w:r>
+      <w:proofErr w:type="spellEnd"/>
+      <w:r>
+        <w:rPr>
+          <w:rFonts w:ascii="Arial" w:eastAsia="Arial" w:hAnsi="Arial" w:cs="Arial"/>
+          <w:color w:val="555555"/>
+        </w:rPr>
+        <w:t xml:space="preserve"> di </w:t>
+      </w:r>
+      <w:proofErr w:type="spellStart"/>
+      <w:r>
+        <w:rPr>
+          <w:rFonts w:ascii="Arial" w:eastAsia="Arial" w:hAnsi="Arial" w:cs="Arial"/>
+          <w:color w:val="555555"/>
+        </w:rPr>
+        <w:t>semua</w:t>
+      </w:r>
+      <w:proofErr w:type="spellEnd"/>
+      <w:r>
+        <w:rPr>
+          <w:rFonts w:ascii="Arial" w:eastAsia="Arial" w:hAnsi="Arial" w:cs="Arial"/>
+          <w:color w:val="555555"/>
+        </w:rPr>
+        <w:t xml:space="preserve"> user   </w:t>
       </w:r>
       <w:r>
         <w:rPr>
@@ -178,8 +536,33 @@
           <w:rFonts w:ascii="Arial" w:eastAsia="Arial" w:hAnsi="Arial" w:cs="Arial"/>
           <w:color w:val="555555"/>
         </w:rPr>
-        <w:t>= fitur berbayar</w:t>
-      </w:r>
+        <w:t xml:space="preserve">= </w:t>
+      </w:r>
+      <w:proofErr w:type="spellStart"/>
+      <w:r>
+        <w:rPr>
+          <w:rFonts w:ascii="Arial" w:eastAsia="Arial" w:hAnsi="Arial" w:cs="Arial"/>
+          <w:color w:val="555555"/>
+        </w:rPr>
+        <w:t>fitur</w:t>
+      </w:r>
+      <w:proofErr w:type="spellEnd"/>
+      <w:r>
+        <w:rPr>
+          <w:rFonts w:ascii="Arial" w:eastAsia="Arial" w:hAnsi="Arial" w:cs="Arial"/>
+          <w:color w:val="555555"/>
+        </w:rPr>
+        <w:t xml:space="preserve"> </w:t>
+      </w:r>
+      <w:proofErr w:type="spellStart"/>
+      <w:r>
+        <w:rPr>
+          <w:rFonts w:ascii="Arial" w:eastAsia="Arial" w:hAnsi="Arial" w:cs="Arial"/>
+          <w:color w:val="555555"/>
+        </w:rPr>
+        <w:t>berbayar</w:t>
+      </w:r>
+      <w:proofErr w:type="spellEnd"/>
     </w:p>
     <w:p>
       <w:pPr>
@@ -206,12 +589,149 @@
       <w:pPr>
         <w:spacing w:before="40" w:after="40"/>
       </w:pPr>
-      <w:r>
-        <w:rPr>
-          <w:rFonts w:ascii="Arial" w:eastAsia="Arial" w:hAnsi="Arial" w:cs="Arial"/>
-          <w:color w:val="1A1B26"/>
-        </w:rPr>
-        <w:t>Semua fitur ini harus selesai sebelum app dibuka ke publik.</w:t>
+      <w:proofErr w:type="spellStart"/>
+      <w:r>
+        <w:rPr>
+          <w:rFonts w:ascii="Arial" w:eastAsia="Arial" w:hAnsi="Arial" w:cs="Arial"/>
+          <w:color w:val="1A1B26"/>
+        </w:rPr>
+        <w:t>Semua</w:t>
+      </w:r>
+      <w:proofErr w:type="spellEnd"/>
+      <w:r>
+        <w:rPr>
+          <w:rFonts w:ascii="Arial" w:eastAsia="Arial" w:hAnsi="Arial" w:cs="Arial"/>
+          <w:color w:val="1A1B26"/>
+        </w:rPr>
+        <w:t xml:space="preserve"> </w:t>
+      </w:r>
+      <w:proofErr w:type="spellStart"/>
+      <w:r>
+        <w:rPr>
+          <w:rFonts w:ascii="Arial" w:eastAsia="Arial" w:hAnsi="Arial" w:cs="Arial"/>
+          <w:color w:val="1A1B26"/>
+        </w:rPr>
+        <w:t>fitur</w:t>
+      </w:r>
+      <w:proofErr w:type="spellEnd"/>
+      <w:r>
+        <w:rPr>
+          <w:rFonts w:ascii="Arial" w:eastAsia="Arial" w:hAnsi="Arial" w:cs="Arial"/>
+          <w:color w:val="1A1B26"/>
+        </w:rPr>
+        <w:t xml:space="preserve"> </w:t>
+      </w:r>
+      <w:proofErr w:type="spellStart"/>
+      <w:r>
+        <w:rPr>
+          <w:rFonts w:ascii="Arial" w:eastAsia="Arial" w:hAnsi="Arial" w:cs="Arial"/>
+          <w:color w:val="1A1B26"/>
+        </w:rPr>
+        <w:t>ini</w:t>
+      </w:r>
+      <w:proofErr w:type="spellEnd"/>
+      <w:r>
+        <w:rPr>
+          <w:rFonts w:ascii="Arial" w:eastAsia="Arial" w:hAnsi="Arial" w:cs="Arial"/>
+          <w:color w:val="1A1B26"/>
+        </w:rPr>
+        <w:t xml:space="preserve"> </w:t>
+      </w:r>
+      <w:proofErr w:type="spellStart"/>
+      <w:r>
+        <w:rPr>
+          <w:rFonts w:ascii="Arial" w:eastAsia="Arial" w:hAnsi="Arial" w:cs="Arial"/>
+          <w:color w:val="1A1B26"/>
+        </w:rPr>
+        <w:t>harus</w:t>
+      </w:r>
+      <w:proofErr w:type="spellEnd"/>
+      <w:r>
+        <w:rPr>
+          <w:rFonts w:ascii="Arial" w:eastAsia="Arial" w:hAnsi="Arial" w:cs="Arial"/>
+          <w:color w:val="1A1B26"/>
+        </w:rPr>
+        <w:t xml:space="preserve"> </w:t>
+      </w:r>
+      <w:proofErr w:type="spellStart"/>
+      <w:r>
+        <w:rPr>
+          <w:rFonts w:ascii="Arial" w:eastAsia="Arial" w:hAnsi="Arial" w:cs="Arial"/>
+          <w:color w:val="1A1B26"/>
+        </w:rPr>
+        <w:t>selesai</w:t>
+      </w:r>
+      <w:proofErr w:type="spellEnd"/>
+      <w:r>
+        <w:rPr>
+          <w:rFonts w:ascii="Arial" w:eastAsia="Arial" w:hAnsi="Arial" w:cs="Arial"/>
+          <w:color w:val="1A1B26"/>
+        </w:rPr>
+        <w:t xml:space="preserve"> </w:t>
+      </w:r>
+      <w:proofErr w:type="spellStart"/>
+      <w:r>
+        <w:rPr>
+          <w:rFonts w:ascii="Arial" w:eastAsia="Arial" w:hAnsi="Arial" w:cs="Arial"/>
+          <w:color w:val="1A1B26"/>
+        </w:rPr>
+        <w:t>sebelum</w:t>
+      </w:r>
+      <w:proofErr w:type="spellEnd"/>
+      <w:r>
+        <w:rPr>
+          <w:rFonts w:ascii="Arial" w:eastAsia="Arial" w:hAnsi="Arial" w:cs="Arial"/>
+          <w:color w:val="1A1B26"/>
+        </w:rPr>
+        <w:t xml:space="preserve"> app </w:t>
+      </w:r>
+      <w:proofErr w:type="spellStart"/>
+      <w:r>
+        <w:rPr>
+          <w:rFonts w:ascii="Arial" w:eastAsia="Arial" w:hAnsi="Arial" w:cs="Arial"/>
+          <w:color w:val="1A1B26"/>
+        </w:rPr>
+        <w:t>dibuka</w:t>
+      </w:r>
+      <w:proofErr w:type="spellEnd"/>
+      <w:r>
+        <w:rPr>
+          <w:rFonts w:ascii="Arial" w:eastAsia="Arial" w:hAnsi="Arial" w:cs="Arial"/>
+          <w:color w:val="1A1B26"/>
+        </w:rPr>
+        <w:t xml:space="preserve"> </w:t>
+      </w:r>
+      <w:proofErr w:type="spellStart"/>
+      <w:r>
+        <w:rPr>
+          <w:rFonts w:ascii="Arial" w:eastAsia="Arial" w:hAnsi="Arial" w:cs="Arial"/>
+          <w:color w:val="1A1B26"/>
+        </w:rPr>
+        <w:t>ke</w:t>
+      </w:r>
+      <w:proofErr w:type="spellEnd"/>
+      <w:r>
+        <w:rPr>
+          <w:rFonts w:ascii="Arial" w:eastAsia="Arial" w:hAnsi="Arial" w:cs="Arial"/>
+          <w:color w:val="1A1B26"/>
+        </w:rPr>
+        <w:t xml:space="preserve"> </w:t>
+      </w:r>
+      <w:proofErr w:type="spellStart"/>
+      <w:r>
+        <w:rPr>
+          <w:rFonts w:ascii="Arial" w:eastAsia="Arial" w:hAnsi="Arial" w:cs="Arial"/>
+          <w:color w:val="1A1B26"/>
+        </w:rPr>
+        <w:t>publik</w:t>
+      </w:r>
+      <w:proofErr w:type="spellEnd"/>
+      <w:r>
+        <w:rPr>
+          <w:rFonts w:ascii="Arial" w:eastAsia="Arial" w:hAnsi="Arial" w:cs="Arial"/>
+          <w:color w:val="1A1B26"/>
+        </w:rPr>
+        <w:t>.</w:t>
       </w:r>
     </w:p>
     <w:p>
@@ -369,6 +889,7 @@
             <w:vAlign w:val="center"/>
           </w:tcPr>
           <w:p>
+            <w:proofErr w:type="spellStart"/>
             <w:r>
               <w:rPr>
                 <w:rFonts w:ascii="Arial" w:eastAsia="Arial" w:hAnsi="Arial" w:cs="Arial"/>
@@ -378,6 +899,7 @@
               </w:rPr>
               <w:t>Kategori</w:t>
             </w:r>
+            <w:proofErr w:type="spellEnd"/>
           </w:p>
         </w:tc>
         <w:tc>
@@ -402,6 +924,7 @@
             <w:pPr>
               <w:jc w:val="center"/>
             </w:pPr>
+            <w:proofErr w:type="spellStart"/>
             <w:r>
               <w:rPr>
                 <w:rFonts w:ascii="Arial" w:eastAsia="Arial" w:hAnsi="Arial" w:cs="Arial"/>
@@ -411,6 +934,7 @@
               </w:rPr>
               <w:t>Prioritas</w:t>
             </w:r>
+            <w:proofErr w:type="spellEnd"/>
           </w:p>
         </w:tc>
         <w:tc>
@@ -509,7 +1033,167 @@
                 <w:rFonts w:ascii="Arial" w:eastAsia="Arial" w:hAnsi="Arial" w:cs="Arial"/>
                 <w:color w:val="1A1B26"/>
               </w:rPr>
-              <w:t>Onboarding Interaktif — contoh prompt yang bisa langsung diklik ("Makan siang 45rb", "Gaji masuk 8 juta", "Isi bensin 100rb")</w:t>
+              <w:t xml:space="preserve">Onboarding </w:t>
+            </w:r>
+            <w:proofErr w:type="spellStart"/>
+            <w:r>
+              <w:rPr>
+                <w:rFonts w:ascii="Arial" w:eastAsia="Arial" w:hAnsi="Arial" w:cs="Arial"/>
+                <w:color w:val="1A1B26"/>
+              </w:rPr>
+              <w:t>Interaktif</w:t>
+            </w:r>
+            <w:proofErr w:type="spellEnd"/>
+            <w:r>
+              <w:rPr>
+                <w:rFonts w:ascii="Arial" w:eastAsia="Arial" w:hAnsi="Arial" w:cs="Arial"/>
+                <w:color w:val="1A1B26"/>
+              </w:rPr>
+              <w:t xml:space="preserve"> — </w:t>
+            </w:r>
+            <w:proofErr w:type="spellStart"/>
+            <w:r>
+              <w:rPr>
+                <w:rFonts w:ascii="Arial" w:eastAsia="Arial" w:hAnsi="Arial" w:cs="Arial"/>
+                <w:color w:val="1A1B26"/>
+              </w:rPr>
+              <w:t>contoh</w:t>
+            </w:r>
+            <w:proofErr w:type="spellEnd"/>
+            <w:r>
+              <w:rPr>
+                <w:rFonts w:ascii="Arial" w:eastAsia="Arial" w:hAnsi="Arial" w:cs="Arial"/>
+                <w:color w:val="1A1B26"/>
+              </w:rPr>
+              <w:t xml:space="preserve"> prompt yang </w:t>
+            </w:r>
+            <w:proofErr w:type="spellStart"/>
+            <w:r>
+              <w:rPr>
+                <w:rFonts w:ascii="Arial" w:eastAsia="Arial" w:hAnsi="Arial" w:cs="Arial"/>
+                <w:color w:val="1A1B26"/>
+              </w:rPr>
+              <w:t>bisa</w:t>
+            </w:r>
+            <w:proofErr w:type="spellEnd"/>
+            <w:r>
+              <w:rPr>
+                <w:rFonts w:ascii="Arial" w:eastAsia="Arial" w:hAnsi="Arial" w:cs="Arial"/>
+                <w:color w:val="1A1B26"/>
+              </w:rPr>
+              <w:t xml:space="preserve"> </w:t>
+            </w:r>
+            <w:proofErr w:type="spellStart"/>
+            <w:r>
+              <w:rPr>
+                <w:rFonts w:ascii="Arial" w:eastAsia="Arial" w:hAnsi="Arial" w:cs="Arial"/>
+                <w:color w:val="1A1B26"/>
+              </w:rPr>
+              <w:t>langsung</w:t>
+            </w:r>
+            <w:proofErr w:type="spellEnd"/>
+            <w:r>
+              <w:rPr>
+                <w:rFonts w:ascii="Arial" w:eastAsia="Arial" w:hAnsi="Arial" w:cs="Arial"/>
+                <w:color w:val="1A1B26"/>
+              </w:rPr>
+              <w:t xml:space="preserve"> </w:t>
+            </w:r>
+            <w:proofErr w:type="spellStart"/>
+            <w:r>
+              <w:rPr>
+                <w:rFonts w:ascii="Arial" w:eastAsia="Arial" w:hAnsi="Arial" w:cs="Arial"/>
+                <w:color w:val="1A1B26"/>
+              </w:rPr>
+              <w:t>diklik</w:t>
+            </w:r>
+            <w:proofErr w:type="spellEnd"/>
+            <w:r>
+              <w:rPr>
+                <w:rFonts w:ascii="Arial" w:eastAsia="Arial" w:hAnsi="Arial" w:cs="Arial"/>
+                <w:color w:val="1A1B26"/>
+              </w:rPr>
+              <w:t xml:space="preserve"> ("Makan </w:t>
+            </w:r>
+            <w:proofErr w:type="spellStart"/>
+            <w:r>
+              <w:rPr>
+                <w:rFonts w:ascii="Arial" w:eastAsia="Arial" w:hAnsi="Arial" w:cs="Arial"/>
+                <w:color w:val="1A1B26"/>
+              </w:rPr>
+              <w:t>siang</w:t>
+            </w:r>
+            <w:proofErr w:type="spellEnd"/>
+            <w:r>
+              <w:rPr>
+                <w:rFonts w:ascii="Arial" w:eastAsia="Arial" w:hAnsi="Arial" w:cs="Arial"/>
+                <w:color w:val="1A1B26"/>
+              </w:rPr>
+              <w:t xml:space="preserve"> 45rb", "</w:t>
+            </w:r>
+            <w:proofErr w:type="spellStart"/>
+            <w:r>
+              <w:rPr>
+                <w:rFonts w:ascii="Arial" w:eastAsia="Arial" w:hAnsi="Arial" w:cs="Arial"/>
+                <w:color w:val="1A1B26"/>
+              </w:rPr>
+              <w:t>Gaji</w:t>
+            </w:r>
+            <w:proofErr w:type="spellEnd"/>
+            <w:r>
+              <w:rPr>
+                <w:rFonts w:ascii="Arial" w:eastAsia="Arial" w:hAnsi="Arial" w:cs="Arial"/>
+                <w:color w:val="1A1B26"/>
+              </w:rPr>
+              <w:t xml:space="preserve"> </w:t>
+            </w:r>
+            <w:proofErr w:type="spellStart"/>
+            <w:r>
+              <w:rPr>
+                <w:rFonts w:ascii="Arial" w:eastAsia="Arial" w:hAnsi="Arial" w:cs="Arial"/>
+                <w:color w:val="1A1B26"/>
+              </w:rPr>
+              <w:t>masuk</w:t>
+            </w:r>
+            <w:proofErr w:type="spellEnd"/>
+            <w:r>
+              <w:rPr>
+                <w:rFonts w:ascii="Arial" w:eastAsia="Arial" w:hAnsi="Arial" w:cs="Arial"/>
+                <w:color w:val="1A1B26"/>
+              </w:rPr>
+              <w:t xml:space="preserve"> 8 </w:t>
+            </w:r>
+            <w:proofErr w:type="spellStart"/>
+            <w:r>
+              <w:rPr>
+                <w:rFonts w:ascii="Arial" w:eastAsia="Arial" w:hAnsi="Arial" w:cs="Arial"/>
+                <w:color w:val="1A1B26"/>
+              </w:rPr>
+              <w:t>juta</w:t>
+            </w:r>
+            <w:proofErr w:type="spellEnd"/>
+            <w:r>
+              <w:rPr>
+                <w:rFonts w:ascii="Arial" w:eastAsia="Arial" w:hAnsi="Arial" w:cs="Arial"/>
+                <w:color w:val="1A1B26"/>
+              </w:rPr>
+              <w:t xml:space="preserve">", "Isi </w:t>
+            </w:r>
+            <w:proofErr w:type="spellStart"/>
+            <w:r>
+              <w:rPr>
+                <w:rFonts w:ascii="Arial" w:eastAsia="Arial" w:hAnsi="Arial" w:cs="Arial"/>
+                <w:color w:val="1A1B26"/>
+              </w:rPr>
+              <w:t>bensin</w:t>
+            </w:r>
+            <w:proofErr w:type="spellEnd"/>
+            <w:r>
+              <w:rPr>
+                <w:rFonts w:ascii="Arial" w:eastAsia="Arial" w:hAnsi="Arial" w:cs="Arial"/>
+                <w:color w:val="1A1B26"/>
+              </w:rPr>
+              <w:t xml:space="preserve"> 100rb")</w:t>
             </w:r>
           </w:p>
         </w:tc>
@@ -630,7 +1314,7 @@
                 <w:rFonts w:ascii="Arial" w:eastAsia="Arial" w:hAnsi="Arial" w:cs="Arial"/>
                 <w:color w:val="999999"/>
               </w:rPr>
-              <w:t>⚠️ Sebagian</w:t>
+              <w:t>Done</w:t>
             </w:r>
           </w:p>
         </w:tc>
@@ -697,8 +1381,81 @@
                 <w:rFonts w:ascii="Arial" w:eastAsia="Arial" w:hAnsi="Arial" w:cs="Arial"/>
                 <w:color w:val="1A1B26"/>
               </w:rPr>
-              <w:t>Financial Health Score — skor 0-100 berdasarkan cashflow, tabungan, budget, konsistensi pencatatan</w:t>
-            </w:r>
+              <w:t xml:space="preserve">Financial Health Score — </w:t>
+            </w:r>
+            <w:proofErr w:type="spellStart"/>
+            <w:r>
+              <w:rPr>
+                <w:rFonts w:ascii="Arial" w:eastAsia="Arial" w:hAnsi="Arial" w:cs="Arial"/>
+                <w:color w:val="1A1B26"/>
+              </w:rPr>
+              <w:t>skor</w:t>
+            </w:r>
+            <w:proofErr w:type="spellEnd"/>
+            <w:r>
+              <w:rPr>
+                <w:rFonts w:ascii="Arial" w:eastAsia="Arial" w:hAnsi="Arial" w:cs="Arial"/>
+                <w:color w:val="1A1B26"/>
+              </w:rPr>
+              <w:t xml:space="preserve"> 0-100 </w:t>
+            </w:r>
+            <w:proofErr w:type="spellStart"/>
+            <w:r>
+              <w:rPr>
+                <w:rFonts w:ascii="Arial" w:eastAsia="Arial" w:hAnsi="Arial" w:cs="Arial"/>
+                <w:color w:val="1A1B26"/>
+              </w:rPr>
+              <w:t>berdasarkan</w:t>
+            </w:r>
+            <w:proofErr w:type="spellEnd"/>
+            <w:r>
+              <w:rPr>
+                <w:rFonts w:ascii="Arial" w:eastAsia="Arial" w:hAnsi="Arial" w:cs="Arial"/>
+                <w:color w:val="1A1B26"/>
+              </w:rPr>
+              <w:t xml:space="preserve"> cashflow, </w:t>
+            </w:r>
+            <w:proofErr w:type="spellStart"/>
+            <w:r>
+              <w:rPr>
+                <w:rFonts w:ascii="Arial" w:eastAsia="Arial" w:hAnsi="Arial" w:cs="Arial"/>
+                <w:color w:val="1A1B26"/>
+              </w:rPr>
+              <w:t>tabungan</w:t>
+            </w:r>
+            <w:proofErr w:type="spellEnd"/>
+            <w:r>
+              <w:rPr>
+                <w:rFonts w:ascii="Arial" w:eastAsia="Arial" w:hAnsi="Arial" w:cs="Arial"/>
+                <w:color w:val="1A1B26"/>
+              </w:rPr>
+              <w:t xml:space="preserve">, budget, </w:t>
+            </w:r>
+            <w:proofErr w:type="spellStart"/>
+            <w:r>
+              <w:rPr>
+                <w:rFonts w:ascii="Arial" w:eastAsia="Arial" w:hAnsi="Arial" w:cs="Arial"/>
+                <w:color w:val="1A1B26"/>
+              </w:rPr>
+              <w:t>konsistensi</w:t>
+            </w:r>
+            <w:proofErr w:type="spellEnd"/>
+            <w:r>
+              <w:rPr>
+                <w:rFonts w:ascii="Arial" w:eastAsia="Arial" w:hAnsi="Arial" w:cs="Arial"/>
+                <w:color w:val="1A1B26"/>
+              </w:rPr>
+              <w:t xml:space="preserve"> </w:t>
+            </w:r>
+            <w:proofErr w:type="spellStart"/>
+            <w:r>
+              <w:rPr>
+                <w:rFonts w:ascii="Arial" w:eastAsia="Arial" w:hAnsi="Arial" w:cs="Arial"/>
+                <w:color w:val="1A1B26"/>
+              </w:rPr>
+              <w:t>pencatatan</w:t>
+            </w:r>
+            <w:proofErr w:type="spellEnd"/>
           </w:p>
         </w:tc>
         <w:tc>
@@ -818,7 +1575,7 @@
                 <w:rFonts w:ascii="Arial" w:eastAsia="Arial" w:hAnsi="Arial" w:cs="Arial"/>
                 <w:color w:val="999999"/>
               </w:rPr>
-              <w:t>📋 Backlog</w:t>
+              <w:t>Done</w:t>
             </w:r>
           </w:p>
         </w:tc>
@@ -885,8 +1642,129 @@
                 <w:rFonts w:ascii="Arial" w:eastAsia="Arial" w:hAnsi="Arial" w:cs="Arial"/>
                 <w:color w:val="1A1B26"/>
               </w:rPr>
-              <w:t>Insight Mingguan Dasar — pengeluaran naik/turun, kategori terbesar, perbandingan minggu lalu</w:t>
-            </w:r>
+              <w:t xml:space="preserve">Insight </w:t>
+            </w:r>
+            <w:proofErr w:type="spellStart"/>
+            <w:r>
+              <w:rPr>
+                <w:rFonts w:ascii="Arial" w:eastAsia="Arial" w:hAnsi="Arial" w:cs="Arial"/>
+                <w:color w:val="1A1B26"/>
+              </w:rPr>
+              <w:t>Mingguan</w:t>
+            </w:r>
+            <w:proofErr w:type="spellEnd"/>
+            <w:r>
+              <w:rPr>
+                <w:rFonts w:ascii="Arial" w:eastAsia="Arial" w:hAnsi="Arial" w:cs="Arial"/>
+                <w:color w:val="1A1B26"/>
+              </w:rPr>
+              <w:t xml:space="preserve"> Dasar — </w:t>
+            </w:r>
+            <w:proofErr w:type="spellStart"/>
+            <w:r>
+              <w:rPr>
+                <w:rFonts w:ascii="Arial" w:eastAsia="Arial" w:hAnsi="Arial" w:cs="Arial"/>
+                <w:color w:val="1A1B26"/>
+              </w:rPr>
+              <w:t>pengeluaran</w:t>
+            </w:r>
+            <w:proofErr w:type="spellEnd"/>
+            <w:r>
+              <w:rPr>
+                <w:rFonts w:ascii="Arial" w:eastAsia="Arial" w:hAnsi="Arial" w:cs="Arial"/>
+                <w:color w:val="1A1B26"/>
+              </w:rPr>
+              <w:t xml:space="preserve"> naik/</w:t>
+            </w:r>
+            <w:proofErr w:type="spellStart"/>
+            <w:r>
+              <w:rPr>
+                <w:rFonts w:ascii="Arial" w:eastAsia="Arial" w:hAnsi="Arial" w:cs="Arial"/>
+                <w:color w:val="1A1B26"/>
+              </w:rPr>
+              <w:t>turun</w:t>
+            </w:r>
+            <w:proofErr w:type="spellEnd"/>
+            <w:r>
+              <w:rPr>
+                <w:rFonts w:ascii="Arial" w:eastAsia="Arial" w:hAnsi="Arial" w:cs="Arial"/>
+                <w:color w:val="1A1B26"/>
+              </w:rPr>
+              <w:t xml:space="preserve">, </w:t>
+            </w:r>
+            <w:proofErr w:type="spellStart"/>
+            <w:r>
+              <w:rPr>
+                <w:rFonts w:ascii="Arial" w:eastAsia="Arial" w:hAnsi="Arial" w:cs="Arial"/>
+                <w:color w:val="1A1B26"/>
+              </w:rPr>
+              <w:t>kategori</w:t>
+            </w:r>
+            <w:proofErr w:type="spellEnd"/>
+            <w:r>
+              <w:rPr>
+                <w:rFonts w:ascii="Arial" w:eastAsia="Arial" w:hAnsi="Arial" w:cs="Arial"/>
+                <w:color w:val="1A1B26"/>
+              </w:rPr>
+              <w:t xml:space="preserve"> </w:t>
+            </w:r>
+            <w:proofErr w:type="spellStart"/>
+            <w:r>
+              <w:rPr>
+                <w:rFonts w:ascii="Arial" w:eastAsia="Arial" w:hAnsi="Arial" w:cs="Arial"/>
+                <w:color w:val="1A1B26"/>
+              </w:rPr>
+              <w:t>terbesar</w:t>
+            </w:r>
+            <w:proofErr w:type="spellEnd"/>
+            <w:r>
+              <w:rPr>
+                <w:rFonts w:ascii="Arial" w:eastAsia="Arial" w:hAnsi="Arial" w:cs="Arial"/>
+                <w:color w:val="1A1B26"/>
+              </w:rPr>
+              <w:t xml:space="preserve">, </w:t>
+            </w:r>
+            <w:proofErr w:type="spellStart"/>
+            <w:r>
+              <w:rPr>
+                <w:rFonts w:ascii="Arial" w:eastAsia="Arial" w:hAnsi="Arial" w:cs="Arial"/>
+                <w:color w:val="1A1B26"/>
+              </w:rPr>
+              <w:t>perbandingan</w:t>
+            </w:r>
+            <w:proofErr w:type="spellEnd"/>
+            <w:r>
+              <w:rPr>
+                <w:rFonts w:ascii="Arial" w:eastAsia="Arial" w:hAnsi="Arial" w:cs="Arial"/>
+                <w:color w:val="1A1B26"/>
+              </w:rPr>
+              <w:t xml:space="preserve"> </w:t>
+            </w:r>
+            <w:proofErr w:type="spellStart"/>
+            <w:r>
+              <w:rPr>
+                <w:rFonts w:ascii="Arial" w:eastAsia="Arial" w:hAnsi="Arial" w:cs="Arial"/>
+                <w:color w:val="1A1B26"/>
+              </w:rPr>
+              <w:t>minggu</w:t>
+            </w:r>
+            <w:proofErr w:type="spellEnd"/>
+            <w:r>
+              <w:rPr>
+                <w:rFonts w:ascii="Arial" w:eastAsia="Arial" w:hAnsi="Arial" w:cs="Arial"/>
+                <w:color w:val="1A1B26"/>
+              </w:rPr>
+              <w:t xml:space="preserve"> </w:t>
+            </w:r>
+            <w:proofErr w:type="spellStart"/>
+            <w:r>
+              <w:rPr>
+                <w:rFonts w:ascii="Arial" w:eastAsia="Arial" w:hAnsi="Arial" w:cs="Arial"/>
+                <w:color w:val="1A1B26"/>
+              </w:rPr>
+              <w:t>lalu</w:t>
+            </w:r>
+            <w:proofErr w:type="spellEnd"/>
           </w:p>
         </w:tc>
         <w:tc>
@@ -939,12 +1817,21 @@
             <w:vAlign w:val="center"/>
           </w:tcPr>
           <w:p>
-            <w:r>
-              <w:rPr>
-                <w:rFonts w:ascii="Arial" w:eastAsia="Arial" w:hAnsi="Arial" w:cs="Arial"/>
-                <w:color w:val="1A1B26"/>
-              </w:rPr>
-              <w:t>Analisis / AI</w:t>
+            <w:proofErr w:type="spellStart"/>
+            <w:r>
+              <w:rPr>
+                <w:rFonts w:ascii="Arial" w:eastAsia="Arial" w:hAnsi="Arial" w:cs="Arial"/>
+                <w:color w:val="1A1B26"/>
+              </w:rPr>
+              <w:t>Analisis</w:t>
+            </w:r>
+            <w:proofErr w:type="spellEnd"/>
+            <w:r>
+              <w:rPr>
+                <w:rFonts w:ascii="Arial" w:eastAsia="Arial" w:hAnsi="Arial" w:cs="Arial"/>
+                <w:color w:val="1A1B26"/>
+              </w:rPr>
+              <w:t xml:space="preserve"> / AI</w:t>
             </w:r>
           </w:p>
         </w:tc>
@@ -1006,7 +1893,7 @@
                 <w:rFonts w:ascii="Arial" w:eastAsia="Arial" w:hAnsi="Arial" w:cs="Arial"/>
                 <w:color w:val="999999"/>
               </w:rPr>
-              <w:t>📋 Backlog</w:t>
+              <w:t>Done</w:t>
             </w:r>
           </w:p>
         </w:tc>
@@ -1073,7 +1960,135 @@
                 <w:rFonts w:ascii="Arial" w:eastAsia="Arial" w:hAnsi="Arial" w:cs="Arial"/>
                 <w:color w:val="1A1B26"/>
               </w:rPr>
-              <w:t>Spending Alert — notifikasi saat pengeluaran kategori tertentu naik drastis (bukan hanya budget)</w:t>
+              <w:t xml:space="preserve">Spending Alert — </w:t>
+            </w:r>
+            <w:proofErr w:type="spellStart"/>
+            <w:r>
+              <w:rPr>
+                <w:rFonts w:ascii="Arial" w:eastAsia="Arial" w:hAnsi="Arial" w:cs="Arial"/>
+                <w:color w:val="1A1B26"/>
+              </w:rPr>
+              <w:t>notifikasi</w:t>
+            </w:r>
+            <w:proofErr w:type="spellEnd"/>
+            <w:r>
+              <w:rPr>
+                <w:rFonts w:ascii="Arial" w:eastAsia="Arial" w:hAnsi="Arial" w:cs="Arial"/>
+                <w:color w:val="1A1B26"/>
+              </w:rPr>
+              <w:t xml:space="preserve"> </w:t>
+            </w:r>
+            <w:proofErr w:type="spellStart"/>
+            <w:r>
+              <w:rPr>
+                <w:rFonts w:ascii="Arial" w:eastAsia="Arial" w:hAnsi="Arial" w:cs="Arial"/>
+                <w:color w:val="1A1B26"/>
+              </w:rPr>
+              <w:t>saat</w:t>
+            </w:r>
+            <w:proofErr w:type="spellEnd"/>
+            <w:r>
+              <w:rPr>
+                <w:rFonts w:ascii="Arial" w:eastAsia="Arial" w:hAnsi="Arial" w:cs="Arial"/>
+                <w:color w:val="1A1B26"/>
+              </w:rPr>
+              <w:t xml:space="preserve"> </w:t>
+            </w:r>
+            <w:proofErr w:type="spellStart"/>
+            <w:r>
+              <w:rPr>
+                <w:rFonts w:ascii="Arial" w:eastAsia="Arial" w:hAnsi="Arial" w:cs="Arial"/>
+                <w:color w:val="1A1B26"/>
+              </w:rPr>
+              <w:t>pengeluaran</w:t>
+            </w:r>
+            <w:proofErr w:type="spellEnd"/>
+            <w:r>
+              <w:rPr>
+                <w:rFonts w:ascii="Arial" w:eastAsia="Arial" w:hAnsi="Arial" w:cs="Arial"/>
+                <w:color w:val="1A1B26"/>
+              </w:rPr>
+              <w:t xml:space="preserve"> </w:t>
+            </w:r>
+            <w:proofErr w:type="spellStart"/>
+            <w:r>
+              <w:rPr>
+                <w:rFonts w:ascii="Arial" w:eastAsia="Arial" w:hAnsi="Arial" w:cs="Arial"/>
+                <w:color w:val="1A1B26"/>
+              </w:rPr>
+              <w:t>kategori</w:t>
+            </w:r>
+            <w:proofErr w:type="spellEnd"/>
+            <w:r>
+              <w:rPr>
+                <w:rFonts w:ascii="Arial" w:eastAsia="Arial" w:hAnsi="Arial" w:cs="Arial"/>
+                <w:color w:val="1A1B26"/>
+              </w:rPr>
+              <w:t xml:space="preserve"> </w:t>
+            </w:r>
+            <w:proofErr w:type="spellStart"/>
+            <w:r>
+              <w:rPr>
+                <w:rFonts w:ascii="Arial" w:eastAsia="Arial" w:hAnsi="Arial" w:cs="Arial"/>
+                <w:color w:val="1A1B26"/>
+              </w:rPr>
+              <w:t>tertentu</w:t>
+            </w:r>
+            <w:proofErr w:type="spellEnd"/>
+            <w:r>
+              <w:rPr>
+                <w:rFonts w:ascii="Arial" w:eastAsia="Arial" w:hAnsi="Arial" w:cs="Arial"/>
+                <w:color w:val="1A1B26"/>
+              </w:rPr>
+              <w:t xml:space="preserve"> naik </w:t>
+            </w:r>
+            <w:proofErr w:type="spellStart"/>
+            <w:r>
+              <w:rPr>
+                <w:rFonts w:ascii="Arial" w:eastAsia="Arial" w:hAnsi="Arial" w:cs="Arial"/>
+                <w:color w:val="1A1B26"/>
+              </w:rPr>
+              <w:t>drastis</w:t>
+            </w:r>
+            <w:proofErr w:type="spellEnd"/>
+            <w:r>
+              <w:rPr>
+                <w:rFonts w:ascii="Arial" w:eastAsia="Arial" w:hAnsi="Arial" w:cs="Arial"/>
+                <w:color w:val="1A1B26"/>
+              </w:rPr>
+              <w:t xml:space="preserve"> (</w:t>
+            </w:r>
+            <w:proofErr w:type="spellStart"/>
+            <w:r>
+              <w:rPr>
+                <w:rFonts w:ascii="Arial" w:eastAsia="Arial" w:hAnsi="Arial" w:cs="Arial"/>
+                <w:color w:val="1A1B26"/>
+              </w:rPr>
+              <w:t>bukan</w:t>
+            </w:r>
+            <w:proofErr w:type="spellEnd"/>
+            <w:r>
+              <w:rPr>
+                <w:rFonts w:ascii="Arial" w:eastAsia="Arial" w:hAnsi="Arial" w:cs="Arial"/>
+                <w:color w:val="1A1B26"/>
+              </w:rPr>
+              <w:t xml:space="preserve"> </w:t>
+            </w:r>
+            <w:proofErr w:type="spellStart"/>
+            <w:r>
+              <w:rPr>
+                <w:rFonts w:ascii="Arial" w:eastAsia="Arial" w:hAnsi="Arial" w:cs="Arial"/>
+                <w:color w:val="1A1B26"/>
+              </w:rPr>
+              <w:t>hanya</w:t>
+            </w:r>
+            <w:proofErr w:type="spellEnd"/>
+            <w:r>
+              <w:rPr>
+                <w:rFonts w:ascii="Arial" w:eastAsia="Arial" w:hAnsi="Arial" w:cs="Arial"/>
+                <w:color w:val="1A1B26"/>
+              </w:rPr>
+              <w:t xml:space="preserve"> budget)</w:t>
             </w:r>
           </w:p>
         </w:tc>
@@ -1194,7 +2209,7 @@
                 <w:rFonts w:ascii="Arial" w:eastAsia="Arial" w:hAnsi="Arial" w:cs="Arial"/>
                 <w:color w:val="999999"/>
               </w:rPr>
-              <w:t>⚠️ Sebagian</w:t>
+              <w:t>Done</w:t>
             </w:r>
           </w:p>
         </w:tc>
@@ -1262,8 +2277,97 @@
                 <w:rFonts w:ascii="Arial" w:eastAsia="Arial" w:hAnsi="Arial" w:cs="Arial"/>
                 <w:color w:val="1A1B26"/>
               </w:rPr>
-              <w:t>Streak System — hitung hari pencatatan berturut-turut, reset kalau skip sehari</w:t>
-            </w:r>
+              <w:t xml:space="preserve">Streak System — </w:t>
+            </w:r>
+            <w:proofErr w:type="spellStart"/>
+            <w:r>
+              <w:rPr>
+                <w:rFonts w:ascii="Arial" w:eastAsia="Arial" w:hAnsi="Arial" w:cs="Arial"/>
+                <w:color w:val="1A1B26"/>
+              </w:rPr>
+              <w:t>hitung</w:t>
+            </w:r>
+            <w:proofErr w:type="spellEnd"/>
+            <w:r>
+              <w:rPr>
+                <w:rFonts w:ascii="Arial" w:eastAsia="Arial" w:hAnsi="Arial" w:cs="Arial"/>
+                <w:color w:val="1A1B26"/>
+              </w:rPr>
+              <w:t xml:space="preserve"> </w:t>
+            </w:r>
+            <w:proofErr w:type="spellStart"/>
+            <w:r>
+              <w:rPr>
+                <w:rFonts w:ascii="Arial" w:eastAsia="Arial" w:hAnsi="Arial" w:cs="Arial"/>
+                <w:color w:val="1A1B26"/>
+              </w:rPr>
+              <w:t>hari</w:t>
+            </w:r>
+            <w:proofErr w:type="spellEnd"/>
+            <w:r>
+              <w:rPr>
+                <w:rFonts w:ascii="Arial" w:eastAsia="Arial" w:hAnsi="Arial" w:cs="Arial"/>
+                <w:color w:val="1A1B26"/>
+              </w:rPr>
+              <w:t xml:space="preserve"> </w:t>
+            </w:r>
+            <w:proofErr w:type="spellStart"/>
+            <w:r>
+              <w:rPr>
+                <w:rFonts w:ascii="Arial" w:eastAsia="Arial" w:hAnsi="Arial" w:cs="Arial"/>
+                <w:color w:val="1A1B26"/>
+              </w:rPr>
+              <w:t>pencatatan</w:t>
+            </w:r>
+            <w:proofErr w:type="spellEnd"/>
+            <w:r>
+              <w:rPr>
+                <w:rFonts w:ascii="Arial" w:eastAsia="Arial" w:hAnsi="Arial" w:cs="Arial"/>
+                <w:color w:val="1A1B26"/>
+              </w:rPr>
+              <w:t xml:space="preserve"> </w:t>
+            </w:r>
+            <w:proofErr w:type="spellStart"/>
+            <w:r>
+              <w:rPr>
+                <w:rFonts w:ascii="Arial" w:eastAsia="Arial" w:hAnsi="Arial" w:cs="Arial"/>
+                <w:color w:val="1A1B26"/>
+              </w:rPr>
+              <w:t>berturut-turut</w:t>
+            </w:r>
+            <w:proofErr w:type="spellEnd"/>
+            <w:r>
+              <w:rPr>
+                <w:rFonts w:ascii="Arial" w:eastAsia="Arial" w:hAnsi="Arial" w:cs="Arial"/>
+                <w:color w:val="1A1B26"/>
+              </w:rPr>
+              <w:t xml:space="preserve">, reset </w:t>
+            </w:r>
+            <w:proofErr w:type="spellStart"/>
+            <w:r>
+              <w:rPr>
+                <w:rFonts w:ascii="Arial" w:eastAsia="Arial" w:hAnsi="Arial" w:cs="Arial"/>
+                <w:color w:val="1A1B26"/>
+              </w:rPr>
+              <w:t>kalau</w:t>
+            </w:r>
+            <w:proofErr w:type="spellEnd"/>
+            <w:r>
+              <w:rPr>
+                <w:rFonts w:ascii="Arial" w:eastAsia="Arial" w:hAnsi="Arial" w:cs="Arial"/>
+                <w:color w:val="1A1B26"/>
+              </w:rPr>
+              <w:t xml:space="preserve"> skip </w:t>
+            </w:r>
+            <w:proofErr w:type="spellStart"/>
+            <w:r>
+              <w:rPr>
+                <w:rFonts w:ascii="Arial" w:eastAsia="Arial" w:hAnsi="Arial" w:cs="Arial"/>
+                <w:color w:val="1A1B26"/>
+              </w:rPr>
+              <w:t>sehari</w:t>
+            </w:r>
+            <w:proofErr w:type="spellEnd"/>
           </w:p>
         </w:tc>
         <w:tc>
@@ -1316,6 +2420,7 @@
             <w:vAlign w:val="center"/>
           </w:tcPr>
           <w:p>
+            <w:proofErr w:type="spellStart"/>
             <w:r>
               <w:rPr>
                 <w:rFonts w:ascii="Arial" w:eastAsia="Arial" w:hAnsi="Arial" w:cs="Arial"/>
@@ -1323,6 +2428,7 @@
               </w:rPr>
               <w:t>Gamifikasi</w:t>
             </w:r>
+            <w:proofErr w:type="spellEnd"/>
           </w:p>
         </w:tc>
         <w:tc>
@@ -1445,13 +2551,127 @@
             <w:vAlign w:val="center"/>
           </w:tcPr>
           <w:p>
-            <w:r>
-              <w:rPr>
-                <w:rFonts w:ascii="Arial" w:eastAsia="Arial" w:hAnsi="Arial" w:cs="Arial"/>
-                <w:color w:val="1A1B26"/>
-              </w:rPr>
-              <w:t>Perbaikan UI Home — kurangi area kosong, tambah onboarding card, contoh penggunaan yang lebih jelas</w:t>
-            </w:r>
+            <w:proofErr w:type="spellStart"/>
+            <w:r>
+              <w:rPr>
+                <w:rFonts w:ascii="Arial" w:eastAsia="Arial" w:hAnsi="Arial" w:cs="Arial"/>
+                <w:color w:val="1A1B26"/>
+              </w:rPr>
+              <w:t>Perbaikan</w:t>
+            </w:r>
+            <w:proofErr w:type="spellEnd"/>
+            <w:r>
+              <w:rPr>
+                <w:rFonts w:ascii="Arial" w:eastAsia="Arial" w:hAnsi="Arial" w:cs="Arial"/>
+                <w:color w:val="1A1B26"/>
+              </w:rPr>
+              <w:t xml:space="preserve"> UI Home — </w:t>
+            </w:r>
+            <w:proofErr w:type="spellStart"/>
+            <w:r>
+              <w:rPr>
+                <w:rFonts w:ascii="Arial" w:eastAsia="Arial" w:hAnsi="Arial" w:cs="Arial"/>
+                <w:color w:val="1A1B26"/>
+              </w:rPr>
+              <w:t>kurangi</w:t>
+            </w:r>
+            <w:proofErr w:type="spellEnd"/>
+            <w:r>
+              <w:rPr>
+                <w:rFonts w:ascii="Arial" w:eastAsia="Arial" w:hAnsi="Arial" w:cs="Arial"/>
+                <w:color w:val="1A1B26"/>
+              </w:rPr>
+              <w:t xml:space="preserve"> area </w:t>
+            </w:r>
+            <w:proofErr w:type="spellStart"/>
+            <w:r>
+              <w:rPr>
+                <w:rFonts w:ascii="Arial" w:eastAsia="Arial" w:hAnsi="Arial" w:cs="Arial"/>
+                <w:color w:val="1A1B26"/>
+              </w:rPr>
+              <w:t>kosong</w:t>
+            </w:r>
+            <w:proofErr w:type="spellEnd"/>
+            <w:r>
+              <w:rPr>
+                <w:rFonts w:ascii="Arial" w:eastAsia="Arial" w:hAnsi="Arial" w:cs="Arial"/>
+                <w:color w:val="1A1B26"/>
+              </w:rPr>
+              <w:t xml:space="preserve">, </w:t>
+            </w:r>
+            <w:proofErr w:type="spellStart"/>
+            <w:r>
+              <w:rPr>
+                <w:rFonts w:ascii="Arial" w:eastAsia="Arial" w:hAnsi="Arial" w:cs="Arial"/>
+                <w:color w:val="1A1B26"/>
+              </w:rPr>
+              <w:t>tambah</w:t>
+            </w:r>
+            <w:proofErr w:type="spellEnd"/>
+            <w:r>
+              <w:rPr>
+                <w:rFonts w:ascii="Arial" w:eastAsia="Arial" w:hAnsi="Arial" w:cs="Arial"/>
+                <w:color w:val="1A1B26"/>
+              </w:rPr>
+              <w:t xml:space="preserve"> onboarding card, </w:t>
+            </w:r>
+            <w:proofErr w:type="spellStart"/>
+            <w:r>
+              <w:rPr>
+                <w:rFonts w:ascii="Arial" w:eastAsia="Arial" w:hAnsi="Arial" w:cs="Arial"/>
+                <w:color w:val="1A1B26"/>
+              </w:rPr>
+              <w:t>contoh</w:t>
+            </w:r>
+            <w:proofErr w:type="spellEnd"/>
+            <w:r>
+              <w:rPr>
+                <w:rFonts w:ascii="Arial" w:eastAsia="Arial" w:hAnsi="Arial" w:cs="Arial"/>
+                <w:color w:val="1A1B26"/>
+              </w:rPr>
+              <w:t xml:space="preserve"> </w:t>
+            </w:r>
+            <w:proofErr w:type="spellStart"/>
+            <w:r>
+              <w:rPr>
+                <w:rFonts w:ascii="Arial" w:eastAsia="Arial" w:hAnsi="Arial" w:cs="Arial"/>
+                <w:color w:val="1A1B26"/>
+              </w:rPr>
+              <w:t>penggunaan</w:t>
+            </w:r>
+            <w:proofErr w:type="spellEnd"/>
+            <w:r>
+              <w:rPr>
+                <w:rFonts w:ascii="Arial" w:eastAsia="Arial" w:hAnsi="Arial" w:cs="Arial"/>
+                <w:color w:val="1A1B26"/>
+              </w:rPr>
+              <w:t xml:space="preserve"> yang </w:t>
+            </w:r>
+            <w:proofErr w:type="spellStart"/>
+            <w:r>
+              <w:rPr>
+                <w:rFonts w:ascii="Arial" w:eastAsia="Arial" w:hAnsi="Arial" w:cs="Arial"/>
+                <w:color w:val="1A1B26"/>
+              </w:rPr>
+              <w:t>lebih</w:t>
+            </w:r>
+            <w:proofErr w:type="spellEnd"/>
+            <w:r>
+              <w:rPr>
+                <w:rFonts w:ascii="Arial" w:eastAsia="Arial" w:hAnsi="Arial" w:cs="Arial"/>
+                <w:color w:val="1A1B26"/>
+              </w:rPr>
+              <w:t xml:space="preserve"> </w:t>
+            </w:r>
+            <w:proofErr w:type="spellStart"/>
+            <w:r>
+              <w:rPr>
+                <w:rFonts w:ascii="Arial" w:eastAsia="Arial" w:hAnsi="Arial" w:cs="Arial"/>
+                <w:color w:val="1A1B26"/>
+              </w:rPr>
+              <w:t>jelas</w:t>
+            </w:r>
+            <w:proofErr w:type="spellEnd"/>
           </w:p>
         </w:tc>
         <w:tc>
@@ -1748,6 +2968,7 @@
             <w:vAlign w:val="center"/>
           </w:tcPr>
           <w:p>
+            <w:proofErr w:type="spellStart"/>
             <w:r>
               <w:rPr>
                 <w:rFonts w:ascii="Arial" w:eastAsia="Arial" w:hAnsi="Arial" w:cs="Arial"/>
@@ -1757,6 +2978,7 @@
               </w:rPr>
               <w:t>Kategori</w:t>
             </w:r>
+            <w:proofErr w:type="spellEnd"/>
           </w:p>
         </w:tc>
         <w:tc>
@@ -1781,6 +3003,7 @@
             <w:pPr>
               <w:jc w:val="center"/>
             </w:pPr>
+            <w:proofErr w:type="spellStart"/>
             <w:r>
               <w:rPr>
                 <w:rFonts w:ascii="Arial" w:eastAsia="Arial" w:hAnsi="Arial" w:cs="Arial"/>
@@ -1790,6 +3013,7 @@
               </w:rPr>
               <w:t>Prioritas</w:t>
             </w:r>
+            <w:proofErr w:type="spellEnd"/>
           </w:p>
         </w:tc>
         <w:tc>
@@ -1888,7 +3112,39 @@
                 <w:rFonts w:ascii="Arial" w:eastAsia="Arial" w:hAnsi="Arial" w:cs="Arial"/>
                 <w:color w:val="1A1B26"/>
               </w:rPr>
-              <w:t>Achievement System — badge untuk 7 Hari Konsisten, 30 Hari Konsisten, Hemat 1 Juta Pertama, Budget Master</w:t>
+              <w:t xml:space="preserve">Achievement System — badge </w:t>
+            </w:r>
+            <w:proofErr w:type="spellStart"/>
+            <w:r>
+              <w:rPr>
+                <w:rFonts w:ascii="Arial" w:eastAsia="Arial" w:hAnsi="Arial" w:cs="Arial"/>
+                <w:color w:val="1A1B26"/>
+              </w:rPr>
+              <w:t>untuk</w:t>
+            </w:r>
+            <w:proofErr w:type="spellEnd"/>
+            <w:r>
+              <w:rPr>
+                <w:rFonts w:ascii="Arial" w:eastAsia="Arial" w:hAnsi="Arial" w:cs="Arial"/>
+                <w:color w:val="1A1B26"/>
+              </w:rPr>
+              <w:t xml:space="preserve"> 7 Hari Konsisten, 30 Hari Konsisten, Hemat 1 Juta </w:t>
+            </w:r>
+            <w:proofErr w:type="spellStart"/>
+            <w:r>
+              <w:rPr>
+                <w:rFonts w:ascii="Arial" w:eastAsia="Arial" w:hAnsi="Arial" w:cs="Arial"/>
+                <w:color w:val="1A1B26"/>
+              </w:rPr>
+              <w:t>Pertama</w:t>
+            </w:r>
+            <w:proofErr w:type="spellEnd"/>
+            <w:r>
+              <w:rPr>
+                <w:rFonts w:ascii="Arial" w:eastAsia="Arial" w:hAnsi="Arial" w:cs="Arial"/>
+                <w:color w:val="1A1B26"/>
+              </w:rPr>
+              <w:t>, Budget Master</w:t>
             </w:r>
           </w:p>
         </w:tc>
@@ -1942,6 +3198,7 @@
             <w:vAlign w:val="center"/>
           </w:tcPr>
           <w:p>
+            <w:proofErr w:type="spellStart"/>
             <w:r>
               <w:rPr>
                 <w:rFonts w:ascii="Arial" w:eastAsia="Arial" w:hAnsi="Arial" w:cs="Arial"/>
@@ -1949,6 +3206,7 @@
               </w:rPr>
               <w:t>Gamifikasi</w:t>
             </w:r>
+            <w:proofErr w:type="spellEnd"/>
           </w:p>
         </w:tc>
         <w:tc>
@@ -2076,8 +3334,145 @@
                 <w:rFonts w:ascii="Arial" w:eastAsia="Arial" w:hAnsi="Arial" w:cs="Arial"/>
                 <w:color w:val="1A1B26"/>
               </w:rPr>
-              <w:t>Financial Story — ringkasan keuangan mingguan/bulanan dalam bentuk narasi AI yang mudah dipahami</w:t>
-            </w:r>
+              <w:t xml:space="preserve">Financial Story — </w:t>
+            </w:r>
+            <w:proofErr w:type="spellStart"/>
+            <w:r>
+              <w:rPr>
+                <w:rFonts w:ascii="Arial" w:eastAsia="Arial" w:hAnsi="Arial" w:cs="Arial"/>
+                <w:color w:val="1A1B26"/>
+              </w:rPr>
+              <w:t>ringkasan</w:t>
+            </w:r>
+            <w:proofErr w:type="spellEnd"/>
+            <w:r>
+              <w:rPr>
+                <w:rFonts w:ascii="Arial" w:eastAsia="Arial" w:hAnsi="Arial" w:cs="Arial"/>
+                <w:color w:val="1A1B26"/>
+              </w:rPr>
+              <w:t xml:space="preserve"> </w:t>
+            </w:r>
+            <w:proofErr w:type="spellStart"/>
+            <w:r>
+              <w:rPr>
+                <w:rFonts w:ascii="Arial" w:eastAsia="Arial" w:hAnsi="Arial" w:cs="Arial"/>
+                <w:color w:val="1A1B26"/>
+              </w:rPr>
+              <w:t>keuangan</w:t>
+            </w:r>
+            <w:proofErr w:type="spellEnd"/>
+            <w:r>
+              <w:rPr>
+                <w:rFonts w:ascii="Arial" w:eastAsia="Arial" w:hAnsi="Arial" w:cs="Arial"/>
+                <w:color w:val="1A1B26"/>
+              </w:rPr>
+              <w:t xml:space="preserve"> </w:t>
+            </w:r>
+            <w:proofErr w:type="spellStart"/>
+            <w:r>
+              <w:rPr>
+                <w:rFonts w:ascii="Arial" w:eastAsia="Arial" w:hAnsi="Arial" w:cs="Arial"/>
+                <w:color w:val="1A1B26"/>
+              </w:rPr>
+              <w:t>mingguan</w:t>
+            </w:r>
+            <w:proofErr w:type="spellEnd"/>
+            <w:r>
+              <w:rPr>
+                <w:rFonts w:ascii="Arial" w:eastAsia="Arial" w:hAnsi="Arial" w:cs="Arial"/>
+                <w:color w:val="1A1B26"/>
+              </w:rPr>
+              <w:t>/</w:t>
+            </w:r>
+            <w:proofErr w:type="spellStart"/>
+            <w:r>
+              <w:rPr>
+                <w:rFonts w:ascii="Arial" w:eastAsia="Arial" w:hAnsi="Arial" w:cs="Arial"/>
+                <w:color w:val="1A1B26"/>
+              </w:rPr>
+              <w:t>bulanan</w:t>
+            </w:r>
+            <w:proofErr w:type="spellEnd"/>
+            <w:r>
+              <w:rPr>
+                <w:rFonts w:ascii="Arial" w:eastAsia="Arial" w:hAnsi="Arial" w:cs="Arial"/>
+                <w:color w:val="1A1B26"/>
+              </w:rPr>
+              <w:t xml:space="preserve"> </w:t>
+            </w:r>
+            <w:proofErr w:type="spellStart"/>
+            <w:r>
+              <w:rPr>
+                <w:rFonts w:ascii="Arial" w:eastAsia="Arial" w:hAnsi="Arial" w:cs="Arial"/>
+                <w:color w:val="1A1B26"/>
+              </w:rPr>
+              <w:t>dalam</w:t>
+            </w:r>
+            <w:proofErr w:type="spellEnd"/>
+            <w:r>
+              <w:rPr>
+                <w:rFonts w:ascii="Arial" w:eastAsia="Arial" w:hAnsi="Arial" w:cs="Arial"/>
+                <w:color w:val="1A1B26"/>
+              </w:rPr>
+              <w:t xml:space="preserve"> </w:t>
+            </w:r>
+            <w:proofErr w:type="spellStart"/>
+            <w:r>
+              <w:rPr>
+                <w:rFonts w:ascii="Arial" w:eastAsia="Arial" w:hAnsi="Arial" w:cs="Arial"/>
+                <w:color w:val="1A1B26"/>
+              </w:rPr>
+              <w:t>bentuk</w:t>
+            </w:r>
+            <w:proofErr w:type="spellEnd"/>
+            <w:r>
+              <w:rPr>
+                <w:rFonts w:ascii="Arial" w:eastAsia="Arial" w:hAnsi="Arial" w:cs="Arial"/>
+                <w:color w:val="1A1B26"/>
+              </w:rPr>
+              <w:t xml:space="preserve"> </w:t>
+            </w:r>
+            <w:proofErr w:type="spellStart"/>
+            <w:r>
+              <w:rPr>
+                <w:rFonts w:ascii="Arial" w:eastAsia="Arial" w:hAnsi="Arial" w:cs="Arial"/>
+                <w:color w:val="1A1B26"/>
+              </w:rPr>
+              <w:t>narasi</w:t>
+            </w:r>
+            <w:proofErr w:type="spellEnd"/>
+            <w:r>
+              <w:rPr>
+                <w:rFonts w:ascii="Arial" w:eastAsia="Arial" w:hAnsi="Arial" w:cs="Arial"/>
+                <w:color w:val="1A1B26"/>
+              </w:rPr>
+              <w:t xml:space="preserve"> AI yang </w:t>
+            </w:r>
+            <w:proofErr w:type="spellStart"/>
+            <w:r>
+              <w:rPr>
+                <w:rFonts w:ascii="Arial" w:eastAsia="Arial" w:hAnsi="Arial" w:cs="Arial"/>
+                <w:color w:val="1A1B26"/>
+              </w:rPr>
+              <w:t>mudah</w:t>
+            </w:r>
+            <w:proofErr w:type="spellEnd"/>
+            <w:r>
+              <w:rPr>
+                <w:rFonts w:ascii="Arial" w:eastAsia="Arial" w:hAnsi="Arial" w:cs="Arial"/>
+                <w:color w:val="1A1B26"/>
+              </w:rPr>
+              <w:t xml:space="preserve"> </w:t>
+            </w:r>
+            <w:proofErr w:type="spellStart"/>
+            <w:r>
+              <w:rPr>
+                <w:rFonts w:ascii="Arial" w:eastAsia="Arial" w:hAnsi="Arial" w:cs="Arial"/>
+                <w:color w:val="1A1B26"/>
+              </w:rPr>
+              <w:t>dipahami</w:t>
+            </w:r>
+            <w:proofErr w:type="spellEnd"/>
           </w:p>
         </w:tc>
         <w:tc>
@@ -2264,8 +3659,81 @@
                 <w:rFonts w:ascii="Arial" w:eastAsia="Arial" w:hAnsi="Arial" w:cs="Arial"/>
                 <w:color w:val="1A1B26"/>
               </w:rPr>
-              <w:t>Target &amp; Tujuan Tabungan — set target "Menikah Rp 50jt", catat setoran, progress bar, estimasi tercapai</w:t>
-            </w:r>
+              <w:t>Target &amp; Tujuan Tabungan — set target "</w:t>
+            </w:r>
+            <w:proofErr w:type="spellStart"/>
+            <w:r>
+              <w:rPr>
+                <w:rFonts w:ascii="Arial" w:eastAsia="Arial" w:hAnsi="Arial" w:cs="Arial"/>
+                <w:color w:val="1A1B26"/>
+              </w:rPr>
+              <w:t>Menikah</w:t>
+            </w:r>
+            <w:proofErr w:type="spellEnd"/>
+            <w:r>
+              <w:rPr>
+                <w:rFonts w:ascii="Arial" w:eastAsia="Arial" w:hAnsi="Arial" w:cs="Arial"/>
+                <w:color w:val="1A1B26"/>
+              </w:rPr>
+              <w:t xml:space="preserve"> Rp 50jt", </w:t>
+            </w:r>
+            <w:proofErr w:type="spellStart"/>
+            <w:r>
+              <w:rPr>
+                <w:rFonts w:ascii="Arial" w:eastAsia="Arial" w:hAnsi="Arial" w:cs="Arial"/>
+                <w:color w:val="1A1B26"/>
+              </w:rPr>
+              <w:t>catat</w:t>
+            </w:r>
+            <w:proofErr w:type="spellEnd"/>
+            <w:r>
+              <w:rPr>
+                <w:rFonts w:ascii="Arial" w:eastAsia="Arial" w:hAnsi="Arial" w:cs="Arial"/>
+                <w:color w:val="1A1B26"/>
+              </w:rPr>
+              <w:t xml:space="preserve"> </w:t>
+            </w:r>
+            <w:proofErr w:type="spellStart"/>
+            <w:r>
+              <w:rPr>
+                <w:rFonts w:ascii="Arial" w:eastAsia="Arial" w:hAnsi="Arial" w:cs="Arial"/>
+                <w:color w:val="1A1B26"/>
+              </w:rPr>
+              <w:t>setoran</w:t>
+            </w:r>
+            <w:proofErr w:type="spellEnd"/>
+            <w:r>
+              <w:rPr>
+                <w:rFonts w:ascii="Arial" w:eastAsia="Arial" w:hAnsi="Arial" w:cs="Arial"/>
+                <w:color w:val="1A1B26"/>
+              </w:rPr>
+              <w:t xml:space="preserve">, progress bar, </w:t>
+            </w:r>
+            <w:proofErr w:type="spellStart"/>
+            <w:r>
+              <w:rPr>
+                <w:rFonts w:ascii="Arial" w:eastAsia="Arial" w:hAnsi="Arial" w:cs="Arial"/>
+                <w:color w:val="1A1B26"/>
+              </w:rPr>
+              <w:t>estimasi</w:t>
+            </w:r>
+            <w:proofErr w:type="spellEnd"/>
+            <w:r>
+              <w:rPr>
+                <w:rFonts w:ascii="Arial" w:eastAsia="Arial" w:hAnsi="Arial" w:cs="Arial"/>
+                <w:color w:val="1A1B26"/>
+              </w:rPr>
+              <w:t xml:space="preserve"> </w:t>
+            </w:r>
+            <w:proofErr w:type="spellStart"/>
+            <w:r>
+              <w:rPr>
+                <w:rFonts w:ascii="Arial" w:eastAsia="Arial" w:hAnsi="Arial" w:cs="Arial"/>
+                <w:color w:val="1A1B26"/>
+              </w:rPr>
+              <w:t>tercapai</w:t>
+            </w:r>
+            <w:proofErr w:type="spellEnd"/>
           </w:p>
         </w:tc>
         <w:tc>
@@ -2452,7 +3920,55 @@
                 <w:rFonts w:ascii="Arial" w:eastAsia="Arial" w:hAnsi="Arial" w:cs="Arial"/>
                 <w:color w:val="1A1B26"/>
               </w:rPr>
-              <w:t>Insight Mingguan Premium — analisis mendalam + saran AI personal</w:t>
+              <w:t xml:space="preserve">Insight </w:t>
+            </w:r>
+            <w:proofErr w:type="spellStart"/>
+            <w:r>
+              <w:rPr>
+                <w:rFonts w:ascii="Arial" w:eastAsia="Arial" w:hAnsi="Arial" w:cs="Arial"/>
+                <w:color w:val="1A1B26"/>
+              </w:rPr>
+              <w:t>Mingguan</w:t>
+            </w:r>
+            <w:proofErr w:type="spellEnd"/>
+            <w:r>
+              <w:rPr>
+                <w:rFonts w:ascii="Arial" w:eastAsia="Arial" w:hAnsi="Arial" w:cs="Arial"/>
+                <w:color w:val="1A1B26"/>
+              </w:rPr>
+              <w:t xml:space="preserve"> Premium — </w:t>
+            </w:r>
+            <w:proofErr w:type="spellStart"/>
+            <w:r>
+              <w:rPr>
+                <w:rFonts w:ascii="Arial" w:eastAsia="Arial" w:hAnsi="Arial" w:cs="Arial"/>
+                <w:color w:val="1A1B26"/>
+              </w:rPr>
+              <w:t>analisis</w:t>
+            </w:r>
+            <w:proofErr w:type="spellEnd"/>
+            <w:r>
+              <w:rPr>
+                <w:rFonts w:ascii="Arial" w:eastAsia="Arial" w:hAnsi="Arial" w:cs="Arial"/>
+                <w:color w:val="1A1B26"/>
+              </w:rPr>
+              <w:t xml:space="preserve"> </w:t>
+            </w:r>
+            <w:proofErr w:type="spellStart"/>
+            <w:r>
+              <w:rPr>
+                <w:rFonts w:ascii="Arial" w:eastAsia="Arial" w:hAnsi="Arial" w:cs="Arial"/>
+                <w:color w:val="1A1B26"/>
+              </w:rPr>
+              <w:t>mendalam</w:t>
+            </w:r>
+            <w:proofErr w:type="spellEnd"/>
+            <w:r>
+              <w:rPr>
+                <w:rFonts w:ascii="Arial" w:eastAsia="Arial" w:hAnsi="Arial" w:cs="Arial"/>
+                <w:color w:val="1A1B26"/>
+              </w:rPr>
+              <w:t xml:space="preserve"> + saran AI personal</w:t>
             </w:r>
           </w:p>
         </w:tc>
@@ -2511,8 +4027,17 @@
                 <w:rFonts w:ascii="Arial" w:eastAsia="Arial" w:hAnsi="Arial" w:cs="Arial"/>
                 <w:color w:val="1A1B26"/>
               </w:rPr>
-              <w:t>AI / Analisis</w:t>
-            </w:r>
+              <w:t xml:space="preserve">AI / </w:t>
+            </w:r>
+            <w:proofErr w:type="spellStart"/>
+            <w:r>
+              <w:rPr>
+                <w:rFonts w:ascii="Arial" w:eastAsia="Arial" w:hAnsi="Arial" w:cs="Arial"/>
+                <w:color w:val="1A1B26"/>
+              </w:rPr>
+              <w:t>Analisis</w:t>
+            </w:r>
+            <w:proofErr w:type="spellEnd"/>
           </w:p>
         </w:tc>
         <w:tc>
@@ -2640,7 +4165,55 @@
                 <w:rFonts w:ascii="Arial" w:eastAsia="Arial" w:hAnsi="Arial" w:cs="Arial"/>
                 <w:color w:val="1A1B26"/>
               </w:rPr>
-              <w:t>Push Notification pengingat catat harian (via PWA)</w:t>
+              <w:t xml:space="preserve">Push Notification </w:t>
+            </w:r>
+            <w:proofErr w:type="spellStart"/>
+            <w:r>
+              <w:rPr>
+                <w:rFonts w:ascii="Arial" w:eastAsia="Arial" w:hAnsi="Arial" w:cs="Arial"/>
+                <w:color w:val="1A1B26"/>
+              </w:rPr>
+              <w:t>pengingat</w:t>
+            </w:r>
+            <w:proofErr w:type="spellEnd"/>
+            <w:r>
+              <w:rPr>
+                <w:rFonts w:ascii="Arial" w:eastAsia="Arial" w:hAnsi="Arial" w:cs="Arial"/>
+                <w:color w:val="1A1B26"/>
+              </w:rPr>
+              <w:t xml:space="preserve"> </w:t>
+            </w:r>
+            <w:proofErr w:type="spellStart"/>
+            <w:r>
+              <w:rPr>
+                <w:rFonts w:ascii="Arial" w:eastAsia="Arial" w:hAnsi="Arial" w:cs="Arial"/>
+                <w:color w:val="1A1B26"/>
+              </w:rPr>
+              <w:t>catat</w:t>
+            </w:r>
+            <w:proofErr w:type="spellEnd"/>
+            <w:r>
+              <w:rPr>
+                <w:rFonts w:ascii="Arial" w:eastAsia="Arial" w:hAnsi="Arial" w:cs="Arial"/>
+                <w:color w:val="1A1B26"/>
+              </w:rPr>
+              <w:t xml:space="preserve"> </w:t>
+            </w:r>
+            <w:proofErr w:type="spellStart"/>
+            <w:r>
+              <w:rPr>
+                <w:rFonts w:ascii="Arial" w:eastAsia="Arial" w:hAnsi="Arial" w:cs="Arial"/>
+                <w:color w:val="1A1B26"/>
+              </w:rPr>
+              <w:t>harian</w:t>
+            </w:r>
+            <w:proofErr w:type="spellEnd"/>
+            <w:r>
+              <w:rPr>
+                <w:rFonts w:ascii="Arial" w:eastAsia="Arial" w:hAnsi="Arial" w:cs="Arial"/>
+                <w:color w:val="1A1B26"/>
+              </w:rPr>
+              <w:t xml:space="preserve"> (via PWA)</w:t>
             </w:r>
           </w:p>
         </w:tc>
@@ -2694,6 +4267,7 @@
             <w:vAlign w:val="center"/>
           </w:tcPr>
           <w:p>
+            <w:proofErr w:type="spellStart"/>
             <w:r>
               <w:rPr>
                 <w:rFonts w:ascii="Arial" w:eastAsia="Arial" w:hAnsi="Arial" w:cs="Arial"/>
@@ -2701,6 +4275,7 @@
               </w:rPr>
               <w:t>Notifikasi</w:t>
             </w:r>
+            <w:proofErr w:type="spellEnd"/>
           </w:p>
         </w:tc>
         <w:tc>
@@ -2823,13 +4398,127 @@
             <w:vAlign w:val="center"/>
           </w:tcPr>
           <w:p>
-            <w:r>
-              <w:rPr>
-                <w:rFonts w:ascii="Arial" w:eastAsia="Arial" w:hAnsi="Arial" w:cs="Arial"/>
-                <w:color w:val="1A1B26"/>
-              </w:rPr>
-              <w:t>Laporan bulanan otomatis — ringkasan di awal bulan tanpa diminta</w:t>
-            </w:r>
+            <w:proofErr w:type="spellStart"/>
+            <w:r>
+              <w:rPr>
+                <w:rFonts w:ascii="Arial" w:eastAsia="Arial" w:hAnsi="Arial" w:cs="Arial"/>
+                <w:color w:val="1A1B26"/>
+              </w:rPr>
+              <w:t>Laporan</w:t>
+            </w:r>
+            <w:proofErr w:type="spellEnd"/>
+            <w:r>
+              <w:rPr>
+                <w:rFonts w:ascii="Arial" w:eastAsia="Arial" w:hAnsi="Arial" w:cs="Arial"/>
+                <w:color w:val="1A1B26"/>
+              </w:rPr>
+              <w:t xml:space="preserve"> </w:t>
+            </w:r>
+            <w:proofErr w:type="spellStart"/>
+            <w:r>
+              <w:rPr>
+                <w:rFonts w:ascii="Arial" w:eastAsia="Arial" w:hAnsi="Arial" w:cs="Arial"/>
+                <w:color w:val="1A1B26"/>
+              </w:rPr>
+              <w:t>bulanan</w:t>
+            </w:r>
+            <w:proofErr w:type="spellEnd"/>
+            <w:r>
+              <w:rPr>
+                <w:rFonts w:ascii="Arial" w:eastAsia="Arial" w:hAnsi="Arial" w:cs="Arial"/>
+                <w:color w:val="1A1B26"/>
+              </w:rPr>
+              <w:t xml:space="preserve"> </w:t>
+            </w:r>
+            <w:proofErr w:type="spellStart"/>
+            <w:r>
+              <w:rPr>
+                <w:rFonts w:ascii="Arial" w:eastAsia="Arial" w:hAnsi="Arial" w:cs="Arial"/>
+                <w:color w:val="1A1B26"/>
+              </w:rPr>
+              <w:t>otomatis</w:t>
+            </w:r>
+            <w:proofErr w:type="spellEnd"/>
+            <w:r>
+              <w:rPr>
+                <w:rFonts w:ascii="Arial" w:eastAsia="Arial" w:hAnsi="Arial" w:cs="Arial"/>
+                <w:color w:val="1A1B26"/>
+              </w:rPr>
+              <w:t xml:space="preserve"> — </w:t>
+            </w:r>
+            <w:proofErr w:type="spellStart"/>
+            <w:r>
+              <w:rPr>
+                <w:rFonts w:ascii="Arial" w:eastAsia="Arial" w:hAnsi="Arial" w:cs="Arial"/>
+                <w:color w:val="1A1B26"/>
+              </w:rPr>
+              <w:t>ringkasan</w:t>
+            </w:r>
+            <w:proofErr w:type="spellEnd"/>
+            <w:r>
+              <w:rPr>
+                <w:rFonts w:ascii="Arial" w:eastAsia="Arial" w:hAnsi="Arial" w:cs="Arial"/>
+                <w:color w:val="1A1B26"/>
+              </w:rPr>
+              <w:t xml:space="preserve"> di </w:t>
+            </w:r>
+            <w:proofErr w:type="spellStart"/>
+            <w:r>
+              <w:rPr>
+                <w:rFonts w:ascii="Arial" w:eastAsia="Arial" w:hAnsi="Arial" w:cs="Arial"/>
+                <w:color w:val="1A1B26"/>
+              </w:rPr>
+              <w:t>awal</w:t>
+            </w:r>
+            <w:proofErr w:type="spellEnd"/>
+            <w:r>
+              <w:rPr>
+                <w:rFonts w:ascii="Arial" w:eastAsia="Arial" w:hAnsi="Arial" w:cs="Arial"/>
+                <w:color w:val="1A1B26"/>
+              </w:rPr>
+              <w:t xml:space="preserve"> </w:t>
+            </w:r>
+            <w:proofErr w:type="spellStart"/>
+            <w:r>
+              <w:rPr>
+                <w:rFonts w:ascii="Arial" w:eastAsia="Arial" w:hAnsi="Arial" w:cs="Arial"/>
+                <w:color w:val="1A1B26"/>
+              </w:rPr>
+              <w:t>bulan</w:t>
+            </w:r>
+            <w:proofErr w:type="spellEnd"/>
+            <w:r>
+              <w:rPr>
+                <w:rFonts w:ascii="Arial" w:eastAsia="Arial" w:hAnsi="Arial" w:cs="Arial"/>
+                <w:color w:val="1A1B26"/>
+              </w:rPr>
+              <w:t xml:space="preserve"> </w:t>
+            </w:r>
+            <w:proofErr w:type="spellStart"/>
+            <w:r>
+              <w:rPr>
+                <w:rFonts w:ascii="Arial" w:eastAsia="Arial" w:hAnsi="Arial" w:cs="Arial"/>
+                <w:color w:val="1A1B26"/>
+              </w:rPr>
+              <w:t>tanpa</w:t>
+            </w:r>
+            <w:proofErr w:type="spellEnd"/>
+            <w:r>
+              <w:rPr>
+                <w:rFonts w:ascii="Arial" w:eastAsia="Arial" w:hAnsi="Arial" w:cs="Arial"/>
+                <w:color w:val="1A1B26"/>
+              </w:rPr>
+              <w:t xml:space="preserve"> </w:t>
+            </w:r>
+            <w:proofErr w:type="spellStart"/>
+            <w:r>
+              <w:rPr>
+                <w:rFonts w:ascii="Arial" w:eastAsia="Arial" w:hAnsi="Arial" w:cs="Arial"/>
+                <w:color w:val="1A1B26"/>
+              </w:rPr>
+              <w:t>diminta</w:t>
+            </w:r>
+            <w:proofErr w:type="spellEnd"/>
           </w:p>
         </w:tc>
         <w:tc>
@@ -2882,6 +4571,7 @@
             <w:vAlign w:val="center"/>
           </w:tcPr>
           <w:p>
+            <w:proofErr w:type="spellStart"/>
             <w:r>
               <w:rPr>
                 <w:rFonts w:ascii="Arial" w:eastAsia="Arial" w:hAnsi="Arial" w:cs="Arial"/>
@@ -2889,6 +4579,7 @@
               </w:rPr>
               <w:t>Laporan</w:t>
             </w:r>
+            <w:proofErr w:type="spellEnd"/>
           </w:p>
         </w:tc>
         <w:tc>
@@ -3126,6 +4817,7 @@
             <w:vAlign w:val="center"/>
           </w:tcPr>
           <w:p>
+            <w:proofErr w:type="spellStart"/>
             <w:r>
               <w:rPr>
                 <w:rFonts w:ascii="Arial" w:eastAsia="Arial" w:hAnsi="Arial" w:cs="Arial"/>
@@ -3135,6 +4827,7 @@
               </w:rPr>
               <w:t>Kategori</w:t>
             </w:r>
+            <w:proofErr w:type="spellEnd"/>
           </w:p>
         </w:tc>
         <w:tc>
@@ -3159,6 +4852,7 @@
             <w:pPr>
               <w:jc w:val="center"/>
             </w:pPr>
+            <w:proofErr w:type="spellStart"/>
             <w:r>
               <w:rPr>
                 <w:rFonts w:ascii="Arial" w:eastAsia="Arial" w:hAnsi="Arial" w:cs="Arial"/>
@@ -3168,6 +4862,7 @@
               </w:rPr>
               <w:t>Prioritas</w:t>
             </w:r>
+            <w:proofErr w:type="spellEnd"/>
           </w:p>
         </w:tc>
         <w:tc>
@@ -3266,7 +4961,151 @@
                 <w:rFonts w:ascii="Arial" w:eastAsia="Arial" w:hAnsi="Arial" w:cs="Arial"/>
                 <w:color w:val="1A1B26"/>
               </w:rPr>
-              <w:t xml:space="preserve">AI Financial Coach — tanya "Apakah saya aman bulan ini?", "Kenapa saldo turun?", </w:t>
+              <w:t xml:space="preserve">AI Financial Coach — </w:t>
+            </w:r>
+            <w:proofErr w:type="spellStart"/>
+            <w:r>
+              <w:rPr>
+                <w:rFonts w:ascii="Arial" w:eastAsia="Arial" w:hAnsi="Arial" w:cs="Arial"/>
+                <w:color w:val="1A1B26"/>
+              </w:rPr>
+              <w:t>tanya</w:t>
+            </w:r>
+            <w:proofErr w:type="spellEnd"/>
+            <w:r>
+              <w:rPr>
+                <w:rFonts w:ascii="Arial" w:eastAsia="Arial" w:hAnsi="Arial" w:cs="Arial"/>
+                <w:color w:val="1A1B26"/>
+              </w:rPr>
+              <w:t xml:space="preserve"> "</w:t>
+            </w:r>
+            <w:proofErr w:type="spellStart"/>
+            <w:r>
+              <w:rPr>
+                <w:rFonts w:ascii="Arial" w:eastAsia="Arial" w:hAnsi="Arial" w:cs="Arial"/>
+                <w:color w:val="1A1B26"/>
+              </w:rPr>
+              <w:t>Apakah</w:t>
+            </w:r>
+            <w:proofErr w:type="spellEnd"/>
+            <w:r>
+              <w:rPr>
+                <w:rFonts w:ascii="Arial" w:eastAsia="Arial" w:hAnsi="Arial" w:cs="Arial"/>
+                <w:color w:val="1A1B26"/>
+              </w:rPr>
+              <w:t xml:space="preserve"> </w:t>
+            </w:r>
+            <w:proofErr w:type="spellStart"/>
+            <w:r>
+              <w:rPr>
+                <w:rFonts w:ascii="Arial" w:eastAsia="Arial" w:hAnsi="Arial" w:cs="Arial"/>
+                <w:color w:val="1A1B26"/>
+              </w:rPr>
+              <w:t>saya</w:t>
+            </w:r>
+            <w:proofErr w:type="spellEnd"/>
+            <w:r>
+              <w:rPr>
+                <w:rFonts w:ascii="Arial" w:eastAsia="Arial" w:hAnsi="Arial" w:cs="Arial"/>
+                <w:color w:val="1A1B26"/>
+              </w:rPr>
+              <w:t xml:space="preserve"> </w:t>
+            </w:r>
+            <w:proofErr w:type="spellStart"/>
+            <w:r>
+              <w:rPr>
+                <w:rFonts w:ascii="Arial" w:eastAsia="Arial" w:hAnsi="Arial" w:cs="Arial"/>
+                <w:color w:val="1A1B26"/>
+              </w:rPr>
+              <w:t>aman</w:t>
+            </w:r>
+            <w:proofErr w:type="spellEnd"/>
+            <w:r>
+              <w:rPr>
+                <w:rFonts w:ascii="Arial" w:eastAsia="Arial" w:hAnsi="Arial" w:cs="Arial"/>
+                <w:color w:val="1A1B26"/>
+              </w:rPr>
+              <w:t xml:space="preserve"> </w:t>
+            </w:r>
+            <w:proofErr w:type="spellStart"/>
+            <w:r>
+              <w:rPr>
+                <w:rFonts w:ascii="Arial" w:eastAsia="Arial" w:hAnsi="Arial" w:cs="Arial"/>
+                <w:color w:val="1A1B26"/>
+              </w:rPr>
+              <w:t>bulan</w:t>
+            </w:r>
+            <w:proofErr w:type="spellEnd"/>
+            <w:r>
+              <w:rPr>
+                <w:rFonts w:ascii="Arial" w:eastAsia="Arial" w:hAnsi="Arial" w:cs="Arial"/>
+                <w:color w:val="1A1B26"/>
+              </w:rPr>
+              <w:t xml:space="preserve"> </w:t>
+            </w:r>
+            <w:proofErr w:type="spellStart"/>
+            <w:r>
+              <w:rPr>
+                <w:rFonts w:ascii="Arial" w:eastAsia="Arial" w:hAnsi="Arial" w:cs="Arial"/>
+                <w:color w:val="1A1B26"/>
+              </w:rPr>
+              <w:t>ini</w:t>
+            </w:r>
+            <w:proofErr w:type="spellEnd"/>
+            <w:r>
+              <w:rPr>
+                <w:rFonts w:ascii="Arial" w:eastAsia="Arial" w:hAnsi="Arial" w:cs="Arial"/>
+                <w:color w:val="1A1B26"/>
+              </w:rPr>
+              <w:t>?", "</w:t>
+            </w:r>
+            <w:proofErr w:type="spellStart"/>
+            <w:r>
+              <w:rPr>
+                <w:rFonts w:ascii="Arial" w:eastAsia="Arial" w:hAnsi="Arial" w:cs="Arial"/>
+                <w:color w:val="1A1B26"/>
+              </w:rPr>
+              <w:t>Kenapa</w:t>
+            </w:r>
+            <w:proofErr w:type="spellEnd"/>
+            <w:r>
+              <w:rPr>
+                <w:rFonts w:ascii="Arial" w:eastAsia="Arial" w:hAnsi="Arial" w:cs="Arial"/>
+                <w:color w:val="1A1B26"/>
+              </w:rPr>
+              <w:t xml:space="preserve"> </w:t>
+            </w:r>
+            <w:proofErr w:type="spellStart"/>
+            <w:r>
+              <w:rPr>
+                <w:rFonts w:ascii="Arial" w:eastAsia="Arial" w:hAnsi="Arial" w:cs="Arial"/>
+                <w:color w:val="1A1B26"/>
+              </w:rPr>
+              <w:t>saldo</w:t>
+            </w:r>
+            <w:proofErr w:type="spellEnd"/>
+            <w:r>
+              <w:rPr>
+                <w:rFonts w:ascii="Arial" w:eastAsia="Arial" w:hAnsi="Arial" w:cs="Arial"/>
+                <w:color w:val="1A1B26"/>
+              </w:rPr>
+              <w:t xml:space="preserve"> </w:t>
+            </w:r>
+            <w:proofErr w:type="spellStart"/>
+            <w:r>
+              <w:rPr>
+                <w:rFonts w:ascii="Arial" w:eastAsia="Arial" w:hAnsi="Arial" w:cs="Arial"/>
+                <w:color w:val="1A1B26"/>
+              </w:rPr>
+              <w:t>turun</w:t>
+            </w:r>
+            <w:proofErr w:type="spellEnd"/>
+            <w:r>
+              <w:rPr>
+                <w:rFonts w:ascii="Arial" w:eastAsia="Arial" w:hAnsi="Arial" w:cs="Arial"/>
+                <w:color w:val="1A1B26"/>
+              </w:rPr>
+              <w:t xml:space="preserve">?", </w:t>
             </w:r>
             <w:r>
               <w:rPr>
@@ -3274,7 +5113,71 @@
                 <w:color w:val="1A1B26"/>
               </w:rPr>
               <w:lastRenderedPageBreak/>
-              <w:t>"Berapa maksimal makan di luar?"</w:t>
+              <w:t>"</w:t>
+            </w:r>
+            <w:proofErr w:type="spellStart"/>
+            <w:r>
+              <w:rPr>
+                <w:rFonts w:ascii="Arial" w:eastAsia="Arial" w:hAnsi="Arial" w:cs="Arial"/>
+                <w:color w:val="1A1B26"/>
+              </w:rPr>
+              <w:t>Berapa</w:t>
+            </w:r>
+            <w:proofErr w:type="spellEnd"/>
+            <w:r>
+              <w:rPr>
+                <w:rFonts w:ascii="Arial" w:eastAsia="Arial" w:hAnsi="Arial" w:cs="Arial"/>
+                <w:color w:val="1A1B26"/>
+              </w:rPr>
+              <w:t xml:space="preserve"> </w:t>
+            </w:r>
+            <w:proofErr w:type="spellStart"/>
+            <w:r>
+              <w:rPr>
+                <w:rFonts w:ascii="Arial" w:eastAsia="Arial" w:hAnsi="Arial" w:cs="Arial"/>
+                <w:color w:val="1A1B26"/>
+              </w:rPr>
+              <w:t>maksimal</w:t>
+            </w:r>
+            <w:proofErr w:type="spellEnd"/>
+            <w:r>
+              <w:rPr>
+                <w:rFonts w:ascii="Arial" w:eastAsia="Arial" w:hAnsi="Arial" w:cs="Arial"/>
+                <w:color w:val="1A1B26"/>
+              </w:rPr>
+              <w:t xml:space="preserve"> </w:t>
+            </w:r>
+            <w:proofErr w:type="spellStart"/>
+            <w:r>
+              <w:rPr>
+                <w:rFonts w:ascii="Arial" w:eastAsia="Arial" w:hAnsi="Arial" w:cs="Arial"/>
+                <w:color w:val="1A1B26"/>
+              </w:rPr>
+              <w:t>makan</w:t>
+            </w:r>
+            <w:proofErr w:type="spellEnd"/>
+            <w:r>
+              <w:rPr>
+                <w:rFonts w:ascii="Arial" w:eastAsia="Arial" w:hAnsi="Arial" w:cs="Arial"/>
+                <w:color w:val="1A1B26"/>
+              </w:rPr>
+              <w:t xml:space="preserve"> di </w:t>
+            </w:r>
+            <w:proofErr w:type="spellStart"/>
+            <w:r>
+              <w:rPr>
+                <w:rFonts w:ascii="Arial" w:eastAsia="Arial" w:hAnsi="Arial" w:cs="Arial"/>
+                <w:color w:val="1A1B26"/>
+              </w:rPr>
+              <w:t>luar</w:t>
+            </w:r>
+            <w:proofErr w:type="spellEnd"/>
+            <w:r>
+              <w:rPr>
+                <w:rFonts w:ascii="Arial" w:eastAsia="Arial" w:hAnsi="Arial" w:cs="Arial"/>
+                <w:color w:val="1A1B26"/>
+              </w:rPr>
+              <w:t>?"</w:t>
             </w:r>
           </w:p>
         </w:tc>
@@ -3463,8 +5366,145 @@
                 <w:rFonts w:ascii="Arial" w:eastAsia="Arial" w:hAnsi="Arial" w:cs="Arial"/>
                 <w:color w:val="1A1B26"/>
               </w:rPr>
-              <w:t>Future Prediction — prediksi saldo akhir bulan, prediksi tabungan, prediksi cashflow berdasarkan pola</w:t>
-            </w:r>
+              <w:t xml:space="preserve">Future Prediction — </w:t>
+            </w:r>
+            <w:proofErr w:type="spellStart"/>
+            <w:r>
+              <w:rPr>
+                <w:rFonts w:ascii="Arial" w:eastAsia="Arial" w:hAnsi="Arial" w:cs="Arial"/>
+                <w:color w:val="1A1B26"/>
+              </w:rPr>
+              <w:t>prediksi</w:t>
+            </w:r>
+            <w:proofErr w:type="spellEnd"/>
+            <w:r>
+              <w:rPr>
+                <w:rFonts w:ascii="Arial" w:eastAsia="Arial" w:hAnsi="Arial" w:cs="Arial"/>
+                <w:color w:val="1A1B26"/>
+              </w:rPr>
+              <w:t xml:space="preserve"> </w:t>
+            </w:r>
+            <w:proofErr w:type="spellStart"/>
+            <w:r>
+              <w:rPr>
+                <w:rFonts w:ascii="Arial" w:eastAsia="Arial" w:hAnsi="Arial" w:cs="Arial"/>
+                <w:color w:val="1A1B26"/>
+              </w:rPr>
+              <w:t>saldo</w:t>
+            </w:r>
+            <w:proofErr w:type="spellEnd"/>
+            <w:r>
+              <w:rPr>
+                <w:rFonts w:ascii="Arial" w:eastAsia="Arial" w:hAnsi="Arial" w:cs="Arial"/>
+                <w:color w:val="1A1B26"/>
+              </w:rPr>
+              <w:t xml:space="preserve"> </w:t>
+            </w:r>
+            <w:proofErr w:type="spellStart"/>
+            <w:r>
+              <w:rPr>
+                <w:rFonts w:ascii="Arial" w:eastAsia="Arial" w:hAnsi="Arial" w:cs="Arial"/>
+                <w:color w:val="1A1B26"/>
+              </w:rPr>
+              <w:t>akhir</w:t>
+            </w:r>
+            <w:proofErr w:type="spellEnd"/>
+            <w:r>
+              <w:rPr>
+                <w:rFonts w:ascii="Arial" w:eastAsia="Arial" w:hAnsi="Arial" w:cs="Arial"/>
+                <w:color w:val="1A1B26"/>
+              </w:rPr>
+              <w:t xml:space="preserve"> </w:t>
+            </w:r>
+            <w:proofErr w:type="spellStart"/>
+            <w:r>
+              <w:rPr>
+                <w:rFonts w:ascii="Arial" w:eastAsia="Arial" w:hAnsi="Arial" w:cs="Arial"/>
+                <w:color w:val="1A1B26"/>
+              </w:rPr>
+              <w:t>bulan</w:t>
+            </w:r>
+            <w:proofErr w:type="spellEnd"/>
+            <w:r>
+              <w:rPr>
+                <w:rFonts w:ascii="Arial" w:eastAsia="Arial" w:hAnsi="Arial" w:cs="Arial"/>
+                <w:color w:val="1A1B26"/>
+              </w:rPr>
+              <w:t xml:space="preserve">, </w:t>
+            </w:r>
+            <w:proofErr w:type="spellStart"/>
+            <w:r>
+              <w:rPr>
+                <w:rFonts w:ascii="Arial" w:eastAsia="Arial" w:hAnsi="Arial" w:cs="Arial"/>
+                <w:color w:val="1A1B26"/>
+              </w:rPr>
+              <w:t>prediksi</w:t>
+            </w:r>
+            <w:proofErr w:type="spellEnd"/>
+            <w:r>
+              <w:rPr>
+                <w:rFonts w:ascii="Arial" w:eastAsia="Arial" w:hAnsi="Arial" w:cs="Arial"/>
+                <w:color w:val="1A1B26"/>
+              </w:rPr>
+              <w:t xml:space="preserve"> </w:t>
+            </w:r>
+            <w:proofErr w:type="spellStart"/>
+            <w:r>
+              <w:rPr>
+                <w:rFonts w:ascii="Arial" w:eastAsia="Arial" w:hAnsi="Arial" w:cs="Arial"/>
+                <w:color w:val="1A1B26"/>
+              </w:rPr>
+              <w:t>tabungan</w:t>
+            </w:r>
+            <w:proofErr w:type="spellEnd"/>
+            <w:r>
+              <w:rPr>
+                <w:rFonts w:ascii="Arial" w:eastAsia="Arial" w:hAnsi="Arial" w:cs="Arial"/>
+                <w:color w:val="1A1B26"/>
+              </w:rPr>
+              <w:t xml:space="preserve">, </w:t>
+            </w:r>
+            <w:proofErr w:type="spellStart"/>
+            <w:r>
+              <w:rPr>
+                <w:rFonts w:ascii="Arial" w:eastAsia="Arial" w:hAnsi="Arial" w:cs="Arial"/>
+                <w:color w:val="1A1B26"/>
+              </w:rPr>
+              <w:t>prediksi</w:t>
+            </w:r>
+            <w:proofErr w:type="spellEnd"/>
+            <w:r>
+              <w:rPr>
+                <w:rFonts w:ascii="Arial" w:eastAsia="Arial" w:hAnsi="Arial" w:cs="Arial"/>
+                <w:color w:val="1A1B26"/>
+              </w:rPr>
+              <w:t xml:space="preserve"> cashflow </w:t>
+            </w:r>
+            <w:proofErr w:type="spellStart"/>
+            <w:r>
+              <w:rPr>
+                <w:rFonts w:ascii="Arial" w:eastAsia="Arial" w:hAnsi="Arial" w:cs="Arial"/>
+                <w:color w:val="1A1B26"/>
+              </w:rPr>
+              <w:t>berdasarkan</w:t>
+            </w:r>
+            <w:proofErr w:type="spellEnd"/>
+            <w:r>
+              <w:rPr>
+                <w:rFonts w:ascii="Arial" w:eastAsia="Arial" w:hAnsi="Arial" w:cs="Arial"/>
+                <w:color w:val="1A1B26"/>
+              </w:rPr>
+              <w:t xml:space="preserve"> </w:t>
+            </w:r>
+            <w:proofErr w:type="spellStart"/>
+            <w:r>
+              <w:rPr>
+                <w:rFonts w:ascii="Arial" w:eastAsia="Arial" w:hAnsi="Arial" w:cs="Arial"/>
+                <w:color w:val="1A1B26"/>
+              </w:rPr>
+              <w:t>pola</w:t>
+            </w:r>
+            <w:proofErr w:type="spellEnd"/>
           </w:p>
         </w:tc>
         <w:tc>
@@ -3522,8 +5562,17 @@
                 <w:rFonts w:ascii="Arial" w:eastAsia="Arial" w:hAnsi="Arial" w:cs="Arial"/>
                 <w:color w:val="1A1B26"/>
               </w:rPr>
-              <w:t>AI / Prediksi</w:t>
-            </w:r>
+              <w:t xml:space="preserve">AI / </w:t>
+            </w:r>
+            <w:proofErr w:type="spellStart"/>
+            <w:r>
+              <w:rPr>
+                <w:rFonts w:ascii="Arial" w:eastAsia="Arial" w:hAnsi="Arial" w:cs="Arial"/>
+                <w:color w:val="1A1B26"/>
+              </w:rPr>
+              <w:t>Prediksi</w:t>
+            </w:r>
+            <w:proofErr w:type="spellEnd"/>
           </w:p>
         </w:tc>
         <w:tc>
@@ -3651,8 +5700,65 @@
                 <w:rFonts w:ascii="Arial" w:eastAsia="Arial" w:hAnsi="Arial" w:cs="Arial"/>
                 <w:color w:val="1A1B26"/>
               </w:rPr>
-              <w:t>Budget Coach — saran otomatis alokasi budget berdasarkan income dan kebiasaan</w:t>
-            </w:r>
+              <w:t xml:space="preserve">Budget Coach — saran </w:t>
+            </w:r>
+            <w:proofErr w:type="spellStart"/>
+            <w:r>
+              <w:rPr>
+                <w:rFonts w:ascii="Arial" w:eastAsia="Arial" w:hAnsi="Arial" w:cs="Arial"/>
+                <w:color w:val="1A1B26"/>
+              </w:rPr>
+              <w:t>otomatis</w:t>
+            </w:r>
+            <w:proofErr w:type="spellEnd"/>
+            <w:r>
+              <w:rPr>
+                <w:rFonts w:ascii="Arial" w:eastAsia="Arial" w:hAnsi="Arial" w:cs="Arial"/>
+                <w:color w:val="1A1B26"/>
+              </w:rPr>
+              <w:t xml:space="preserve"> </w:t>
+            </w:r>
+            <w:proofErr w:type="spellStart"/>
+            <w:r>
+              <w:rPr>
+                <w:rFonts w:ascii="Arial" w:eastAsia="Arial" w:hAnsi="Arial" w:cs="Arial"/>
+                <w:color w:val="1A1B26"/>
+              </w:rPr>
+              <w:t>alokasi</w:t>
+            </w:r>
+            <w:proofErr w:type="spellEnd"/>
+            <w:r>
+              <w:rPr>
+                <w:rFonts w:ascii="Arial" w:eastAsia="Arial" w:hAnsi="Arial" w:cs="Arial"/>
+                <w:color w:val="1A1B26"/>
+              </w:rPr>
+              <w:t xml:space="preserve"> budget </w:t>
+            </w:r>
+            <w:proofErr w:type="spellStart"/>
+            <w:r>
+              <w:rPr>
+                <w:rFonts w:ascii="Arial" w:eastAsia="Arial" w:hAnsi="Arial" w:cs="Arial"/>
+                <w:color w:val="1A1B26"/>
+              </w:rPr>
+              <w:t>berdasarkan</w:t>
+            </w:r>
+            <w:proofErr w:type="spellEnd"/>
+            <w:r>
+              <w:rPr>
+                <w:rFonts w:ascii="Arial" w:eastAsia="Arial" w:hAnsi="Arial" w:cs="Arial"/>
+                <w:color w:val="1A1B26"/>
+              </w:rPr>
+              <w:t xml:space="preserve"> income dan </w:t>
+            </w:r>
+            <w:proofErr w:type="spellStart"/>
+            <w:r>
+              <w:rPr>
+                <w:rFonts w:ascii="Arial" w:eastAsia="Arial" w:hAnsi="Arial" w:cs="Arial"/>
+                <w:color w:val="1A1B26"/>
+              </w:rPr>
+              <w:t>kebiasaan</w:t>
+            </w:r>
+            <w:proofErr w:type="spellEnd"/>
           </w:p>
         </w:tc>
         <w:tc>
@@ -3839,7 +5945,71 @@
                 <w:rFonts w:ascii="Arial" w:eastAsia="Arial" w:hAnsi="Arial" w:cs="Arial"/>
                 <w:color w:val="1A1B26"/>
               </w:rPr>
-              <w:t>Mode Import Laporan — parse catatan keuangan kompleks multi-baris via AI</w:t>
+              <w:t xml:space="preserve">Mode Import </w:t>
+            </w:r>
+            <w:proofErr w:type="spellStart"/>
+            <w:r>
+              <w:rPr>
+                <w:rFonts w:ascii="Arial" w:eastAsia="Arial" w:hAnsi="Arial" w:cs="Arial"/>
+                <w:color w:val="1A1B26"/>
+              </w:rPr>
+              <w:t>Laporan</w:t>
+            </w:r>
+            <w:proofErr w:type="spellEnd"/>
+            <w:r>
+              <w:rPr>
+                <w:rFonts w:ascii="Arial" w:eastAsia="Arial" w:hAnsi="Arial" w:cs="Arial"/>
+                <w:color w:val="1A1B26"/>
+              </w:rPr>
+              <w:t xml:space="preserve"> — parse </w:t>
+            </w:r>
+            <w:proofErr w:type="spellStart"/>
+            <w:r>
+              <w:rPr>
+                <w:rFonts w:ascii="Arial" w:eastAsia="Arial" w:hAnsi="Arial" w:cs="Arial"/>
+                <w:color w:val="1A1B26"/>
+              </w:rPr>
+              <w:t>catatan</w:t>
+            </w:r>
+            <w:proofErr w:type="spellEnd"/>
+            <w:r>
+              <w:rPr>
+                <w:rFonts w:ascii="Arial" w:eastAsia="Arial" w:hAnsi="Arial" w:cs="Arial"/>
+                <w:color w:val="1A1B26"/>
+              </w:rPr>
+              <w:t xml:space="preserve"> </w:t>
+            </w:r>
+            <w:proofErr w:type="spellStart"/>
+            <w:r>
+              <w:rPr>
+                <w:rFonts w:ascii="Arial" w:eastAsia="Arial" w:hAnsi="Arial" w:cs="Arial"/>
+                <w:color w:val="1A1B26"/>
+              </w:rPr>
+              <w:t>keuangan</w:t>
+            </w:r>
+            <w:proofErr w:type="spellEnd"/>
+            <w:r>
+              <w:rPr>
+                <w:rFonts w:ascii="Arial" w:eastAsia="Arial" w:hAnsi="Arial" w:cs="Arial"/>
+                <w:color w:val="1A1B26"/>
+              </w:rPr>
+              <w:t xml:space="preserve"> </w:t>
+            </w:r>
+            <w:proofErr w:type="spellStart"/>
+            <w:r>
+              <w:rPr>
+                <w:rFonts w:ascii="Arial" w:eastAsia="Arial" w:hAnsi="Arial" w:cs="Arial"/>
+                <w:color w:val="1A1B26"/>
+              </w:rPr>
+              <w:t>kompleks</w:t>
+            </w:r>
+            <w:proofErr w:type="spellEnd"/>
+            <w:r>
+              <w:rPr>
+                <w:rFonts w:ascii="Arial" w:eastAsia="Arial" w:hAnsi="Arial" w:cs="Arial"/>
+                <w:color w:val="1A1B26"/>
+              </w:rPr>
+              <w:t xml:space="preserve"> multi-baris via AI</w:t>
             </w:r>
           </w:p>
         </w:tc>
@@ -4027,8 +6197,65 @@
                 <w:rFonts w:ascii="Arial" w:eastAsia="Arial" w:hAnsi="Arial" w:cs="Arial"/>
                 <w:color w:val="1A1B26"/>
               </w:rPr>
-              <w:t>Multi-transaksi dalam satu kalimat</w:t>
-            </w:r>
+              <w:t>Multi-</w:t>
+            </w:r>
+            <w:proofErr w:type="spellStart"/>
+            <w:r>
+              <w:rPr>
+                <w:rFonts w:ascii="Arial" w:eastAsia="Arial" w:hAnsi="Arial" w:cs="Arial"/>
+                <w:color w:val="1A1B26"/>
+              </w:rPr>
+              <w:t>transaksi</w:t>
+            </w:r>
+            <w:proofErr w:type="spellEnd"/>
+            <w:r>
+              <w:rPr>
+                <w:rFonts w:ascii="Arial" w:eastAsia="Arial" w:hAnsi="Arial" w:cs="Arial"/>
+                <w:color w:val="1A1B26"/>
+              </w:rPr>
+              <w:t xml:space="preserve"> </w:t>
+            </w:r>
+            <w:proofErr w:type="spellStart"/>
+            <w:r>
+              <w:rPr>
+                <w:rFonts w:ascii="Arial" w:eastAsia="Arial" w:hAnsi="Arial" w:cs="Arial"/>
+                <w:color w:val="1A1B26"/>
+              </w:rPr>
+              <w:t>dalam</w:t>
+            </w:r>
+            <w:proofErr w:type="spellEnd"/>
+            <w:r>
+              <w:rPr>
+                <w:rFonts w:ascii="Arial" w:eastAsia="Arial" w:hAnsi="Arial" w:cs="Arial"/>
+                <w:color w:val="1A1B26"/>
+              </w:rPr>
+              <w:t xml:space="preserve"> </w:t>
+            </w:r>
+            <w:proofErr w:type="spellStart"/>
+            <w:r>
+              <w:rPr>
+                <w:rFonts w:ascii="Arial" w:eastAsia="Arial" w:hAnsi="Arial" w:cs="Arial"/>
+                <w:color w:val="1A1B26"/>
+              </w:rPr>
+              <w:t>satu</w:t>
+            </w:r>
+            <w:proofErr w:type="spellEnd"/>
+            <w:r>
+              <w:rPr>
+                <w:rFonts w:ascii="Arial" w:eastAsia="Arial" w:hAnsi="Arial" w:cs="Arial"/>
+                <w:color w:val="1A1B26"/>
+              </w:rPr>
+              <w:t xml:space="preserve"> </w:t>
+            </w:r>
+            <w:proofErr w:type="spellStart"/>
+            <w:r>
+              <w:rPr>
+                <w:rFonts w:ascii="Arial" w:eastAsia="Arial" w:hAnsi="Arial" w:cs="Arial"/>
+                <w:color w:val="1A1B26"/>
+              </w:rPr>
+              <w:t>kalimat</w:t>
+            </w:r>
+            <w:proofErr w:type="spellEnd"/>
           </w:p>
         </w:tc>
         <w:tc>
@@ -4325,6 +6552,7 @@
             <w:vAlign w:val="center"/>
           </w:tcPr>
           <w:p>
+            <w:proofErr w:type="spellStart"/>
             <w:r>
               <w:rPr>
                 <w:rFonts w:ascii="Arial" w:eastAsia="Arial" w:hAnsi="Arial" w:cs="Arial"/>
@@ -4334,6 +6562,7 @@
               </w:rPr>
               <w:t>Kategori</w:t>
             </w:r>
+            <w:proofErr w:type="spellEnd"/>
           </w:p>
         </w:tc>
         <w:tc>
@@ -4358,6 +6587,7 @@
             <w:pPr>
               <w:jc w:val="center"/>
             </w:pPr>
+            <w:proofErr w:type="spellStart"/>
             <w:r>
               <w:rPr>
                 <w:rFonts w:ascii="Arial" w:eastAsia="Arial" w:hAnsi="Arial" w:cs="Arial"/>
@@ -4367,6 +6597,7 @@
               </w:rPr>
               <w:t>Prioritas</w:t>
             </w:r>
+            <w:proofErr w:type="spellEnd"/>
           </w:p>
         </w:tc>
         <w:tc>
@@ -4465,7 +6696,71 @@
                 <w:rFonts w:ascii="Arial" w:eastAsia="Arial" w:hAnsi="Arial" w:cs="Arial"/>
                 <w:color w:val="1A1B26"/>
               </w:rPr>
-              <w:t>Voice Transaction — catat transaksi dengan suara (Web Speech API)</w:t>
+              <w:t xml:space="preserve">Voice Transaction — </w:t>
+            </w:r>
+            <w:proofErr w:type="spellStart"/>
+            <w:r>
+              <w:rPr>
+                <w:rFonts w:ascii="Arial" w:eastAsia="Arial" w:hAnsi="Arial" w:cs="Arial"/>
+                <w:color w:val="1A1B26"/>
+              </w:rPr>
+              <w:t>catat</w:t>
+            </w:r>
+            <w:proofErr w:type="spellEnd"/>
+            <w:r>
+              <w:rPr>
+                <w:rFonts w:ascii="Arial" w:eastAsia="Arial" w:hAnsi="Arial" w:cs="Arial"/>
+                <w:color w:val="1A1B26"/>
+              </w:rPr>
+              <w:t xml:space="preserve"> </w:t>
+            </w:r>
+            <w:proofErr w:type="spellStart"/>
+            <w:r>
+              <w:rPr>
+                <w:rFonts w:ascii="Arial" w:eastAsia="Arial" w:hAnsi="Arial" w:cs="Arial"/>
+                <w:color w:val="1A1B26"/>
+              </w:rPr>
+              <w:t>transaksi</w:t>
+            </w:r>
+            <w:proofErr w:type="spellEnd"/>
+            <w:r>
+              <w:rPr>
+                <w:rFonts w:ascii="Arial" w:eastAsia="Arial" w:hAnsi="Arial" w:cs="Arial"/>
+                <w:color w:val="1A1B26"/>
+              </w:rPr>
+              <w:t xml:space="preserve"> </w:t>
+            </w:r>
+            <w:proofErr w:type="spellStart"/>
+            <w:r>
+              <w:rPr>
+                <w:rFonts w:ascii="Arial" w:eastAsia="Arial" w:hAnsi="Arial" w:cs="Arial"/>
+                <w:color w:val="1A1B26"/>
+              </w:rPr>
+              <w:t>dengan</w:t>
+            </w:r>
+            <w:proofErr w:type="spellEnd"/>
+            <w:r>
+              <w:rPr>
+                <w:rFonts w:ascii="Arial" w:eastAsia="Arial" w:hAnsi="Arial" w:cs="Arial"/>
+                <w:color w:val="1A1B26"/>
+              </w:rPr>
+              <w:t xml:space="preserve"> </w:t>
+            </w:r>
+            <w:proofErr w:type="spellStart"/>
+            <w:r>
+              <w:rPr>
+                <w:rFonts w:ascii="Arial" w:eastAsia="Arial" w:hAnsi="Arial" w:cs="Arial"/>
+                <w:color w:val="1A1B26"/>
+              </w:rPr>
+              <w:t>suara</w:t>
+            </w:r>
+            <w:proofErr w:type="spellEnd"/>
+            <w:r>
+              <w:rPr>
+                <w:rFonts w:ascii="Arial" w:eastAsia="Arial" w:hAnsi="Arial" w:cs="Arial"/>
+                <w:color w:val="1A1B26"/>
+              </w:rPr>
+              <w:t xml:space="preserve"> (Web Speech API)</w:t>
             </w:r>
           </w:p>
         </w:tc>
@@ -4653,8 +6948,81 @@
                 <w:rFonts w:ascii="Arial" w:eastAsia="Arial" w:hAnsi="Arial" w:cs="Arial"/>
                 <w:color w:val="1A1B26"/>
               </w:rPr>
-              <w:t>OCR Scan Struk — foto struk belanja → otomatis tercatat</w:t>
-            </w:r>
+              <w:t xml:space="preserve">OCR Scan Struk — </w:t>
+            </w:r>
+            <w:proofErr w:type="spellStart"/>
+            <w:r>
+              <w:rPr>
+                <w:rFonts w:ascii="Arial" w:eastAsia="Arial" w:hAnsi="Arial" w:cs="Arial"/>
+                <w:color w:val="1A1B26"/>
+              </w:rPr>
+              <w:t>foto</w:t>
+            </w:r>
+            <w:proofErr w:type="spellEnd"/>
+            <w:r>
+              <w:rPr>
+                <w:rFonts w:ascii="Arial" w:eastAsia="Arial" w:hAnsi="Arial" w:cs="Arial"/>
+                <w:color w:val="1A1B26"/>
+              </w:rPr>
+              <w:t xml:space="preserve"> </w:t>
+            </w:r>
+            <w:proofErr w:type="spellStart"/>
+            <w:r>
+              <w:rPr>
+                <w:rFonts w:ascii="Arial" w:eastAsia="Arial" w:hAnsi="Arial" w:cs="Arial"/>
+                <w:color w:val="1A1B26"/>
+              </w:rPr>
+              <w:t>struk</w:t>
+            </w:r>
+            <w:proofErr w:type="spellEnd"/>
+            <w:r>
+              <w:rPr>
+                <w:rFonts w:ascii="Arial" w:eastAsia="Arial" w:hAnsi="Arial" w:cs="Arial"/>
+                <w:color w:val="1A1B26"/>
+              </w:rPr>
+              <w:t xml:space="preserve"> </w:t>
+            </w:r>
+            <w:proofErr w:type="spellStart"/>
+            <w:r>
+              <w:rPr>
+                <w:rFonts w:ascii="Arial" w:eastAsia="Arial" w:hAnsi="Arial" w:cs="Arial"/>
+                <w:color w:val="1A1B26"/>
+              </w:rPr>
+              <w:t>belanja</w:t>
+            </w:r>
+            <w:proofErr w:type="spellEnd"/>
+            <w:r>
+              <w:rPr>
+                <w:rFonts w:ascii="Arial" w:eastAsia="Arial" w:hAnsi="Arial" w:cs="Arial"/>
+                <w:color w:val="1A1B26"/>
+              </w:rPr>
+              <w:t xml:space="preserve"> → </w:t>
+            </w:r>
+            <w:proofErr w:type="spellStart"/>
+            <w:r>
+              <w:rPr>
+                <w:rFonts w:ascii="Arial" w:eastAsia="Arial" w:hAnsi="Arial" w:cs="Arial"/>
+                <w:color w:val="1A1B26"/>
+              </w:rPr>
+              <w:t>otomatis</w:t>
+            </w:r>
+            <w:proofErr w:type="spellEnd"/>
+            <w:r>
+              <w:rPr>
+                <w:rFonts w:ascii="Arial" w:eastAsia="Arial" w:hAnsi="Arial" w:cs="Arial"/>
+                <w:color w:val="1A1B26"/>
+              </w:rPr>
+              <w:t xml:space="preserve"> </w:t>
+            </w:r>
+            <w:proofErr w:type="spellStart"/>
+            <w:r>
+              <w:rPr>
+                <w:rFonts w:ascii="Arial" w:eastAsia="Arial" w:hAnsi="Arial" w:cs="Arial"/>
+                <w:color w:val="1A1B26"/>
+              </w:rPr>
+              <w:t>tercatat</w:t>
+            </w:r>
+            <w:proofErr w:type="spellEnd"/>
           </w:p>
         </w:tc>
         <w:tc>
@@ -4841,7 +7209,87 @@
                 <w:rFonts w:ascii="Arial" w:eastAsia="Arial" w:hAnsi="Arial" w:cs="Arial"/>
                 <w:color w:val="1A1B26"/>
               </w:rPr>
-              <w:t>Advanced Analytics — grafik tren bulanan, perbandingan periode, breakdown detail</w:t>
+              <w:t xml:space="preserve">Advanced Analytics — </w:t>
+            </w:r>
+            <w:proofErr w:type="spellStart"/>
+            <w:r>
+              <w:rPr>
+                <w:rFonts w:ascii="Arial" w:eastAsia="Arial" w:hAnsi="Arial" w:cs="Arial"/>
+                <w:color w:val="1A1B26"/>
+              </w:rPr>
+              <w:t>grafik</w:t>
+            </w:r>
+            <w:proofErr w:type="spellEnd"/>
+            <w:r>
+              <w:rPr>
+                <w:rFonts w:ascii="Arial" w:eastAsia="Arial" w:hAnsi="Arial" w:cs="Arial"/>
+                <w:color w:val="1A1B26"/>
+              </w:rPr>
+              <w:t xml:space="preserve"> </w:t>
+            </w:r>
+            <w:proofErr w:type="spellStart"/>
+            <w:r>
+              <w:rPr>
+                <w:rFonts w:ascii="Arial" w:eastAsia="Arial" w:hAnsi="Arial" w:cs="Arial"/>
+                <w:color w:val="1A1B26"/>
+              </w:rPr>
+              <w:t>tren</w:t>
+            </w:r>
+            <w:proofErr w:type="spellEnd"/>
+            <w:r>
+              <w:rPr>
+                <w:rFonts w:ascii="Arial" w:eastAsia="Arial" w:hAnsi="Arial" w:cs="Arial"/>
+                <w:color w:val="1A1B26"/>
+              </w:rPr>
+              <w:t xml:space="preserve"> </w:t>
+            </w:r>
+            <w:proofErr w:type="spellStart"/>
+            <w:r>
+              <w:rPr>
+                <w:rFonts w:ascii="Arial" w:eastAsia="Arial" w:hAnsi="Arial" w:cs="Arial"/>
+                <w:color w:val="1A1B26"/>
+              </w:rPr>
+              <w:t>bulanan</w:t>
+            </w:r>
+            <w:proofErr w:type="spellEnd"/>
+            <w:r>
+              <w:rPr>
+                <w:rFonts w:ascii="Arial" w:eastAsia="Arial" w:hAnsi="Arial" w:cs="Arial"/>
+                <w:color w:val="1A1B26"/>
+              </w:rPr>
+              <w:t xml:space="preserve">, </w:t>
+            </w:r>
+            <w:proofErr w:type="spellStart"/>
+            <w:r>
+              <w:rPr>
+                <w:rFonts w:ascii="Arial" w:eastAsia="Arial" w:hAnsi="Arial" w:cs="Arial"/>
+                <w:color w:val="1A1B26"/>
+              </w:rPr>
+              <w:t>perbandingan</w:t>
+            </w:r>
+            <w:proofErr w:type="spellEnd"/>
+            <w:r>
+              <w:rPr>
+                <w:rFonts w:ascii="Arial" w:eastAsia="Arial" w:hAnsi="Arial" w:cs="Arial"/>
+                <w:color w:val="1A1B26"/>
+              </w:rPr>
+              <w:t xml:space="preserve"> </w:t>
+            </w:r>
+            <w:proofErr w:type="spellStart"/>
+            <w:r>
+              <w:rPr>
+                <w:rFonts w:ascii="Arial" w:eastAsia="Arial" w:hAnsi="Arial" w:cs="Arial"/>
+                <w:color w:val="1A1B26"/>
+              </w:rPr>
+              <w:t>periode</w:t>
+            </w:r>
+            <w:proofErr w:type="spellEnd"/>
+            <w:r>
+              <w:rPr>
+                <w:rFonts w:ascii="Arial" w:eastAsia="Arial" w:hAnsi="Arial" w:cs="Arial"/>
+                <w:color w:val="1A1B26"/>
+              </w:rPr>
+              <w:t>, breakdown detail</w:t>
             </w:r>
           </w:p>
         </w:tc>
@@ -4895,6 +7343,7 @@
             <w:vAlign w:val="center"/>
           </w:tcPr>
           <w:p>
+            <w:proofErr w:type="spellStart"/>
             <w:r>
               <w:rPr>
                 <w:rFonts w:ascii="Arial" w:eastAsia="Arial" w:hAnsi="Arial" w:cs="Arial"/>
@@ -4902,6 +7351,7 @@
               </w:rPr>
               <w:t>Analisis</w:t>
             </w:r>
+            <w:proofErr w:type="spellEnd"/>
           </w:p>
         </w:tc>
         <w:tc>
@@ -5029,7 +7479,23 @@
                 <w:rFonts w:ascii="Arial" w:eastAsia="Arial" w:hAnsi="Arial" w:cs="Arial"/>
                 <w:color w:val="1A1B26"/>
               </w:rPr>
-              <w:t>Multi Device Sync — data sama di HP dan laptop via cloud</w:t>
+              <w:t xml:space="preserve">Multi Device Sync — data </w:t>
+            </w:r>
+            <w:proofErr w:type="spellStart"/>
+            <w:r>
+              <w:rPr>
+                <w:rFonts w:ascii="Arial" w:eastAsia="Arial" w:hAnsi="Arial" w:cs="Arial"/>
+                <w:color w:val="1A1B26"/>
+              </w:rPr>
+              <w:t>sama</w:t>
+            </w:r>
+            <w:proofErr w:type="spellEnd"/>
+            <w:r>
+              <w:rPr>
+                <w:rFonts w:ascii="Arial" w:eastAsia="Arial" w:hAnsi="Arial" w:cs="Arial"/>
+                <w:color w:val="1A1B26"/>
+              </w:rPr>
+              <w:t xml:space="preserve"> di HP dan laptop via cloud</w:t>
             </w:r>
           </w:p>
         </w:tc>
@@ -5083,6 +7549,7 @@
             <w:vAlign w:val="center"/>
           </w:tcPr>
           <w:p>
+            <w:proofErr w:type="spellStart"/>
             <w:r>
               <w:rPr>
                 <w:rFonts w:ascii="Arial" w:eastAsia="Arial" w:hAnsi="Arial" w:cs="Arial"/>
@@ -5090,6 +7557,7 @@
               </w:rPr>
               <w:t>Infrastruktur</w:t>
             </w:r>
+            <w:proofErr w:type="spellEnd"/>
           </w:p>
         </w:tc>
         <w:tc>
@@ -5217,7 +7685,39 @@
                 <w:rFonts w:ascii="Arial" w:eastAsia="Arial" w:hAnsi="Arial" w:cs="Arial"/>
                 <w:color w:val="1A1B26"/>
               </w:rPr>
-              <w:t>Backup Cloud — data tersimpan otomatis di server</w:t>
+              <w:t xml:space="preserve">Backup Cloud — data </w:t>
+            </w:r>
+            <w:proofErr w:type="spellStart"/>
+            <w:r>
+              <w:rPr>
+                <w:rFonts w:ascii="Arial" w:eastAsia="Arial" w:hAnsi="Arial" w:cs="Arial"/>
+                <w:color w:val="1A1B26"/>
+              </w:rPr>
+              <w:t>tersimpan</w:t>
+            </w:r>
+            <w:proofErr w:type="spellEnd"/>
+            <w:r>
+              <w:rPr>
+                <w:rFonts w:ascii="Arial" w:eastAsia="Arial" w:hAnsi="Arial" w:cs="Arial"/>
+                <w:color w:val="1A1B26"/>
+              </w:rPr>
+              <w:t xml:space="preserve"> </w:t>
+            </w:r>
+            <w:proofErr w:type="spellStart"/>
+            <w:r>
+              <w:rPr>
+                <w:rFonts w:ascii="Arial" w:eastAsia="Arial" w:hAnsi="Arial" w:cs="Arial"/>
+                <w:color w:val="1A1B26"/>
+              </w:rPr>
+              <w:t>otomatis</w:t>
+            </w:r>
+            <w:proofErr w:type="spellEnd"/>
+            <w:r>
+              <w:rPr>
+                <w:rFonts w:ascii="Arial" w:eastAsia="Arial" w:hAnsi="Arial" w:cs="Arial"/>
+                <w:color w:val="1A1B26"/>
+              </w:rPr>
+              <w:t xml:space="preserve"> di server</w:t>
             </w:r>
           </w:p>
         </w:tc>
@@ -5271,6 +7771,7 @@
             <w:vAlign w:val="center"/>
           </w:tcPr>
           <w:p>
+            <w:proofErr w:type="spellStart"/>
             <w:r>
               <w:rPr>
                 <w:rFonts w:ascii="Arial" w:eastAsia="Arial" w:hAnsi="Arial" w:cs="Arial"/>
@@ -5278,6 +7779,7 @@
               </w:rPr>
               <w:t>Infrastruktur</w:t>
             </w:r>
+            <w:proofErr w:type="spellEnd"/>
           </w:p>
         </w:tc>
         <w:tc>
@@ -5405,8 +7907,81 @@
                 <w:rFonts w:ascii="Arial" w:eastAsia="Arial" w:hAnsi="Arial" w:cs="Arial"/>
                 <w:color w:val="1A1B26"/>
               </w:rPr>
-              <w:t>Family Wallet — berbagi keuangan dengan pasangan/keluarga</w:t>
-            </w:r>
+              <w:t xml:space="preserve">Family Wallet — </w:t>
+            </w:r>
+            <w:proofErr w:type="spellStart"/>
+            <w:r>
+              <w:rPr>
+                <w:rFonts w:ascii="Arial" w:eastAsia="Arial" w:hAnsi="Arial" w:cs="Arial"/>
+                <w:color w:val="1A1B26"/>
+              </w:rPr>
+              <w:t>berbagi</w:t>
+            </w:r>
+            <w:proofErr w:type="spellEnd"/>
+            <w:r>
+              <w:rPr>
+                <w:rFonts w:ascii="Arial" w:eastAsia="Arial" w:hAnsi="Arial" w:cs="Arial"/>
+                <w:color w:val="1A1B26"/>
+              </w:rPr>
+              <w:t xml:space="preserve"> </w:t>
+            </w:r>
+            <w:proofErr w:type="spellStart"/>
+            <w:r>
+              <w:rPr>
+                <w:rFonts w:ascii="Arial" w:eastAsia="Arial" w:hAnsi="Arial" w:cs="Arial"/>
+                <w:color w:val="1A1B26"/>
+              </w:rPr>
+              <w:t>keuangan</w:t>
+            </w:r>
+            <w:proofErr w:type="spellEnd"/>
+            <w:r>
+              <w:rPr>
+                <w:rFonts w:ascii="Arial" w:eastAsia="Arial" w:hAnsi="Arial" w:cs="Arial"/>
+                <w:color w:val="1A1B26"/>
+              </w:rPr>
+              <w:t xml:space="preserve"> </w:t>
+            </w:r>
+            <w:proofErr w:type="spellStart"/>
+            <w:r>
+              <w:rPr>
+                <w:rFonts w:ascii="Arial" w:eastAsia="Arial" w:hAnsi="Arial" w:cs="Arial"/>
+                <w:color w:val="1A1B26"/>
+              </w:rPr>
+              <w:t>dengan</w:t>
+            </w:r>
+            <w:proofErr w:type="spellEnd"/>
+            <w:r>
+              <w:rPr>
+                <w:rFonts w:ascii="Arial" w:eastAsia="Arial" w:hAnsi="Arial" w:cs="Arial"/>
+                <w:color w:val="1A1B26"/>
+              </w:rPr>
+              <w:t xml:space="preserve"> </w:t>
+            </w:r>
+            <w:proofErr w:type="spellStart"/>
+            <w:r>
+              <w:rPr>
+                <w:rFonts w:ascii="Arial" w:eastAsia="Arial" w:hAnsi="Arial" w:cs="Arial"/>
+                <w:color w:val="1A1B26"/>
+              </w:rPr>
+              <w:t>pasangan</w:t>
+            </w:r>
+            <w:proofErr w:type="spellEnd"/>
+            <w:r>
+              <w:rPr>
+                <w:rFonts w:ascii="Arial" w:eastAsia="Arial" w:hAnsi="Arial" w:cs="Arial"/>
+                <w:color w:val="1A1B26"/>
+              </w:rPr>
+              <w:t>/</w:t>
+            </w:r>
+            <w:proofErr w:type="spellStart"/>
+            <w:r>
+              <w:rPr>
+                <w:rFonts w:ascii="Arial" w:eastAsia="Arial" w:hAnsi="Arial" w:cs="Arial"/>
+                <w:color w:val="1A1B26"/>
+              </w:rPr>
+              <w:t>keluarga</w:t>
+            </w:r>
+            <w:proofErr w:type="spellEnd"/>
           </w:p>
         </w:tc>
         <w:tc>
@@ -5495,8 +8070,17 @@
                 <w:rFonts w:ascii="Arial" w:eastAsia="Arial" w:hAnsi="Arial" w:cs="Arial"/>
                 <w:color w:val="1A1B26"/>
               </w:rPr>
-              <w:t>🟢 Rendah</w:t>
-            </w:r>
+              <w:t xml:space="preserve">🟢 </w:t>
+            </w:r>
+            <w:proofErr w:type="spellStart"/>
+            <w:r>
+              <w:rPr>
+                <w:rFonts w:ascii="Arial" w:eastAsia="Arial" w:hAnsi="Arial" w:cs="Arial"/>
+                <w:color w:val="1A1B26"/>
+              </w:rPr>
+              <w:t>Rendah</w:t>
+            </w:r>
+            <w:proofErr w:type="spellEnd"/>
           </w:p>
         </w:tc>
         <w:tc>
@@ -5593,7 +8177,39 @@
                 <w:rFonts w:ascii="Arial" w:eastAsia="Arial" w:hAnsi="Arial" w:cs="Arial"/>
                 <w:color w:val="1A1B26"/>
               </w:rPr>
-              <w:t>Unlimited Custom Category (free dibatasi 5 kategori)</w:t>
+              <w:t xml:space="preserve">Unlimited Custom Category (free </w:t>
+            </w:r>
+            <w:proofErr w:type="spellStart"/>
+            <w:r>
+              <w:rPr>
+                <w:rFonts w:ascii="Arial" w:eastAsia="Arial" w:hAnsi="Arial" w:cs="Arial"/>
+                <w:color w:val="1A1B26"/>
+              </w:rPr>
+              <w:t>dibatasi</w:t>
+            </w:r>
+            <w:proofErr w:type="spellEnd"/>
+            <w:r>
+              <w:rPr>
+                <w:rFonts w:ascii="Arial" w:eastAsia="Arial" w:hAnsi="Arial" w:cs="Arial"/>
+                <w:color w:val="1A1B26"/>
+              </w:rPr>
+              <w:t xml:space="preserve"> 5 </w:t>
+            </w:r>
+            <w:proofErr w:type="spellStart"/>
+            <w:r>
+              <w:rPr>
+                <w:rFonts w:ascii="Arial" w:eastAsia="Arial" w:hAnsi="Arial" w:cs="Arial"/>
+                <w:color w:val="1A1B26"/>
+              </w:rPr>
+              <w:t>kategori</w:t>
+            </w:r>
+            <w:proofErr w:type="spellEnd"/>
+            <w:r>
+              <w:rPr>
+                <w:rFonts w:ascii="Arial" w:eastAsia="Arial" w:hAnsi="Arial" w:cs="Arial"/>
+                <w:color w:val="1A1B26"/>
+              </w:rPr>
+              <w:t>)</w:t>
             </w:r>
           </w:p>
         </w:tc>
@@ -5781,7 +8397,39 @@
                 <w:rFonts w:ascii="Arial" w:eastAsia="Arial" w:hAnsi="Arial" w:cs="Arial"/>
                 <w:color w:val="1A1B26"/>
               </w:rPr>
-              <w:t>Unlimited Export PDF (free dibatasi 3x/bulan)</w:t>
+              <w:t xml:space="preserve">Unlimited Export PDF (free </w:t>
+            </w:r>
+            <w:proofErr w:type="spellStart"/>
+            <w:r>
+              <w:rPr>
+                <w:rFonts w:ascii="Arial" w:eastAsia="Arial" w:hAnsi="Arial" w:cs="Arial"/>
+                <w:color w:val="1A1B26"/>
+              </w:rPr>
+              <w:t>dibatasi</w:t>
+            </w:r>
+            <w:proofErr w:type="spellEnd"/>
+            <w:r>
+              <w:rPr>
+                <w:rFonts w:ascii="Arial" w:eastAsia="Arial" w:hAnsi="Arial" w:cs="Arial"/>
+                <w:color w:val="1A1B26"/>
+              </w:rPr>
+              <w:t xml:space="preserve"> 3x/</w:t>
+            </w:r>
+            <w:proofErr w:type="spellStart"/>
+            <w:r>
+              <w:rPr>
+                <w:rFonts w:ascii="Arial" w:eastAsia="Arial" w:hAnsi="Arial" w:cs="Arial"/>
+                <w:color w:val="1A1B26"/>
+              </w:rPr>
+              <w:t>bulan</w:t>
+            </w:r>
+            <w:proofErr w:type="spellEnd"/>
+            <w:r>
+              <w:rPr>
+                <w:rFonts w:ascii="Arial" w:eastAsia="Arial" w:hAnsi="Arial" w:cs="Arial"/>
+                <w:color w:val="1A1B26"/>
+              </w:rPr>
+              <w:t>)</w:t>
             </w:r>
           </w:p>
         </w:tc>
@@ -6079,6 +8727,7 @@
             <w:vAlign w:val="center"/>
           </w:tcPr>
           <w:p>
+            <w:proofErr w:type="spellStart"/>
             <w:r>
               <w:rPr>
                 <w:rFonts w:ascii="Arial" w:eastAsia="Arial" w:hAnsi="Arial" w:cs="Arial"/>
@@ -6088,6 +8737,7 @@
               </w:rPr>
               <w:t>Kategori</w:t>
             </w:r>
+            <w:proofErr w:type="spellEnd"/>
           </w:p>
         </w:tc>
         <w:tc>
@@ -6112,6 +8762,7 @@
             <w:pPr>
               <w:jc w:val="center"/>
             </w:pPr>
+            <w:proofErr w:type="spellStart"/>
             <w:r>
               <w:rPr>
                 <w:rFonts w:ascii="Arial" w:eastAsia="Arial" w:hAnsi="Arial" w:cs="Arial"/>
@@ -6121,6 +8772,7 @@
               </w:rPr>
               <w:t>Prioritas</w:t>
             </w:r>
+            <w:proofErr w:type="spellEnd"/>
           </w:p>
         </w:tc>
         <w:tc>
@@ -6214,12 +8866,101 @@
             <w:vAlign w:val="center"/>
           </w:tcPr>
           <w:p>
-            <w:r>
-              <w:rPr>
-                <w:rFonts w:ascii="Arial" w:eastAsia="Arial" w:hAnsi="Arial" w:cs="Arial"/>
-                <w:color w:val="1A1B26"/>
-              </w:rPr>
-              <w:t>Kosakata gaul Rupiah (goceng=5rb, ceban=10rb, goban=50rb, dll)</w:t>
+            <w:proofErr w:type="spellStart"/>
+            <w:r>
+              <w:rPr>
+                <w:rFonts w:ascii="Arial" w:eastAsia="Arial" w:hAnsi="Arial" w:cs="Arial"/>
+                <w:color w:val="1A1B26"/>
+              </w:rPr>
+              <w:t>Kosakata</w:t>
+            </w:r>
+            <w:proofErr w:type="spellEnd"/>
+            <w:r>
+              <w:rPr>
+                <w:rFonts w:ascii="Arial" w:eastAsia="Arial" w:hAnsi="Arial" w:cs="Arial"/>
+                <w:color w:val="1A1B26"/>
+              </w:rPr>
+              <w:t xml:space="preserve"> </w:t>
+            </w:r>
+            <w:proofErr w:type="spellStart"/>
+            <w:r>
+              <w:rPr>
+                <w:rFonts w:ascii="Arial" w:eastAsia="Arial" w:hAnsi="Arial" w:cs="Arial"/>
+                <w:color w:val="1A1B26"/>
+              </w:rPr>
+              <w:t>gaul</w:t>
+            </w:r>
+            <w:proofErr w:type="spellEnd"/>
+            <w:r>
+              <w:rPr>
+                <w:rFonts w:ascii="Arial" w:eastAsia="Arial" w:hAnsi="Arial" w:cs="Arial"/>
+                <w:color w:val="1A1B26"/>
+              </w:rPr>
+              <w:t xml:space="preserve"> Rupiah (</w:t>
+            </w:r>
+            <w:proofErr w:type="spellStart"/>
+            <w:r>
+              <w:rPr>
+                <w:rFonts w:ascii="Arial" w:eastAsia="Arial" w:hAnsi="Arial" w:cs="Arial"/>
+                <w:color w:val="1A1B26"/>
+              </w:rPr>
+              <w:t>goceng</w:t>
+            </w:r>
+            <w:proofErr w:type="spellEnd"/>
+            <w:r>
+              <w:rPr>
+                <w:rFonts w:ascii="Arial" w:eastAsia="Arial" w:hAnsi="Arial" w:cs="Arial"/>
+                <w:color w:val="1A1B26"/>
+              </w:rPr>
+              <w:t xml:space="preserve">=5rb, </w:t>
+            </w:r>
+            <w:proofErr w:type="spellStart"/>
+            <w:r>
+              <w:rPr>
+                <w:rFonts w:ascii="Arial" w:eastAsia="Arial" w:hAnsi="Arial" w:cs="Arial"/>
+                <w:color w:val="1A1B26"/>
+              </w:rPr>
+              <w:t>ceban</w:t>
+            </w:r>
+            <w:proofErr w:type="spellEnd"/>
+            <w:r>
+              <w:rPr>
+                <w:rFonts w:ascii="Arial" w:eastAsia="Arial" w:hAnsi="Arial" w:cs="Arial"/>
+                <w:color w:val="1A1B26"/>
+              </w:rPr>
+              <w:t xml:space="preserve">=10rb, </w:t>
+            </w:r>
+            <w:proofErr w:type="spellStart"/>
+            <w:r>
+              <w:rPr>
+                <w:rFonts w:ascii="Arial" w:eastAsia="Arial" w:hAnsi="Arial" w:cs="Arial"/>
+                <w:color w:val="1A1B26"/>
+              </w:rPr>
+              <w:t>goban</w:t>
+            </w:r>
+            <w:proofErr w:type="spellEnd"/>
+            <w:r>
+              <w:rPr>
+                <w:rFonts w:ascii="Arial" w:eastAsia="Arial" w:hAnsi="Arial" w:cs="Arial"/>
+                <w:color w:val="1A1B26"/>
+              </w:rPr>
+              <w:t xml:space="preserve">=50rb, </w:t>
+            </w:r>
+            <w:proofErr w:type="spellStart"/>
+            <w:r>
+              <w:rPr>
+                <w:rFonts w:ascii="Arial" w:eastAsia="Arial" w:hAnsi="Arial" w:cs="Arial"/>
+                <w:color w:val="1A1B26"/>
+              </w:rPr>
+              <w:t>dll</w:t>
+            </w:r>
+            <w:proofErr w:type="spellEnd"/>
+            <w:r>
+              <w:rPr>
+                <w:rFonts w:ascii="Arial" w:eastAsia="Arial" w:hAnsi="Arial" w:cs="Arial"/>
+                <w:color w:val="1A1B26"/>
+              </w:rPr>
+              <w:t>)</w:t>
             </w:r>
           </w:p>
         </w:tc>
@@ -6407,7 +9148,87 @@
                 <w:rFonts w:ascii="Arial" w:eastAsia="Arial" w:hAnsi="Arial" w:cs="Arial"/>
                 <w:color w:val="1A1B26"/>
               </w:rPr>
-              <w:t>Carry over saldo bulan lalu ("+ 3.170 bulan kemaren")</w:t>
+              <w:t xml:space="preserve">Carry over </w:t>
+            </w:r>
+            <w:proofErr w:type="spellStart"/>
+            <w:r>
+              <w:rPr>
+                <w:rFonts w:ascii="Arial" w:eastAsia="Arial" w:hAnsi="Arial" w:cs="Arial"/>
+                <w:color w:val="1A1B26"/>
+              </w:rPr>
+              <w:t>saldo</w:t>
+            </w:r>
+            <w:proofErr w:type="spellEnd"/>
+            <w:r>
+              <w:rPr>
+                <w:rFonts w:ascii="Arial" w:eastAsia="Arial" w:hAnsi="Arial" w:cs="Arial"/>
+                <w:color w:val="1A1B26"/>
+              </w:rPr>
+              <w:t xml:space="preserve"> </w:t>
+            </w:r>
+            <w:proofErr w:type="spellStart"/>
+            <w:r>
+              <w:rPr>
+                <w:rFonts w:ascii="Arial" w:eastAsia="Arial" w:hAnsi="Arial" w:cs="Arial"/>
+                <w:color w:val="1A1B26"/>
+              </w:rPr>
+              <w:t>bulan</w:t>
+            </w:r>
+            <w:proofErr w:type="spellEnd"/>
+            <w:r>
+              <w:rPr>
+                <w:rFonts w:ascii="Arial" w:eastAsia="Arial" w:hAnsi="Arial" w:cs="Arial"/>
+                <w:color w:val="1A1B26"/>
+              </w:rPr>
+              <w:t xml:space="preserve"> </w:t>
+            </w:r>
+            <w:proofErr w:type="spellStart"/>
+            <w:r>
+              <w:rPr>
+                <w:rFonts w:ascii="Arial" w:eastAsia="Arial" w:hAnsi="Arial" w:cs="Arial"/>
+                <w:color w:val="1A1B26"/>
+              </w:rPr>
+              <w:t>lalu</w:t>
+            </w:r>
+            <w:proofErr w:type="spellEnd"/>
+            <w:r>
+              <w:rPr>
+                <w:rFonts w:ascii="Arial" w:eastAsia="Arial" w:hAnsi="Arial" w:cs="Arial"/>
+                <w:color w:val="1A1B26"/>
+              </w:rPr>
+              <w:t xml:space="preserve"> ("+ 3.170 </w:t>
+            </w:r>
+            <w:proofErr w:type="spellStart"/>
+            <w:r>
+              <w:rPr>
+                <w:rFonts w:ascii="Arial" w:eastAsia="Arial" w:hAnsi="Arial" w:cs="Arial"/>
+                <w:color w:val="1A1B26"/>
+              </w:rPr>
+              <w:t>bulan</w:t>
+            </w:r>
+            <w:proofErr w:type="spellEnd"/>
+            <w:r>
+              <w:rPr>
+                <w:rFonts w:ascii="Arial" w:eastAsia="Arial" w:hAnsi="Arial" w:cs="Arial"/>
+                <w:color w:val="1A1B26"/>
+              </w:rPr>
+              <w:t xml:space="preserve"> </w:t>
+            </w:r>
+            <w:proofErr w:type="spellStart"/>
+            <w:r>
+              <w:rPr>
+                <w:rFonts w:ascii="Arial" w:eastAsia="Arial" w:hAnsi="Arial" w:cs="Arial"/>
+                <w:color w:val="1A1B26"/>
+              </w:rPr>
+              <w:t>kemaren</w:t>
+            </w:r>
+            <w:proofErr w:type="spellEnd"/>
+            <w:r>
+              <w:rPr>
+                <w:rFonts w:ascii="Arial" w:eastAsia="Arial" w:hAnsi="Arial" w:cs="Arial"/>
+                <w:color w:val="1A1B26"/>
+              </w:rPr>
+              <w:t>")</w:t>
             </w:r>
           </w:p>
         </w:tc>
@@ -6595,7 +9416,55 @@
                 <w:rFonts w:ascii="Arial" w:eastAsia="Arial" w:hAnsi="Arial" w:cs="Arial"/>
                 <w:color w:val="1A1B26"/>
               </w:rPr>
-              <w:t>Input multi-rekening ("di kaleng", "di Mandiri")</w:t>
+              <w:t>Input multi-</w:t>
+            </w:r>
+            <w:proofErr w:type="spellStart"/>
+            <w:r>
+              <w:rPr>
+                <w:rFonts w:ascii="Arial" w:eastAsia="Arial" w:hAnsi="Arial" w:cs="Arial"/>
+                <w:color w:val="1A1B26"/>
+              </w:rPr>
+              <w:t>rekening</w:t>
+            </w:r>
+            <w:proofErr w:type="spellEnd"/>
+            <w:r>
+              <w:rPr>
+                <w:rFonts w:ascii="Arial" w:eastAsia="Arial" w:hAnsi="Arial" w:cs="Arial"/>
+                <w:color w:val="1A1B26"/>
+              </w:rPr>
+              <w:t xml:space="preserve"> ("di </w:t>
+            </w:r>
+            <w:proofErr w:type="spellStart"/>
+            <w:r>
+              <w:rPr>
+                <w:rFonts w:ascii="Arial" w:eastAsia="Arial" w:hAnsi="Arial" w:cs="Arial"/>
+                <w:color w:val="1A1B26"/>
+              </w:rPr>
+              <w:t>kaleng</w:t>
+            </w:r>
+            <w:proofErr w:type="spellEnd"/>
+            <w:r>
+              <w:rPr>
+                <w:rFonts w:ascii="Arial" w:eastAsia="Arial" w:hAnsi="Arial" w:cs="Arial"/>
+                <w:color w:val="1A1B26"/>
+              </w:rPr>
+              <w:t xml:space="preserve">", "di </w:t>
+            </w:r>
+            <w:proofErr w:type="spellStart"/>
+            <w:r>
+              <w:rPr>
+                <w:rFonts w:ascii="Arial" w:eastAsia="Arial" w:hAnsi="Arial" w:cs="Arial"/>
+                <w:color w:val="1A1B26"/>
+              </w:rPr>
+              <w:t>Mandiri</w:t>
+            </w:r>
+            <w:proofErr w:type="spellEnd"/>
+            <w:r>
+              <w:rPr>
+                <w:rFonts w:ascii="Arial" w:eastAsia="Arial" w:hAnsi="Arial" w:cs="Arial"/>
+                <w:color w:val="1A1B26"/>
+              </w:rPr>
+              <w:t>")</w:t>
             </w:r>
           </w:p>
         </w:tc>
@@ -6783,7 +9652,87 @@
                 <w:rFonts w:ascii="Arial" w:eastAsia="Arial" w:hAnsi="Arial" w:cs="Arial"/>
                 <w:color w:val="1A1B26"/>
               </w:rPr>
-              <w:t>Edit transaksi via chat ("ubah makan tadi jadi 50rb")</w:t>
+              <w:t xml:space="preserve">Edit </w:t>
+            </w:r>
+            <w:proofErr w:type="spellStart"/>
+            <w:r>
+              <w:rPr>
+                <w:rFonts w:ascii="Arial" w:eastAsia="Arial" w:hAnsi="Arial" w:cs="Arial"/>
+                <w:color w:val="1A1B26"/>
+              </w:rPr>
+              <w:t>transaksi</w:t>
+            </w:r>
+            <w:proofErr w:type="spellEnd"/>
+            <w:r>
+              <w:rPr>
+                <w:rFonts w:ascii="Arial" w:eastAsia="Arial" w:hAnsi="Arial" w:cs="Arial"/>
+                <w:color w:val="1A1B26"/>
+              </w:rPr>
+              <w:t xml:space="preserve"> via chat ("</w:t>
+            </w:r>
+            <w:proofErr w:type="spellStart"/>
+            <w:r>
+              <w:rPr>
+                <w:rFonts w:ascii="Arial" w:eastAsia="Arial" w:hAnsi="Arial" w:cs="Arial"/>
+                <w:color w:val="1A1B26"/>
+              </w:rPr>
+              <w:t>ubah</w:t>
+            </w:r>
+            <w:proofErr w:type="spellEnd"/>
+            <w:r>
+              <w:rPr>
+                <w:rFonts w:ascii="Arial" w:eastAsia="Arial" w:hAnsi="Arial" w:cs="Arial"/>
+                <w:color w:val="1A1B26"/>
+              </w:rPr>
+              <w:t xml:space="preserve"> </w:t>
+            </w:r>
+            <w:proofErr w:type="spellStart"/>
+            <w:r>
+              <w:rPr>
+                <w:rFonts w:ascii="Arial" w:eastAsia="Arial" w:hAnsi="Arial" w:cs="Arial"/>
+                <w:color w:val="1A1B26"/>
+              </w:rPr>
+              <w:t>makan</w:t>
+            </w:r>
+            <w:proofErr w:type="spellEnd"/>
+            <w:r>
+              <w:rPr>
+                <w:rFonts w:ascii="Arial" w:eastAsia="Arial" w:hAnsi="Arial" w:cs="Arial"/>
+                <w:color w:val="1A1B26"/>
+              </w:rPr>
+              <w:t xml:space="preserve"> </w:t>
+            </w:r>
+            <w:proofErr w:type="spellStart"/>
+            <w:r>
+              <w:rPr>
+                <w:rFonts w:ascii="Arial" w:eastAsia="Arial" w:hAnsi="Arial" w:cs="Arial"/>
+                <w:color w:val="1A1B26"/>
+              </w:rPr>
+              <w:t>tadi</w:t>
+            </w:r>
+            <w:proofErr w:type="spellEnd"/>
+            <w:r>
+              <w:rPr>
+                <w:rFonts w:ascii="Arial" w:eastAsia="Arial" w:hAnsi="Arial" w:cs="Arial"/>
+                <w:color w:val="1A1B26"/>
+              </w:rPr>
+              <w:t xml:space="preserve"> </w:t>
+            </w:r>
+            <w:proofErr w:type="spellStart"/>
+            <w:r>
+              <w:rPr>
+                <w:rFonts w:ascii="Arial" w:eastAsia="Arial" w:hAnsi="Arial" w:cs="Arial"/>
+                <w:color w:val="1A1B26"/>
+              </w:rPr>
+              <w:t>jadi</w:t>
+            </w:r>
+            <w:proofErr w:type="spellEnd"/>
+            <w:r>
+              <w:rPr>
+                <w:rFonts w:ascii="Arial" w:eastAsia="Arial" w:hAnsi="Arial" w:cs="Arial"/>
+                <w:color w:val="1A1B26"/>
+              </w:rPr>
+              <w:t xml:space="preserve"> 50rb")</w:t>
             </w:r>
           </w:p>
         </w:tc>
@@ -6971,7 +9920,55 @@
                 <w:rFonts w:ascii="Arial" w:eastAsia="Arial" w:hAnsi="Arial" w:cs="Arial"/>
                 <w:color w:val="1A1B26"/>
               </w:rPr>
-              <w:t>Recurring transaction ("gaji tiap tanggal 25")</w:t>
+              <w:t>Recurring transaction ("</w:t>
+            </w:r>
+            <w:proofErr w:type="spellStart"/>
+            <w:r>
+              <w:rPr>
+                <w:rFonts w:ascii="Arial" w:eastAsia="Arial" w:hAnsi="Arial" w:cs="Arial"/>
+                <w:color w:val="1A1B26"/>
+              </w:rPr>
+              <w:t>gaji</w:t>
+            </w:r>
+            <w:proofErr w:type="spellEnd"/>
+            <w:r>
+              <w:rPr>
+                <w:rFonts w:ascii="Arial" w:eastAsia="Arial" w:hAnsi="Arial" w:cs="Arial"/>
+                <w:color w:val="1A1B26"/>
+              </w:rPr>
+              <w:t xml:space="preserve"> </w:t>
+            </w:r>
+            <w:proofErr w:type="spellStart"/>
+            <w:r>
+              <w:rPr>
+                <w:rFonts w:ascii="Arial" w:eastAsia="Arial" w:hAnsi="Arial" w:cs="Arial"/>
+                <w:color w:val="1A1B26"/>
+              </w:rPr>
+              <w:t>tiap</w:t>
+            </w:r>
+            <w:proofErr w:type="spellEnd"/>
+            <w:r>
+              <w:rPr>
+                <w:rFonts w:ascii="Arial" w:eastAsia="Arial" w:hAnsi="Arial" w:cs="Arial"/>
+                <w:color w:val="1A1B26"/>
+              </w:rPr>
+              <w:t xml:space="preserve"> </w:t>
+            </w:r>
+            <w:proofErr w:type="spellStart"/>
+            <w:r>
+              <w:rPr>
+                <w:rFonts w:ascii="Arial" w:eastAsia="Arial" w:hAnsi="Arial" w:cs="Arial"/>
+                <w:color w:val="1A1B26"/>
+              </w:rPr>
+              <w:t>tanggal</w:t>
+            </w:r>
+            <w:proofErr w:type="spellEnd"/>
+            <w:r>
+              <w:rPr>
+                <w:rFonts w:ascii="Arial" w:eastAsia="Arial" w:hAnsi="Arial" w:cs="Arial"/>
+                <w:color w:val="1A1B26"/>
+              </w:rPr>
+              <w:t xml:space="preserve"> 25")</w:t>
             </w:r>
           </w:p>
         </w:tc>
@@ -7116,8 +10113,69 @@
           <w:sz w:val="28"/>
           <w:szCs w:val="28"/>
         </w:rPr>
-        <w:t>6. Infrastruktur — Wajib untuk Monetisasi</w:t>
-      </w:r>
+        <w:t xml:space="preserve">6. </w:t>
+      </w:r>
+      <w:proofErr w:type="spellStart"/>
+      <w:r>
+        <w:rPr>
+          <w:rFonts w:ascii="Arial" w:eastAsia="Arial" w:hAnsi="Arial" w:cs="Arial"/>
+          <w:b/>
+          <w:bCs/>
+          <w:color w:val="7C6AFF"/>
+          <w:sz w:val="28"/>
+          <w:szCs w:val="28"/>
+        </w:rPr>
+        <w:t>Infrastruktur</w:t>
+      </w:r>
+      <w:proofErr w:type="spellEnd"/>
+      <w:r>
+        <w:rPr>
+          <w:rFonts w:ascii="Arial" w:eastAsia="Arial" w:hAnsi="Arial" w:cs="Arial"/>
+          <w:b/>
+          <w:bCs/>
+          <w:color w:val="7C6AFF"/>
+          <w:sz w:val="28"/>
+          <w:szCs w:val="28"/>
+        </w:rPr>
+        <w:t xml:space="preserve"> — Wajib </w:t>
+      </w:r>
+      <w:proofErr w:type="spellStart"/>
+      <w:r>
+        <w:rPr>
+          <w:rFonts w:ascii="Arial" w:eastAsia="Arial" w:hAnsi="Arial" w:cs="Arial"/>
+          <w:b/>
+          <w:bCs/>
+          <w:color w:val="7C6AFF"/>
+          <w:sz w:val="28"/>
+          <w:szCs w:val="28"/>
+        </w:rPr>
+        <w:t>untuk</w:t>
+      </w:r>
+      <w:proofErr w:type="spellEnd"/>
+      <w:r>
+        <w:rPr>
+          <w:rFonts w:ascii="Arial" w:eastAsia="Arial" w:hAnsi="Arial" w:cs="Arial"/>
+          <w:b/>
+          <w:bCs/>
+          <w:color w:val="7C6AFF"/>
+          <w:sz w:val="28"/>
+          <w:szCs w:val="28"/>
+        </w:rPr>
+        <w:t xml:space="preserve"> </w:t>
+      </w:r>
+      <w:proofErr w:type="spellStart"/>
+      <w:r>
+        <w:rPr>
+          <w:rFonts w:ascii="Arial" w:eastAsia="Arial" w:hAnsi="Arial" w:cs="Arial"/>
+          <w:b/>
+          <w:bCs/>
+          <w:color w:val="7C6AFF"/>
+          <w:sz w:val="28"/>
+          <w:szCs w:val="28"/>
+        </w:rPr>
+        <w:t>Monetisasi</w:t>
+      </w:r>
+      <w:proofErr w:type="spellEnd"/>
     </w:p>
     <w:p>
       <w:pPr>
@@ -7128,7 +10186,71 @@
           <w:rFonts w:ascii="Arial" w:eastAsia="Arial" w:hAnsi="Arial" w:cs="Arial"/>
           <w:color w:val="DC2626"/>
         </w:rPr>
-        <w:t>Harus selesai sebelum bisa membedakan free vs premium user.</w:t>
+        <w:t xml:space="preserve">Harus </w:t>
+      </w:r>
+      <w:proofErr w:type="spellStart"/>
+      <w:r>
+        <w:rPr>
+          <w:rFonts w:ascii="Arial" w:eastAsia="Arial" w:hAnsi="Arial" w:cs="Arial"/>
+          <w:color w:val="DC2626"/>
+        </w:rPr>
+        <w:t>selesai</w:t>
+      </w:r>
+      <w:proofErr w:type="spellEnd"/>
+      <w:r>
+        <w:rPr>
+          <w:rFonts w:ascii="Arial" w:eastAsia="Arial" w:hAnsi="Arial" w:cs="Arial"/>
+          <w:color w:val="DC2626"/>
+        </w:rPr>
+        <w:t xml:space="preserve"> </w:t>
+      </w:r>
+      <w:proofErr w:type="spellStart"/>
+      <w:r>
+        <w:rPr>
+          <w:rFonts w:ascii="Arial" w:eastAsia="Arial" w:hAnsi="Arial" w:cs="Arial"/>
+          <w:color w:val="DC2626"/>
+        </w:rPr>
+        <w:t>sebelum</w:t>
+      </w:r>
+      <w:proofErr w:type="spellEnd"/>
+      <w:r>
+        <w:rPr>
+          <w:rFonts w:ascii="Arial" w:eastAsia="Arial" w:hAnsi="Arial" w:cs="Arial"/>
+          <w:color w:val="DC2626"/>
+        </w:rPr>
+        <w:t xml:space="preserve"> </w:t>
+      </w:r>
+      <w:proofErr w:type="spellStart"/>
+      <w:r>
+        <w:rPr>
+          <w:rFonts w:ascii="Arial" w:eastAsia="Arial" w:hAnsi="Arial" w:cs="Arial"/>
+          <w:color w:val="DC2626"/>
+        </w:rPr>
+        <w:t>bisa</w:t>
+      </w:r>
+      <w:proofErr w:type="spellEnd"/>
+      <w:r>
+        <w:rPr>
+          <w:rFonts w:ascii="Arial" w:eastAsia="Arial" w:hAnsi="Arial" w:cs="Arial"/>
+          <w:color w:val="DC2626"/>
+        </w:rPr>
+        <w:t xml:space="preserve"> </w:t>
+      </w:r>
+      <w:proofErr w:type="spellStart"/>
+      <w:r>
+        <w:rPr>
+          <w:rFonts w:ascii="Arial" w:eastAsia="Arial" w:hAnsi="Arial" w:cs="Arial"/>
+          <w:color w:val="DC2626"/>
+        </w:rPr>
+        <w:t>membedakan</w:t>
+      </w:r>
+      <w:proofErr w:type="spellEnd"/>
+      <w:r>
+        <w:rPr>
+          <w:rFonts w:ascii="Arial" w:eastAsia="Arial" w:hAnsi="Arial" w:cs="Arial"/>
+          <w:color w:val="DC2626"/>
+        </w:rPr>
+        <w:t xml:space="preserve"> free vs premium user.</w:t>
       </w:r>
     </w:p>
     <w:p>
@@ -7286,6 +10408,7 @@
             <w:vAlign w:val="center"/>
           </w:tcPr>
           <w:p>
+            <w:proofErr w:type="spellStart"/>
             <w:r>
               <w:rPr>
                 <w:rFonts w:ascii="Arial" w:eastAsia="Arial" w:hAnsi="Arial" w:cs="Arial"/>
@@ -7295,6 +10418,7 @@
               </w:rPr>
               <w:t>Kategori</w:t>
             </w:r>
+            <w:proofErr w:type="spellEnd"/>
           </w:p>
         </w:tc>
         <w:tc>
@@ -7319,6 +10443,7 @@
             <w:pPr>
               <w:jc w:val="center"/>
             </w:pPr>
+            <w:proofErr w:type="spellStart"/>
             <w:r>
               <w:rPr>
                 <w:rFonts w:ascii="Arial" w:eastAsia="Arial" w:hAnsi="Arial" w:cs="Arial"/>
@@ -7328,6 +10453,7 @@
               </w:rPr>
               <w:t>Prioritas</w:t>
             </w:r>
+            <w:proofErr w:type="spellEnd"/>
           </w:p>
         </w:tc>
         <w:tc>
@@ -7426,7 +10552,23 @@
                 <w:rFonts w:ascii="Arial" w:eastAsia="Arial" w:hAnsi="Arial" w:cs="Arial"/>
                 <w:color w:val="1A1B26"/>
               </w:rPr>
-              <w:t>Auth system — login/register (Supabase Auth)</w:t>
+              <w:t>Auth system — login/register (</w:t>
+            </w:r>
+            <w:proofErr w:type="spellStart"/>
+            <w:r>
+              <w:rPr>
+                <w:rFonts w:ascii="Arial" w:eastAsia="Arial" w:hAnsi="Arial" w:cs="Arial"/>
+                <w:color w:val="1A1B26"/>
+              </w:rPr>
+              <w:t>Supabase</w:t>
+            </w:r>
+            <w:proofErr w:type="spellEnd"/>
+            <w:r>
+              <w:rPr>
+                <w:rFonts w:ascii="Arial" w:eastAsia="Arial" w:hAnsi="Arial" w:cs="Arial"/>
+                <w:color w:val="1A1B26"/>
+              </w:rPr>
+              <w:t xml:space="preserve"> Auth)</w:t>
             </w:r>
           </w:p>
         </w:tc>
@@ -7614,8 +10756,17 @@
                 <w:rFonts w:ascii="Arial" w:eastAsia="Arial" w:hAnsi="Arial" w:cs="Arial"/>
                 <w:color w:val="1A1B26"/>
               </w:rPr>
-              <w:t>Database per user — PostgreSQL / Supabase</w:t>
-            </w:r>
+              <w:t xml:space="preserve">Database per user — PostgreSQL / </w:t>
+            </w:r>
+            <w:proofErr w:type="spellStart"/>
+            <w:r>
+              <w:rPr>
+                <w:rFonts w:ascii="Arial" w:eastAsia="Arial" w:hAnsi="Arial" w:cs="Arial"/>
+                <w:color w:val="1A1B26"/>
+              </w:rPr>
+              <w:t>Supabase</w:t>
+            </w:r>
+            <w:proofErr w:type="spellEnd"/>
           </w:p>
         </w:tc>
         <w:tc>
@@ -7802,7 +10953,55 @@
                 <w:rFonts w:ascii="Arial" w:eastAsia="Arial" w:hAnsi="Arial" w:cs="Arial"/>
                 <w:color w:val="1A1B26"/>
               </w:rPr>
-              <w:t>Quota system — batasi AI request untuk free user (30/bulan)</w:t>
+              <w:t xml:space="preserve">Quota system — </w:t>
+            </w:r>
+            <w:proofErr w:type="spellStart"/>
+            <w:r>
+              <w:rPr>
+                <w:rFonts w:ascii="Arial" w:eastAsia="Arial" w:hAnsi="Arial" w:cs="Arial"/>
+                <w:color w:val="1A1B26"/>
+              </w:rPr>
+              <w:t>batasi</w:t>
+            </w:r>
+            <w:proofErr w:type="spellEnd"/>
+            <w:r>
+              <w:rPr>
+                <w:rFonts w:ascii="Arial" w:eastAsia="Arial" w:hAnsi="Arial" w:cs="Arial"/>
+                <w:color w:val="1A1B26"/>
+              </w:rPr>
+              <w:t xml:space="preserve"> AI request </w:t>
+            </w:r>
+            <w:proofErr w:type="spellStart"/>
+            <w:r>
+              <w:rPr>
+                <w:rFonts w:ascii="Arial" w:eastAsia="Arial" w:hAnsi="Arial" w:cs="Arial"/>
+                <w:color w:val="1A1B26"/>
+              </w:rPr>
+              <w:t>untuk</w:t>
+            </w:r>
+            <w:proofErr w:type="spellEnd"/>
+            <w:r>
+              <w:rPr>
+                <w:rFonts w:ascii="Arial" w:eastAsia="Arial" w:hAnsi="Arial" w:cs="Arial"/>
+                <w:color w:val="1A1B26"/>
+              </w:rPr>
+              <w:t xml:space="preserve"> free user (30/</w:t>
+            </w:r>
+            <w:proofErr w:type="spellStart"/>
+            <w:r>
+              <w:rPr>
+                <w:rFonts w:ascii="Arial" w:eastAsia="Arial" w:hAnsi="Arial" w:cs="Arial"/>
+                <w:color w:val="1A1B26"/>
+              </w:rPr>
+              <w:t>bulan</w:t>
+            </w:r>
+            <w:proofErr w:type="spellEnd"/>
+            <w:r>
+              <w:rPr>
+                <w:rFonts w:ascii="Arial" w:eastAsia="Arial" w:hAnsi="Arial" w:cs="Arial"/>
+                <w:color w:val="1A1B26"/>
+              </w:rPr>
+              <w:t>)</w:t>
             </w:r>
           </w:p>
         </w:tc>
@@ -7990,7 +11189,55 @@
                 <w:rFonts w:ascii="Arial" w:eastAsia="Arial" w:hAnsi="Arial" w:cs="Arial"/>
                 <w:color w:val="1A1B26"/>
               </w:rPr>
-              <w:t>Payment gateway — Midtrans/Xendit untuk subscribe premium</w:t>
+              <w:t xml:space="preserve">Payment gateway — </w:t>
+            </w:r>
+            <w:proofErr w:type="spellStart"/>
+            <w:r>
+              <w:rPr>
+                <w:rFonts w:ascii="Arial" w:eastAsia="Arial" w:hAnsi="Arial" w:cs="Arial"/>
+                <w:color w:val="1A1B26"/>
+              </w:rPr>
+              <w:t>Midtrans</w:t>
+            </w:r>
+            <w:proofErr w:type="spellEnd"/>
+            <w:r>
+              <w:rPr>
+                <w:rFonts w:ascii="Arial" w:eastAsia="Arial" w:hAnsi="Arial" w:cs="Arial"/>
+                <w:color w:val="1A1B26"/>
+              </w:rPr>
+              <w:t>/</w:t>
+            </w:r>
+            <w:proofErr w:type="spellStart"/>
+            <w:r>
+              <w:rPr>
+                <w:rFonts w:ascii="Arial" w:eastAsia="Arial" w:hAnsi="Arial" w:cs="Arial"/>
+                <w:color w:val="1A1B26"/>
+              </w:rPr>
+              <w:t>Xendit</w:t>
+            </w:r>
+            <w:proofErr w:type="spellEnd"/>
+            <w:r>
+              <w:rPr>
+                <w:rFonts w:ascii="Arial" w:eastAsia="Arial" w:hAnsi="Arial" w:cs="Arial"/>
+                <w:color w:val="1A1B26"/>
+              </w:rPr>
+              <w:t xml:space="preserve"> </w:t>
+            </w:r>
+            <w:proofErr w:type="spellStart"/>
+            <w:r>
+              <w:rPr>
+                <w:rFonts w:ascii="Arial" w:eastAsia="Arial" w:hAnsi="Arial" w:cs="Arial"/>
+                <w:color w:val="1A1B26"/>
+              </w:rPr>
+              <w:t>untuk</w:t>
+            </w:r>
+            <w:proofErr w:type="spellEnd"/>
+            <w:r>
+              <w:rPr>
+                <w:rFonts w:ascii="Arial" w:eastAsia="Arial" w:hAnsi="Arial" w:cs="Arial"/>
+                <w:color w:val="1A1B26"/>
+              </w:rPr>
+              <w:t xml:space="preserve"> subscribe premium</w:t>
             </w:r>
           </w:p>
         </w:tc>
@@ -8044,6 +11291,7 @@
             <w:vAlign w:val="center"/>
           </w:tcPr>
           <w:p>
+            <w:proofErr w:type="spellStart"/>
             <w:r>
               <w:rPr>
                 <w:rFonts w:ascii="Arial" w:eastAsia="Arial" w:hAnsi="Arial" w:cs="Arial"/>
@@ -8051,6 +11299,7 @@
               </w:rPr>
               <w:t>Monetisasi</w:t>
             </w:r>
+            <w:proofErr w:type="spellEnd"/>
           </w:p>
         </w:tc>
         <w:tc>
@@ -8178,7 +11427,39 @@
                 <w:rFonts w:ascii="Arial" w:eastAsia="Arial" w:hAnsi="Arial" w:cs="Arial"/>
                 <w:color w:val="1A1B26"/>
               </w:rPr>
-              <w:t>Feature flag system — on/off fitur berdasarkan tier user</w:t>
+              <w:t xml:space="preserve">Feature flag system — on/off </w:t>
+            </w:r>
+            <w:proofErr w:type="spellStart"/>
+            <w:r>
+              <w:rPr>
+                <w:rFonts w:ascii="Arial" w:eastAsia="Arial" w:hAnsi="Arial" w:cs="Arial"/>
+                <w:color w:val="1A1B26"/>
+              </w:rPr>
+              <w:t>fitur</w:t>
+            </w:r>
+            <w:proofErr w:type="spellEnd"/>
+            <w:r>
+              <w:rPr>
+                <w:rFonts w:ascii="Arial" w:eastAsia="Arial" w:hAnsi="Arial" w:cs="Arial"/>
+                <w:color w:val="1A1B26"/>
+              </w:rPr>
+              <w:t xml:space="preserve"> </w:t>
+            </w:r>
+            <w:proofErr w:type="spellStart"/>
+            <w:r>
+              <w:rPr>
+                <w:rFonts w:ascii="Arial" w:eastAsia="Arial" w:hAnsi="Arial" w:cs="Arial"/>
+                <w:color w:val="1A1B26"/>
+              </w:rPr>
+              <w:t>berdasarkan</w:t>
+            </w:r>
+            <w:proofErr w:type="spellEnd"/>
+            <w:r>
+              <w:rPr>
+                <w:rFonts w:ascii="Arial" w:eastAsia="Arial" w:hAnsi="Arial" w:cs="Arial"/>
+                <w:color w:val="1A1B26"/>
+              </w:rPr>
+              <w:t xml:space="preserve"> tier user</w:t>
             </w:r>
           </w:p>
         </w:tc>
@@ -8366,7 +11647,23 @@
                 <w:rFonts w:ascii="Arial" w:eastAsia="Arial" w:hAnsi="Arial" w:cs="Arial"/>
                 <w:color w:val="1A1B26"/>
               </w:rPr>
-              <w:t>Admin dashboard — monitor user aktif, usage, revenue</w:t>
+              <w:t xml:space="preserve">Admin dashboard — monitor user </w:t>
+            </w:r>
+            <w:proofErr w:type="spellStart"/>
+            <w:r>
+              <w:rPr>
+                <w:rFonts w:ascii="Arial" w:eastAsia="Arial" w:hAnsi="Arial" w:cs="Arial"/>
+                <w:color w:val="1A1B26"/>
+              </w:rPr>
+              <w:t>aktif</w:t>
+            </w:r>
+            <w:proofErr w:type="spellEnd"/>
+            <w:r>
+              <w:rPr>
+                <w:rFonts w:ascii="Arial" w:eastAsia="Arial" w:hAnsi="Arial" w:cs="Arial"/>
+                <w:color w:val="1A1B26"/>
+              </w:rPr>
+              <w:t>, usage, revenue</w:t>
             </w:r>
           </w:p>
         </w:tc>
@@ -8511,8 +11808,21 @@
           <w:sz w:val="28"/>
           <w:szCs w:val="28"/>
         </w:rPr>
-        <w:t>7. Alasan User Harus Bertahan</w:t>
-      </w:r>
+        <w:t xml:space="preserve">7. Alasan User Harus </w:t>
+      </w:r>
+      <w:proofErr w:type="spellStart"/>
+      <w:r>
+        <w:rPr>
+          <w:rFonts w:ascii="Arial" w:eastAsia="Arial" w:hAnsi="Arial" w:cs="Arial"/>
+          <w:b/>
+          <w:bCs/>
+          <w:color w:val="7C6AFF"/>
+          <w:sz w:val="28"/>
+          <w:szCs w:val="28"/>
+        </w:rPr>
+        <w:t>Bertahan</w:t>
+      </w:r>
+      <w:proofErr w:type="spellEnd"/>
     </w:p>
     <w:p>
       <w:pPr>
@@ -8527,12 +11837,85 @@
         </w:rPr>
         <w:t xml:space="preserve">1. </w:t>
       </w:r>
-      <w:r>
-        <w:rPr>
-          <w:rFonts w:ascii="Arial" w:eastAsia="Arial" w:hAnsi="Arial" w:cs="Arial"/>
-          <w:color w:val="1A1B26"/>
-        </w:rPr>
-        <w:t>FinChat membantu saya lebih hemat.</w:t>
+      <w:proofErr w:type="spellStart"/>
+      <w:r>
+        <w:rPr>
+          <w:rFonts w:ascii="Arial" w:eastAsia="Arial" w:hAnsi="Arial" w:cs="Arial"/>
+          <w:color w:val="1A1B26"/>
+        </w:rPr>
+        <w:t>FinChat</w:t>
+      </w:r>
+      <w:proofErr w:type="spellEnd"/>
+      <w:r>
+        <w:rPr>
+          <w:rFonts w:ascii="Arial" w:eastAsia="Arial" w:hAnsi="Arial" w:cs="Arial"/>
+          <w:color w:val="1A1B26"/>
+        </w:rPr>
+        <w:t xml:space="preserve"> </w:t>
+      </w:r>
+      <w:proofErr w:type="spellStart"/>
+      <w:r>
+        <w:rPr>
+          <w:rFonts w:ascii="Arial" w:eastAsia="Arial" w:hAnsi="Arial" w:cs="Arial"/>
+          <w:color w:val="1A1B26"/>
+        </w:rPr>
+        <w:t>membantu</w:t>
+      </w:r>
+      <w:proofErr w:type="spellEnd"/>
+      <w:r>
+        <w:rPr>
+          <w:rFonts w:ascii="Arial" w:eastAsia="Arial" w:hAnsi="Arial" w:cs="Arial"/>
+          <w:color w:val="1A1B26"/>
+        </w:rPr>
+        <w:t xml:space="preserve"> </w:t>
+      </w:r>
+      <w:proofErr w:type="spellStart"/>
+      <w:r>
+        <w:rPr>
+          <w:rFonts w:ascii="Arial" w:eastAsia="Arial" w:hAnsi="Arial" w:cs="Arial"/>
+          <w:color w:val="1A1B26"/>
+        </w:rPr>
+        <w:t>saya</w:t>
+      </w:r>
+      <w:proofErr w:type="spellEnd"/>
+      <w:r>
+        <w:rPr>
+          <w:rFonts w:ascii="Arial" w:eastAsia="Arial" w:hAnsi="Arial" w:cs="Arial"/>
+          <w:color w:val="1A1B26"/>
+        </w:rPr>
+        <w:t xml:space="preserve"> </w:t>
+      </w:r>
+      <w:proofErr w:type="spellStart"/>
+      <w:r>
+        <w:rPr>
+          <w:rFonts w:ascii="Arial" w:eastAsia="Arial" w:hAnsi="Arial" w:cs="Arial"/>
+          <w:color w:val="1A1B26"/>
+        </w:rPr>
+        <w:t>lebih</w:t>
+      </w:r>
+      <w:proofErr w:type="spellEnd"/>
+      <w:r>
+        <w:rPr>
+          <w:rFonts w:ascii="Arial" w:eastAsia="Arial" w:hAnsi="Arial" w:cs="Arial"/>
+          <w:color w:val="1A1B26"/>
+        </w:rPr>
+        <w:t xml:space="preserve"> </w:t>
+      </w:r>
+      <w:proofErr w:type="spellStart"/>
+      <w:r>
+        <w:rPr>
+          <w:rFonts w:ascii="Arial" w:eastAsia="Arial" w:hAnsi="Arial" w:cs="Arial"/>
+          <w:color w:val="1A1B26"/>
+        </w:rPr>
+        <w:t>hemat</w:t>
+      </w:r>
+      <w:proofErr w:type="spellEnd"/>
+      <w:r>
+        <w:rPr>
+          <w:rFonts w:ascii="Arial" w:eastAsia="Arial" w:hAnsi="Arial" w:cs="Arial"/>
+          <w:color w:val="1A1B26"/>
+        </w:rPr>
+        <w:t>.</w:t>
       </w:r>
     </w:p>
     <w:p>
@@ -8549,12 +11932,133 @@
         <w:lastRenderedPageBreak/>
         <w:t xml:space="preserve">2. </w:t>
       </w:r>
-      <w:r>
-        <w:rPr>
-          <w:rFonts w:ascii="Arial" w:eastAsia="Arial" w:hAnsi="Arial" w:cs="Arial"/>
-          <w:color w:val="1A1B26"/>
-        </w:rPr>
-        <w:t>FinChat memberi tahu kondisi keuangan saya secara otomatis.</w:t>
+      <w:proofErr w:type="spellStart"/>
+      <w:r>
+        <w:rPr>
+          <w:rFonts w:ascii="Arial" w:eastAsia="Arial" w:hAnsi="Arial" w:cs="Arial"/>
+          <w:color w:val="1A1B26"/>
+        </w:rPr>
+        <w:t>FinChat</w:t>
+      </w:r>
+      <w:proofErr w:type="spellEnd"/>
+      <w:r>
+        <w:rPr>
+          <w:rFonts w:ascii="Arial" w:eastAsia="Arial" w:hAnsi="Arial" w:cs="Arial"/>
+          <w:color w:val="1A1B26"/>
+        </w:rPr>
+        <w:t xml:space="preserve"> </w:t>
+      </w:r>
+      <w:proofErr w:type="spellStart"/>
+      <w:r>
+        <w:rPr>
+          <w:rFonts w:ascii="Arial" w:eastAsia="Arial" w:hAnsi="Arial" w:cs="Arial"/>
+          <w:color w:val="1A1B26"/>
+        </w:rPr>
+        <w:t>memberi</w:t>
+      </w:r>
+      <w:proofErr w:type="spellEnd"/>
+      <w:r>
+        <w:rPr>
+          <w:rFonts w:ascii="Arial" w:eastAsia="Arial" w:hAnsi="Arial" w:cs="Arial"/>
+          <w:color w:val="1A1B26"/>
+        </w:rPr>
+        <w:t xml:space="preserve"> </w:t>
+      </w:r>
+      <w:proofErr w:type="spellStart"/>
+      <w:r>
+        <w:rPr>
+          <w:rFonts w:ascii="Arial" w:eastAsia="Arial" w:hAnsi="Arial" w:cs="Arial"/>
+          <w:color w:val="1A1B26"/>
+        </w:rPr>
+        <w:t>tahu</w:t>
+      </w:r>
+      <w:proofErr w:type="spellEnd"/>
+      <w:r>
+        <w:rPr>
+          <w:rFonts w:ascii="Arial" w:eastAsia="Arial" w:hAnsi="Arial" w:cs="Arial"/>
+          <w:color w:val="1A1B26"/>
+        </w:rPr>
+        <w:t xml:space="preserve"> </w:t>
+      </w:r>
+      <w:proofErr w:type="spellStart"/>
+      <w:r>
+        <w:rPr>
+          <w:rFonts w:ascii="Arial" w:eastAsia="Arial" w:hAnsi="Arial" w:cs="Arial"/>
+          <w:color w:val="1A1B26"/>
+        </w:rPr>
+        <w:t>kondisi</w:t>
+      </w:r>
+      <w:proofErr w:type="spellEnd"/>
+      <w:r>
+        <w:rPr>
+          <w:rFonts w:ascii="Arial" w:eastAsia="Arial" w:hAnsi="Arial" w:cs="Arial"/>
+          <w:color w:val="1A1B26"/>
+        </w:rPr>
+        <w:t xml:space="preserve"> </w:t>
+      </w:r>
+      <w:proofErr w:type="spellStart"/>
+      <w:r>
+        <w:rPr>
+          <w:rFonts w:ascii="Arial" w:eastAsia="Arial" w:hAnsi="Arial" w:cs="Arial"/>
+          <w:color w:val="1A1B26"/>
+        </w:rPr>
+        <w:t>keuangan</w:t>
+      </w:r>
+      <w:proofErr w:type="spellEnd"/>
+      <w:r>
+        <w:rPr>
+          <w:rFonts w:ascii="Arial" w:eastAsia="Arial" w:hAnsi="Arial" w:cs="Arial"/>
+          <w:color w:val="1A1B26"/>
+        </w:rPr>
+        <w:t xml:space="preserve"> </w:t>
+      </w:r>
+      <w:proofErr w:type="spellStart"/>
+      <w:r>
+        <w:rPr>
+          <w:rFonts w:ascii="Arial" w:eastAsia="Arial" w:hAnsi="Arial" w:cs="Arial"/>
+          <w:color w:val="1A1B26"/>
+        </w:rPr>
+        <w:t>saya</w:t>
+      </w:r>
+      <w:proofErr w:type="spellEnd"/>
+      <w:r>
+        <w:rPr>
+          <w:rFonts w:ascii="Arial" w:eastAsia="Arial" w:hAnsi="Arial" w:cs="Arial"/>
+          <w:color w:val="1A1B26"/>
+        </w:rPr>
+        <w:t xml:space="preserve"> </w:t>
+      </w:r>
+      <w:proofErr w:type="spellStart"/>
+      <w:r>
+        <w:rPr>
+          <w:rFonts w:ascii="Arial" w:eastAsia="Arial" w:hAnsi="Arial" w:cs="Arial"/>
+          <w:color w:val="1A1B26"/>
+        </w:rPr>
+        <w:t>secara</w:t>
+      </w:r>
+      <w:proofErr w:type="spellEnd"/>
+      <w:r>
+        <w:rPr>
+          <w:rFonts w:ascii="Arial" w:eastAsia="Arial" w:hAnsi="Arial" w:cs="Arial"/>
+          <w:color w:val="1A1B26"/>
+        </w:rPr>
+        <w:t xml:space="preserve"> </w:t>
+      </w:r>
+      <w:proofErr w:type="spellStart"/>
+      <w:r>
+        <w:rPr>
+          <w:rFonts w:ascii="Arial" w:eastAsia="Arial" w:hAnsi="Arial" w:cs="Arial"/>
+          <w:color w:val="1A1B26"/>
+        </w:rPr>
+        <w:t>otomatis</w:t>
+      </w:r>
+      <w:proofErr w:type="spellEnd"/>
+      <w:r>
+        <w:rPr>
+          <w:rFonts w:ascii="Arial" w:eastAsia="Arial" w:hAnsi="Arial" w:cs="Arial"/>
+          <w:color w:val="1A1B26"/>
+        </w:rPr>
+        <w:t>.</w:t>
       </w:r>
     </w:p>
     <w:p>
@@ -8570,12 +12074,69 @@
         </w:rPr>
         <w:t xml:space="preserve">3. </w:t>
       </w:r>
-      <w:r>
-        <w:rPr>
-          <w:rFonts w:ascii="Arial" w:eastAsia="Arial" w:hAnsi="Arial" w:cs="Arial"/>
-          <w:color w:val="1A1B26"/>
-        </w:rPr>
-        <w:t>FinChat mengingatkan sebelum budget habis.</w:t>
+      <w:proofErr w:type="spellStart"/>
+      <w:r>
+        <w:rPr>
+          <w:rFonts w:ascii="Arial" w:eastAsia="Arial" w:hAnsi="Arial" w:cs="Arial"/>
+          <w:color w:val="1A1B26"/>
+        </w:rPr>
+        <w:t>FinChat</w:t>
+      </w:r>
+      <w:proofErr w:type="spellEnd"/>
+      <w:r>
+        <w:rPr>
+          <w:rFonts w:ascii="Arial" w:eastAsia="Arial" w:hAnsi="Arial" w:cs="Arial"/>
+          <w:color w:val="1A1B26"/>
+        </w:rPr>
+        <w:t xml:space="preserve"> </w:t>
+      </w:r>
+      <w:proofErr w:type="spellStart"/>
+      <w:r>
+        <w:rPr>
+          <w:rFonts w:ascii="Arial" w:eastAsia="Arial" w:hAnsi="Arial" w:cs="Arial"/>
+          <w:color w:val="1A1B26"/>
+        </w:rPr>
+        <w:t>mengingatkan</w:t>
+      </w:r>
+      <w:proofErr w:type="spellEnd"/>
+      <w:r>
+        <w:rPr>
+          <w:rFonts w:ascii="Arial" w:eastAsia="Arial" w:hAnsi="Arial" w:cs="Arial"/>
+          <w:color w:val="1A1B26"/>
+        </w:rPr>
+        <w:t xml:space="preserve"> </w:t>
+      </w:r>
+      <w:proofErr w:type="spellStart"/>
+      <w:r>
+        <w:rPr>
+          <w:rFonts w:ascii="Arial" w:eastAsia="Arial" w:hAnsi="Arial" w:cs="Arial"/>
+          <w:color w:val="1A1B26"/>
+        </w:rPr>
+        <w:t>sebelum</w:t>
+      </w:r>
+      <w:proofErr w:type="spellEnd"/>
+      <w:r>
+        <w:rPr>
+          <w:rFonts w:ascii="Arial" w:eastAsia="Arial" w:hAnsi="Arial" w:cs="Arial"/>
+          <w:color w:val="1A1B26"/>
+        </w:rPr>
+        <w:t xml:space="preserve"> budget </w:t>
+      </w:r>
+      <w:proofErr w:type="spellStart"/>
+      <w:r>
+        <w:rPr>
+          <w:rFonts w:ascii="Arial" w:eastAsia="Arial" w:hAnsi="Arial" w:cs="Arial"/>
+          <w:color w:val="1A1B26"/>
+        </w:rPr>
+        <w:t>habis</w:t>
+      </w:r>
+      <w:proofErr w:type="spellEnd"/>
+      <w:r>
+        <w:rPr>
+          <w:rFonts w:ascii="Arial" w:eastAsia="Arial" w:hAnsi="Arial" w:cs="Arial"/>
+          <w:color w:val="1A1B26"/>
+        </w:rPr>
+        <w:t>.</w:t>
       </w:r>
     </w:p>
     <w:p>
@@ -8591,12 +12152,69 @@
         </w:rPr>
         <w:t xml:space="preserve">4. </w:t>
       </w:r>
-      <w:r>
-        <w:rPr>
-          <w:rFonts w:ascii="Arial" w:eastAsia="Arial" w:hAnsi="Arial" w:cs="Arial"/>
-          <w:color w:val="1A1B26"/>
-        </w:rPr>
-        <w:t>FinChat membantu mencapai target tabungan.</w:t>
+      <w:proofErr w:type="spellStart"/>
+      <w:r>
+        <w:rPr>
+          <w:rFonts w:ascii="Arial" w:eastAsia="Arial" w:hAnsi="Arial" w:cs="Arial"/>
+          <w:color w:val="1A1B26"/>
+        </w:rPr>
+        <w:t>FinChat</w:t>
+      </w:r>
+      <w:proofErr w:type="spellEnd"/>
+      <w:r>
+        <w:rPr>
+          <w:rFonts w:ascii="Arial" w:eastAsia="Arial" w:hAnsi="Arial" w:cs="Arial"/>
+          <w:color w:val="1A1B26"/>
+        </w:rPr>
+        <w:t xml:space="preserve"> </w:t>
+      </w:r>
+      <w:proofErr w:type="spellStart"/>
+      <w:r>
+        <w:rPr>
+          <w:rFonts w:ascii="Arial" w:eastAsia="Arial" w:hAnsi="Arial" w:cs="Arial"/>
+          <w:color w:val="1A1B26"/>
+        </w:rPr>
+        <w:t>membantu</w:t>
+      </w:r>
+      <w:proofErr w:type="spellEnd"/>
+      <w:r>
+        <w:rPr>
+          <w:rFonts w:ascii="Arial" w:eastAsia="Arial" w:hAnsi="Arial" w:cs="Arial"/>
+          <w:color w:val="1A1B26"/>
+        </w:rPr>
+        <w:t xml:space="preserve"> </w:t>
+      </w:r>
+      <w:proofErr w:type="spellStart"/>
+      <w:r>
+        <w:rPr>
+          <w:rFonts w:ascii="Arial" w:eastAsia="Arial" w:hAnsi="Arial" w:cs="Arial"/>
+          <w:color w:val="1A1B26"/>
+        </w:rPr>
+        <w:t>mencapai</w:t>
+      </w:r>
+      <w:proofErr w:type="spellEnd"/>
+      <w:r>
+        <w:rPr>
+          <w:rFonts w:ascii="Arial" w:eastAsia="Arial" w:hAnsi="Arial" w:cs="Arial"/>
+          <w:color w:val="1A1B26"/>
+        </w:rPr>
+        <w:t xml:space="preserve"> target </w:t>
+      </w:r>
+      <w:proofErr w:type="spellStart"/>
+      <w:r>
+        <w:rPr>
+          <w:rFonts w:ascii="Arial" w:eastAsia="Arial" w:hAnsi="Arial" w:cs="Arial"/>
+          <w:color w:val="1A1B26"/>
+        </w:rPr>
+        <w:t>tabungan</w:t>
+      </w:r>
+      <w:proofErr w:type="spellEnd"/>
+      <w:r>
+        <w:rPr>
+          <w:rFonts w:ascii="Arial" w:eastAsia="Arial" w:hAnsi="Arial" w:cs="Arial"/>
+          <w:color w:val="1A1B26"/>
+        </w:rPr>
+        <w:t>.</w:t>
       </w:r>
     </w:p>
     <w:p>
@@ -8612,12 +12230,101 @@
         </w:rPr>
         <w:t xml:space="preserve">5. </w:t>
       </w:r>
-      <w:r>
-        <w:rPr>
-          <w:rFonts w:ascii="Arial" w:eastAsia="Arial" w:hAnsi="Arial" w:cs="Arial"/>
-          <w:color w:val="1A1B26"/>
-        </w:rPr>
-        <w:t>FinChat memberikan skor kesehatan keuangan saya.</w:t>
+      <w:proofErr w:type="spellStart"/>
+      <w:r>
+        <w:rPr>
+          <w:rFonts w:ascii="Arial" w:eastAsia="Arial" w:hAnsi="Arial" w:cs="Arial"/>
+          <w:color w:val="1A1B26"/>
+        </w:rPr>
+        <w:t>FinChat</w:t>
+      </w:r>
+      <w:proofErr w:type="spellEnd"/>
+      <w:r>
+        <w:rPr>
+          <w:rFonts w:ascii="Arial" w:eastAsia="Arial" w:hAnsi="Arial" w:cs="Arial"/>
+          <w:color w:val="1A1B26"/>
+        </w:rPr>
+        <w:t xml:space="preserve"> </w:t>
+      </w:r>
+      <w:proofErr w:type="spellStart"/>
+      <w:r>
+        <w:rPr>
+          <w:rFonts w:ascii="Arial" w:eastAsia="Arial" w:hAnsi="Arial" w:cs="Arial"/>
+          <w:color w:val="1A1B26"/>
+        </w:rPr>
+        <w:t>memberikan</w:t>
+      </w:r>
+      <w:proofErr w:type="spellEnd"/>
+      <w:r>
+        <w:rPr>
+          <w:rFonts w:ascii="Arial" w:eastAsia="Arial" w:hAnsi="Arial" w:cs="Arial"/>
+          <w:color w:val="1A1B26"/>
+        </w:rPr>
+        <w:t xml:space="preserve"> </w:t>
+      </w:r>
+      <w:proofErr w:type="spellStart"/>
+      <w:r>
+        <w:rPr>
+          <w:rFonts w:ascii="Arial" w:eastAsia="Arial" w:hAnsi="Arial" w:cs="Arial"/>
+          <w:color w:val="1A1B26"/>
+        </w:rPr>
+        <w:t>skor</w:t>
+      </w:r>
+      <w:proofErr w:type="spellEnd"/>
+      <w:r>
+        <w:rPr>
+          <w:rFonts w:ascii="Arial" w:eastAsia="Arial" w:hAnsi="Arial" w:cs="Arial"/>
+          <w:color w:val="1A1B26"/>
+        </w:rPr>
+        <w:t xml:space="preserve"> </w:t>
+      </w:r>
+      <w:proofErr w:type="spellStart"/>
+      <w:r>
+        <w:rPr>
+          <w:rFonts w:ascii="Arial" w:eastAsia="Arial" w:hAnsi="Arial" w:cs="Arial"/>
+          <w:color w:val="1A1B26"/>
+        </w:rPr>
+        <w:t>kesehatan</w:t>
+      </w:r>
+      <w:proofErr w:type="spellEnd"/>
+      <w:r>
+        <w:rPr>
+          <w:rFonts w:ascii="Arial" w:eastAsia="Arial" w:hAnsi="Arial" w:cs="Arial"/>
+          <w:color w:val="1A1B26"/>
+        </w:rPr>
+        <w:t xml:space="preserve"> </w:t>
+      </w:r>
+      <w:proofErr w:type="spellStart"/>
+      <w:r>
+        <w:rPr>
+          <w:rFonts w:ascii="Arial" w:eastAsia="Arial" w:hAnsi="Arial" w:cs="Arial"/>
+          <w:color w:val="1A1B26"/>
+        </w:rPr>
+        <w:t>keuangan</w:t>
+      </w:r>
+      <w:proofErr w:type="spellEnd"/>
+      <w:r>
+        <w:rPr>
+          <w:rFonts w:ascii="Arial" w:eastAsia="Arial" w:hAnsi="Arial" w:cs="Arial"/>
+          <w:color w:val="1A1B26"/>
+        </w:rPr>
+        <w:t xml:space="preserve"> </w:t>
+      </w:r>
+      <w:proofErr w:type="spellStart"/>
+      <w:r>
+        <w:rPr>
+          <w:rFonts w:ascii="Arial" w:eastAsia="Arial" w:hAnsi="Arial" w:cs="Arial"/>
+          <w:color w:val="1A1B26"/>
+        </w:rPr>
+        <w:t>saya</w:t>
+      </w:r>
+      <w:proofErr w:type="spellEnd"/>
+      <w:r>
+        <w:rPr>
+          <w:rFonts w:ascii="Arial" w:eastAsia="Arial" w:hAnsi="Arial" w:cs="Arial"/>
+          <w:color w:val="1A1B26"/>
+        </w:rPr>
+        <w:t>.</w:t>
       </w:r>
     </w:p>
     <w:p>
@@ -8633,12 +12340,101 @@
         </w:rPr>
         <w:t xml:space="preserve">6. </w:t>
       </w:r>
-      <w:r>
-        <w:rPr>
-          <w:rFonts w:ascii="Arial" w:eastAsia="Arial" w:hAnsi="Arial" w:cs="Arial"/>
-          <w:color w:val="1A1B26"/>
-        </w:rPr>
-        <w:t>FinChat memprediksi kondisi keuangan akhir bulan.</w:t>
+      <w:proofErr w:type="spellStart"/>
+      <w:r>
+        <w:rPr>
+          <w:rFonts w:ascii="Arial" w:eastAsia="Arial" w:hAnsi="Arial" w:cs="Arial"/>
+          <w:color w:val="1A1B26"/>
+        </w:rPr>
+        <w:t>FinChat</w:t>
+      </w:r>
+      <w:proofErr w:type="spellEnd"/>
+      <w:r>
+        <w:rPr>
+          <w:rFonts w:ascii="Arial" w:eastAsia="Arial" w:hAnsi="Arial" w:cs="Arial"/>
+          <w:color w:val="1A1B26"/>
+        </w:rPr>
+        <w:t xml:space="preserve"> </w:t>
+      </w:r>
+      <w:proofErr w:type="spellStart"/>
+      <w:r>
+        <w:rPr>
+          <w:rFonts w:ascii="Arial" w:eastAsia="Arial" w:hAnsi="Arial" w:cs="Arial"/>
+          <w:color w:val="1A1B26"/>
+        </w:rPr>
+        <w:t>memprediksi</w:t>
+      </w:r>
+      <w:proofErr w:type="spellEnd"/>
+      <w:r>
+        <w:rPr>
+          <w:rFonts w:ascii="Arial" w:eastAsia="Arial" w:hAnsi="Arial" w:cs="Arial"/>
+          <w:color w:val="1A1B26"/>
+        </w:rPr>
+        <w:t xml:space="preserve"> </w:t>
+      </w:r>
+      <w:proofErr w:type="spellStart"/>
+      <w:r>
+        <w:rPr>
+          <w:rFonts w:ascii="Arial" w:eastAsia="Arial" w:hAnsi="Arial" w:cs="Arial"/>
+          <w:color w:val="1A1B26"/>
+        </w:rPr>
+        <w:t>kondisi</w:t>
+      </w:r>
+      <w:proofErr w:type="spellEnd"/>
+      <w:r>
+        <w:rPr>
+          <w:rFonts w:ascii="Arial" w:eastAsia="Arial" w:hAnsi="Arial" w:cs="Arial"/>
+          <w:color w:val="1A1B26"/>
+        </w:rPr>
+        <w:t xml:space="preserve"> </w:t>
+      </w:r>
+      <w:proofErr w:type="spellStart"/>
+      <w:r>
+        <w:rPr>
+          <w:rFonts w:ascii="Arial" w:eastAsia="Arial" w:hAnsi="Arial" w:cs="Arial"/>
+          <w:color w:val="1A1B26"/>
+        </w:rPr>
+        <w:t>keuangan</w:t>
+      </w:r>
+      <w:proofErr w:type="spellEnd"/>
+      <w:r>
+        <w:rPr>
+          <w:rFonts w:ascii="Arial" w:eastAsia="Arial" w:hAnsi="Arial" w:cs="Arial"/>
+          <w:color w:val="1A1B26"/>
+        </w:rPr>
+        <w:t xml:space="preserve"> </w:t>
+      </w:r>
+      <w:proofErr w:type="spellStart"/>
+      <w:r>
+        <w:rPr>
+          <w:rFonts w:ascii="Arial" w:eastAsia="Arial" w:hAnsi="Arial" w:cs="Arial"/>
+          <w:color w:val="1A1B26"/>
+        </w:rPr>
+        <w:t>akhir</w:t>
+      </w:r>
+      <w:proofErr w:type="spellEnd"/>
+      <w:r>
+        <w:rPr>
+          <w:rFonts w:ascii="Arial" w:eastAsia="Arial" w:hAnsi="Arial" w:cs="Arial"/>
+          <w:color w:val="1A1B26"/>
+        </w:rPr>
+        <w:t xml:space="preserve"> </w:t>
+      </w:r>
+      <w:proofErr w:type="spellStart"/>
+      <w:r>
+        <w:rPr>
+          <w:rFonts w:ascii="Arial" w:eastAsia="Arial" w:hAnsi="Arial" w:cs="Arial"/>
+          <w:color w:val="1A1B26"/>
+        </w:rPr>
+        <w:t>bulan</w:t>
+      </w:r>
+      <w:proofErr w:type="spellEnd"/>
+      <w:r>
+        <w:rPr>
+          <w:rFonts w:ascii="Arial" w:eastAsia="Arial" w:hAnsi="Arial" w:cs="Arial"/>
+          <w:color w:val="1A1B26"/>
+        </w:rPr>
+        <w:t>.</w:t>
       </w:r>
     </w:p>
     <w:p>
@@ -8654,12 +12450,85 @@
         </w:rPr>
         <w:t xml:space="preserve">7. </w:t>
       </w:r>
-      <w:r>
-        <w:rPr>
-          <w:rFonts w:ascii="Arial" w:eastAsia="Arial" w:hAnsi="Arial" w:cs="Arial"/>
-          <w:color w:val="1A1B26"/>
-        </w:rPr>
-        <w:t>FinChat memahami kebiasaan pengeluaran saya.</w:t>
+      <w:proofErr w:type="spellStart"/>
+      <w:r>
+        <w:rPr>
+          <w:rFonts w:ascii="Arial" w:eastAsia="Arial" w:hAnsi="Arial" w:cs="Arial"/>
+          <w:color w:val="1A1B26"/>
+        </w:rPr>
+        <w:t>FinChat</w:t>
+      </w:r>
+      <w:proofErr w:type="spellEnd"/>
+      <w:r>
+        <w:rPr>
+          <w:rFonts w:ascii="Arial" w:eastAsia="Arial" w:hAnsi="Arial" w:cs="Arial"/>
+          <w:color w:val="1A1B26"/>
+        </w:rPr>
+        <w:t xml:space="preserve"> </w:t>
+      </w:r>
+      <w:proofErr w:type="spellStart"/>
+      <w:r>
+        <w:rPr>
+          <w:rFonts w:ascii="Arial" w:eastAsia="Arial" w:hAnsi="Arial" w:cs="Arial"/>
+          <w:color w:val="1A1B26"/>
+        </w:rPr>
+        <w:t>memahami</w:t>
+      </w:r>
+      <w:proofErr w:type="spellEnd"/>
+      <w:r>
+        <w:rPr>
+          <w:rFonts w:ascii="Arial" w:eastAsia="Arial" w:hAnsi="Arial" w:cs="Arial"/>
+          <w:color w:val="1A1B26"/>
+        </w:rPr>
+        <w:t xml:space="preserve"> </w:t>
+      </w:r>
+      <w:proofErr w:type="spellStart"/>
+      <w:r>
+        <w:rPr>
+          <w:rFonts w:ascii="Arial" w:eastAsia="Arial" w:hAnsi="Arial" w:cs="Arial"/>
+          <w:color w:val="1A1B26"/>
+        </w:rPr>
+        <w:t>kebiasaan</w:t>
+      </w:r>
+      <w:proofErr w:type="spellEnd"/>
+      <w:r>
+        <w:rPr>
+          <w:rFonts w:ascii="Arial" w:eastAsia="Arial" w:hAnsi="Arial" w:cs="Arial"/>
+          <w:color w:val="1A1B26"/>
+        </w:rPr>
+        <w:t xml:space="preserve"> </w:t>
+      </w:r>
+      <w:proofErr w:type="spellStart"/>
+      <w:r>
+        <w:rPr>
+          <w:rFonts w:ascii="Arial" w:eastAsia="Arial" w:hAnsi="Arial" w:cs="Arial"/>
+          <w:color w:val="1A1B26"/>
+        </w:rPr>
+        <w:t>pengeluaran</w:t>
+      </w:r>
+      <w:proofErr w:type="spellEnd"/>
+      <w:r>
+        <w:rPr>
+          <w:rFonts w:ascii="Arial" w:eastAsia="Arial" w:hAnsi="Arial" w:cs="Arial"/>
+          <w:color w:val="1A1B26"/>
+        </w:rPr>
+        <w:t xml:space="preserve"> </w:t>
+      </w:r>
+      <w:proofErr w:type="spellStart"/>
+      <w:r>
+        <w:rPr>
+          <w:rFonts w:ascii="Arial" w:eastAsia="Arial" w:hAnsi="Arial" w:cs="Arial"/>
+          <w:color w:val="1A1B26"/>
+        </w:rPr>
+        <w:t>saya</w:t>
+      </w:r>
+      <w:proofErr w:type="spellEnd"/>
+      <w:r>
+        <w:rPr>
+          <w:rFonts w:ascii="Arial" w:eastAsia="Arial" w:hAnsi="Arial" w:cs="Arial"/>
+          <w:color w:val="1A1B26"/>
+        </w:rPr>
+        <w:t>.</w:t>
       </w:r>
     </w:p>
     <w:p>
@@ -8675,12 +12544,101 @@
         </w:rPr>
         <w:t xml:space="preserve">8. </w:t>
       </w:r>
-      <w:r>
-        <w:rPr>
-          <w:rFonts w:ascii="Arial" w:eastAsia="Arial" w:hAnsi="Arial" w:cs="Arial"/>
-          <w:color w:val="1A1B26"/>
-        </w:rPr>
-        <w:t>FinChat membuat pencatatan keuangan semudah mengirim chat.</w:t>
+      <w:proofErr w:type="spellStart"/>
+      <w:r>
+        <w:rPr>
+          <w:rFonts w:ascii="Arial" w:eastAsia="Arial" w:hAnsi="Arial" w:cs="Arial"/>
+          <w:color w:val="1A1B26"/>
+        </w:rPr>
+        <w:t>FinChat</w:t>
+      </w:r>
+      <w:proofErr w:type="spellEnd"/>
+      <w:r>
+        <w:rPr>
+          <w:rFonts w:ascii="Arial" w:eastAsia="Arial" w:hAnsi="Arial" w:cs="Arial"/>
+          <w:color w:val="1A1B26"/>
+        </w:rPr>
+        <w:t xml:space="preserve"> </w:t>
+      </w:r>
+      <w:proofErr w:type="spellStart"/>
+      <w:r>
+        <w:rPr>
+          <w:rFonts w:ascii="Arial" w:eastAsia="Arial" w:hAnsi="Arial" w:cs="Arial"/>
+          <w:color w:val="1A1B26"/>
+        </w:rPr>
+        <w:t>membuat</w:t>
+      </w:r>
+      <w:proofErr w:type="spellEnd"/>
+      <w:r>
+        <w:rPr>
+          <w:rFonts w:ascii="Arial" w:eastAsia="Arial" w:hAnsi="Arial" w:cs="Arial"/>
+          <w:color w:val="1A1B26"/>
+        </w:rPr>
+        <w:t xml:space="preserve"> </w:t>
+      </w:r>
+      <w:proofErr w:type="spellStart"/>
+      <w:r>
+        <w:rPr>
+          <w:rFonts w:ascii="Arial" w:eastAsia="Arial" w:hAnsi="Arial" w:cs="Arial"/>
+          <w:color w:val="1A1B26"/>
+        </w:rPr>
+        <w:t>pencatatan</w:t>
+      </w:r>
+      <w:proofErr w:type="spellEnd"/>
+      <w:r>
+        <w:rPr>
+          <w:rFonts w:ascii="Arial" w:eastAsia="Arial" w:hAnsi="Arial" w:cs="Arial"/>
+          <w:color w:val="1A1B26"/>
+        </w:rPr>
+        <w:t xml:space="preserve"> </w:t>
+      </w:r>
+      <w:proofErr w:type="spellStart"/>
+      <w:r>
+        <w:rPr>
+          <w:rFonts w:ascii="Arial" w:eastAsia="Arial" w:hAnsi="Arial" w:cs="Arial"/>
+          <w:color w:val="1A1B26"/>
+        </w:rPr>
+        <w:t>keuangan</w:t>
+      </w:r>
+      <w:proofErr w:type="spellEnd"/>
+      <w:r>
+        <w:rPr>
+          <w:rFonts w:ascii="Arial" w:eastAsia="Arial" w:hAnsi="Arial" w:cs="Arial"/>
+          <w:color w:val="1A1B26"/>
+        </w:rPr>
+        <w:t xml:space="preserve"> </w:t>
+      </w:r>
+      <w:proofErr w:type="spellStart"/>
+      <w:r>
+        <w:rPr>
+          <w:rFonts w:ascii="Arial" w:eastAsia="Arial" w:hAnsi="Arial" w:cs="Arial"/>
+          <w:color w:val="1A1B26"/>
+        </w:rPr>
+        <w:t>semudah</w:t>
+      </w:r>
+      <w:proofErr w:type="spellEnd"/>
+      <w:r>
+        <w:rPr>
+          <w:rFonts w:ascii="Arial" w:eastAsia="Arial" w:hAnsi="Arial" w:cs="Arial"/>
+          <w:color w:val="1A1B26"/>
+        </w:rPr>
+        <w:t xml:space="preserve"> </w:t>
+      </w:r>
+      <w:proofErr w:type="spellStart"/>
+      <w:r>
+        <w:rPr>
+          <w:rFonts w:ascii="Arial" w:eastAsia="Arial" w:hAnsi="Arial" w:cs="Arial"/>
+          <w:color w:val="1A1B26"/>
+        </w:rPr>
+        <w:t>mengirim</w:t>
+      </w:r>
+      <w:proofErr w:type="spellEnd"/>
+      <w:r>
+        <w:rPr>
+          <w:rFonts w:ascii="Arial" w:eastAsia="Arial" w:hAnsi="Arial" w:cs="Arial"/>
+          <w:color w:val="1A1B26"/>
+        </w:rPr>
+        <w:t xml:space="preserve"> chat.</w:t>
       </w:r>
     </w:p>
     <w:p>
@@ -8696,12 +12654,101 @@
         </w:rPr>
         <w:t xml:space="preserve">9. </w:t>
       </w:r>
-      <w:r>
-        <w:rPr>
-          <w:rFonts w:ascii="Arial" w:eastAsia="Arial" w:hAnsi="Arial" w:cs="Arial"/>
-          <w:color w:val="1A1B26"/>
-        </w:rPr>
-        <w:t>FinChat membantu saya mengambil keputusan keuangan.</w:t>
+      <w:proofErr w:type="spellStart"/>
+      <w:r>
+        <w:rPr>
+          <w:rFonts w:ascii="Arial" w:eastAsia="Arial" w:hAnsi="Arial" w:cs="Arial"/>
+          <w:color w:val="1A1B26"/>
+        </w:rPr>
+        <w:t>FinChat</w:t>
+      </w:r>
+      <w:proofErr w:type="spellEnd"/>
+      <w:r>
+        <w:rPr>
+          <w:rFonts w:ascii="Arial" w:eastAsia="Arial" w:hAnsi="Arial" w:cs="Arial"/>
+          <w:color w:val="1A1B26"/>
+        </w:rPr>
+        <w:t xml:space="preserve"> </w:t>
+      </w:r>
+      <w:proofErr w:type="spellStart"/>
+      <w:r>
+        <w:rPr>
+          <w:rFonts w:ascii="Arial" w:eastAsia="Arial" w:hAnsi="Arial" w:cs="Arial"/>
+          <w:color w:val="1A1B26"/>
+        </w:rPr>
+        <w:t>membantu</w:t>
+      </w:r>
+      <w:proofErr w:type="spellEnd"/>
+      <w:r>
+        <w:rPr>
+          <w:rFonts w:ascii="Arial" w:eastAsia="Arial" w:hAnsi="Arial" w:cs="Arial"/>
+          <w:color w:val="1A1B26"/>
+        </w:rPr>
+        <w:t xml:space="preserve"> </w:t>
+      </w:r>
+      <w:proofErr w:type="spellStart"/>
+      <w:r>
+        <w:rPr>
+          <w:rFonts w:ascii="Arial" w:eastAsia="Arial" w:hAnsi="Arial" w:cs="Arial"/>
+          <w:color w:val="1A1B26"/>
+        </w:rPr>
+        <w:t>saya</w:t>
+      </w:r>
+      <w:proofErr w:type="spellEnd"/>
+      <w:r>
+        <w:rPr>
+          <w:rFonts w:ascii="Arial" w:eastAsia="Arial" w:hAnsi="Arial" w:cs="Arial"/>
+          <w:color w:val="1A1B26"/>
+        </w:rPr>
+        <w:t xml:space="preserve"> </w:t>
+      </w:r>
+      <w:proofErr w:type="spellStart"/>
+      <w:r>
+        <w:rPr>
+          <w:rFonts w:ascii="Arial" w:eastAsia="Arial" w:hAnsi="Arial" w:cs="Arial"/>
+          <w:color w:val="1A1B26"/>
+        </w:rPr>
+        <w:t>mengambil</w:t>
+      </w:r>
+      <w:proofErr w:type="spellEnd"/>
+      <w:r>
+        <w:rPr>
+          <w:rFonts w:ascii="Arial" w:eastAsia="Arial" w:hAnsi="Arial" w:cs="Arial"/>
+          <w:color w:val="1A1B26"/>
+        </w:rPr>
+        <w:t xml:space="preserve"> </w:t>
+      </w:r>
+      <w:proofErr w:type="spellStart"/>
+      <w:r>
+        <w:rPr>
+          <w:rFonts w:ascii="Arial" w:eastAsia="Arial" w:hAnsi="Arial" w:cs="Arial"/>
+          <w:color w:val="1A1B26"/>
+        </w:rPr>
+        <w:t>keputusan</w:t>
+      </w:r>
+      <w:proofErr w:type="spellEnd"/>
+      <w:r>
+        <w:rPr>
+          <w:rFonts w:ascii="Arial" w:eastAsia="Arial" w:hAnsi="Arial" w:cs="Arial"/>
+          <w:color w:val="1A1B26"/>
+        </w:rPr>
+        <w:t xml:space="preserve"> </w:t>
+      </w:r>
+      <w:proofErr w:type="spellStart"/>
+      <w:r>
+        <w:rPr>
+          <w:rFonts w:ascii="Arial" w:eastAsia="Arial" w:hAnsi="Arial" w:cs="Arial"/>
+          <w:color w:val="1A1B26"/>
+        </w:rPr>
+        <w:t>keuangan</w:t>
+      </w:r>
+      <w:proofErr w:type="spellEnd"/>
+      <w:r>
+        <w:rPr>
+          <w:rFonts w:ascii="Arial" w:eastAsia="Arial" w:hAnsi="Arial" w:cs="Arial"/>
+          <w:color w:val="1A1B26"/>
+        </w:rPr>
+        <w:t>.</w:t>
       </w:r>
     </w:p>
     <w:p>
@@ -8717,12 +12764,165 @@
         </w:rPr>
         <w:t xml:space="preserve">10. </w:t>
       </w:r>
-      <w:r>
-        <w:rPr>
-          <w:rFonts w:ascii="Arial" w:eastAsia="Arial" w:hAnsi="Arial" w:cs="Arial"/>
-          <w:color w:val="1A1B26"/>
-        </w:rPr>
-        <w:t>FinChat bukan hanya mencatat transaksi, tetapi menjadi asisten keuangan pribadi.</w:t>
+      <w:proofErr w:type="spellStart"/>
+      <w:r>
+        <w:rPr>
+          <w:rFonts w:ascii="Arial" w:eastAsia="Arial" w:hAnsi="Arial" w:cs="Arial"/>
+          <w:color w:val="1A1B26"/>
+        </w:rPr>
+        <w:t>FinChat</w:t>
+      </w:r>
+      <w:proofErr w:type="spellEnd"/>
+      <w:r>
+        <w:rPr>
+          <w:rFonts w:ascii="Arial" w:eastAsia="Arial" w:hAnsi="Arial" w:cs="Arial"/>
+          <w:color w:val="1A1B26"/>
+        </w:rPr>
+        <w:t xml:space="preserve"> </w:t>
+      </w:r>
+      <w:proofErr w:type="spellStart"/>
+      <w:r>
+        <w:rPr>
+          <w:rFonts w:ascii="Arial" w:eastAsia="Arial" w:hAnsi="Arial" w:cs="Arial"/>
+          <w:color w:val="1A1B26"/>
+        </w:rPr>
+        <w:t>bukan</w:t>
+      </w:r>
+      <w:proofErr w:type="spellEnd"/>
+      <w:r>
+        <w:rPr>
+          <w:rFonts w:ascii="Arial" w:eastAsia="Arial" w:hAnsi="Arial" w:cs="Arial"/>
+          <w:color w:val="1A1B26"/>
+        </w:rPr>
+        <w:t xml:space="preserve"> </w:t>
+      </w:r>
+      <w:proofErr w:type="spellStart"/>
+      <w:r>
+        <w:rPr>
+          <w:rFonts w:ascii="Arial" w:eastAsia="Arial" w:hAnsi="Arial" w:cs="Arial"/>
+          <w:color w:val="1A1B26"/>
+        </w:rPr>
+        <w:t>hanya</w:t>
+      </w:r>
+      <w:proofErr w:type="spellEnd"/>
+      <w:r>
+        <w:rPr>
+          <w:rFonts w:ascii="Arial" w:eastAsia="Arial" w:hAnsi="Arial" w:cs="Arial"/>
+          <w:color w:val="1A1B26"/>
+        </w:rPr>
+        <w:t xml:space="preserve"> </w:t>
+      </w:r>
+      <w:proofErr w:type="spellStart"/>
+      <w:r>
+        <w:rPr>
+          <w:rFonts w:ascii="Arial" w:eastAsia="Arial" w:hAnsi="Arial" w:cs="Arial"/>
+          <w:color w:val="1A1B26"/>
+        </w:rPr>
+        <w:t>mencatat</w:t>
+      </w:r>
+      <w:proofErr w:type="spellEnd"/>
+      <w:r>
+        <w:rPr>
+          <w:rFonts w:ascii="Arial" w:eastAsia="Arial" w:hAnsi="Arial" w:cs="Arial"/>
+          <w:color w:val="1A1B26"/>
+        </w:rPr>
+        <w:t xml:space="preserve"> </w:t>
+      </w:r>
+      <w:proofErr w:type="spellStart"/>
+      <w:r>
+        <w:rPr>
+          <w:rFonts w:ascii="Arial" w:eastAsia="Arial" w:hAnsi="Arial" w:cs="Arial"/>
+          <w:color w:val="1A1B26"/>
+        </w:rPr>
+        <w:t>transaksi</w:t>
+      </w:r>
+      <w:proofErr w:type="spellEnd"/>
+      <w:r>
+        <w:rPr>
+          <w:rFonts w:ascii="Arial" w:eastAsia="Arial" w:hAnsi="Arial" w:cs="Arial"/>
+          <w:color w:val="1A1B26"/>
+        </w:rPr>
+        <w:t xml:space="preserve">, </w:t>
+      </w:r>
+      <w:proofErr w:type="spellStart"/>
+      <w:r>
+        <w:rPr>
+          <w:rFonts w:ascii="Arial" w:eastAsia="Arial" w:hAnsi="Arial" w:cs="Arial"/>
+          <w:color w:val="1A1B26"/>
+        </w:rPr>
+        <w:t>tetapi</w:t>
+      </w:r>
+      <w:proofErr w:type="spellEnd"/>
+      <w:r>
+        <w:rPr>
+          <w:rFonts w:ascii="Arial" w:eastAsia="Arial" w:hAnsi="Arial" w:cs="Arial"/>
+          <w:color w:val="1A1B26"/>
+        </w:rPr>
+        <w:t xml:space="preserve"> </w:t>
+      </w:r>
+      <w:proofErr w:type="spellStart"/>
+      <w:r>
+        <w:rPr>
+          <w:rFonts w:ascii="Arial" w:eastAsia="Arial" w:hAnsi="Arial" w:cs="Arial"/>
+          <w:color w:val="1A1B26"/>
+        </w:rPr>
+        <w:t>menjadi</w:t>
+      </w:r>
+      <w:proofErr w:type="spellEnd"/>
+      <w:r>
+        <w:rPr>
+          <w:rFonts w:ascii="Arial" w:eastAsia="Arial" w:hAnsi="Arial" w:cs="Arial"/>
+          <w:color w:val="1A1B26"/>
+        </w:rPr>
+        <w:t xml:space="preserve"> </w:t>
+      </w:r>
+      <w:proofErr w:type="spellStart"/>
+      <w:r>
+        <w:rPr>
+          <w:rFonts w:ascii="Arial" w:eastAsia="Arial" w:hAnsi="Arial" w:cs="Arial"/>
+          <w:color w:val="1A1B26"/>
+        </w:rPr>
+        <w:t>asisten</w:t>
+      </w:r>
+      <w:proofErr w:type="spellEnd"/>
+      <w:r>
+        <w:rPr>
+          <w:rFonts w:ascii="Arial" w:eastAsia="Arial" w:hAnsi="Arial" w:cs="Arial"/>
+          <w:color w:val="1A1B26"/>
+        </w:rPr>
+        <w:t xml:space="preserve"> </w:t>
+      </w:r>
+      <w:proofErr w:type="spellStart"/>
+      <w:r>
+        <w:rPr>
+          <w:rFonts w:ascii="Arial" w:eastAsia="Arial" w:hAnsi="Arial" w:cs="Arial"/>
+          <w:color w:val="1A1B26"/>
+        </w:rPr>
+        <w:t>keuangan</w:t>
+      </w:r>
+      <w:proofErr w:type="spellEnd"/>
+      <w:r>
+        <w:rPr>
+          <w:rFonts w:ascii="Arial" w:eastAsia="Arial" w:hAnsi="Arial" w:cs="Arial"/>
+          <w:color w:val="1A1B26"/>
+        </w:rPr>
+        <w:t xml:space="preserve"> </w:t>
+      </w:r>
+      <w:proofErr w:type="spellStart"/>
+      <w:r>
+        <w:rPr>
+          <w:rFonts w:ascii="Arial" w:eastAsia="Arial" w:hAnsi="Arial" w:cs="Arial"/>
+          <w:color w:val="1A1B26"/>
+        </w:rPr>
+        <w:t>pribadi</w:t>
+      </w:r>
+      <w:proofErr w:type="spellEnd"/>
+      <w:r>
+        <w:rPr>
+          <w:rFonts w:ascii="Arial" w:eastAsia="Arial" w:hAnsi="Arial" w:cs="Arial"/>
+          <w:color w:val="1A1B26"/>
+        </w:rPr>
+        <w:t>.</w:t>
       </w:r>
     </w:p>
     <w:p>
@@ -8832,6 +13032,7 @@
             <w:vAlign w:val="center"/>
           </w:tcPr>
           <w:p>
+            <w:proofErr w:type="spellStart"/>
             <w:r>
               <w:rPr>
                 <w:rFonts w:ascii="Arial" w:eastAsia="Arial" w:hAnsi="Arial" w:cs="Arial"/>
@@ -8841,6 +13042,7 @@
               </w:rPr>
               <w:t>Tanggal</w:t>
             </w:r>
+            <w:proofErr w:type="spellEnd"/>
           </w:p>
         </w:tc>
         <w:tc>
@@ -8892,6 +13094,7 @@
             <w:vAlign w:val="center"/>
           </w:tcPr>
           <w:p>
+            <w:proofErr w:type="spellStart"/>
             <w:r>
               <w:rPr>
                 <w:rFonts w:ascii="Arial" w:eastAsia="Arial" w:hAnsi="Arial" w:cs="Arial"/>
@@ -8901,6 +13104,7 @@
               </w:rPr>
               <w:t>Kategori</w:t>
             </w:r>
+            <w:proofErr w:type="spellEnd"/>
           </w:p>
         </w:tc>
         <w:tc>
@@ -9019,12 +13223,181 @@
             <w:vAlign w:val="center"/>
           </w:tcPr>
           <w:p>
-            <w:r>
-              <w:rPr>
-                <w:rFonts w:ascii="Arial" w:eastAsia="Arial" w:hAnsi="Arial" w:cs="Arial"/>
-                <w:color w:val="1A1B26"/>
-              </w:rPr>
-              <w:t>Konsep bagus, langsung nangkep. Menu atas terlalu banyak dan membingungkan saat pertama buka.</w:t>
+            <w:proofErr w:type="spellStart"/>
+            <w:r>
+              <w:rPr>
+                <w:rFonts w:ascii="Arial" w:eastAsia="Arial" w:hAnsi="Arial" w:cs="Arial"/>
+                <w:color w:val="1A1B26"/>
+              </w:rPr>
+              <w:t>Konsep</w:t>
+            </w:r>
+            <w:proofErr w:type="spellEnd"/>
+            <w:r>
+              <w:rPr>
+                <w:rFonts w:ascii="Arial" w:eastAsia="Arial" w:hAnsi="Arial" w:cs="Arial"/>
+                <w:color w:val="1A1B26"/>
+              </w:rPr>
+              <w:t xml:space="preserve"> </w:t>
+            </w:r>
+            <w:proofErr w:type="spellStart"/>
+            <w:r>
+              <w:rPr>
+                <w:rFonts w:ascii="Arial" w:eastAsia="Arial" w:hAnsi="Arial" w:cs="Arial"/>
+                <w:color w:val="1A1B26"/>
+              </w:rPr>
+              <w:t>bagus</w:t>
+            </w:r>
+            <w:proofErr w:type="spellEnd"/>
+            <w:r>
+              <w:rPr>
+                <w:rFonts w:ascii="Arial" w:eastAsia="Arial" w:hAnsi="Arial" w:cs="Arial"/>
+                <w:color w:val="1A1B26"/>
+              </w:rPr>
+              <w:t xml:space="preserve">, </w:t>
+            </w:r>
+            <w:proofErr w:type="spellStart"/>
+            <w:r>
+              <w:rPr>
+                <w:rFonts w:ascii="Arial" w:eastAsia="Arial" w:hAnsi="Arial" w:cs="Arial"/>
+                <w:color w:val="1A1B26"/>
+              </w:rPr>
+              <w:t>langsung</w:t>
+            </w:r>
+            <w:proofErr w:type="spellEnd"/>
+            <w:r>
+              <w:rPr>
+                <w:rFonts w:ascii="Arial" w:eastAsia="Arial" w:hAnsi="Arial" w:cs="Arial"/>
+                <w:color w:val="1A1B26"/>
+              </w:rPr>
+              <w:t xml:space="preserve"> </w:t>
+            </w:r>
+            <w:proofErr w:type="spellStart"/>
+            <w:r>
+              <w:rPr>
+                <w:rFonts w:ascii="Arial" w:eastAsia="Arial" w:hAnsi="Arial" w:cs="Arial"/>
+                <w:color w:val="1A1B26"/>
+              </w:rPr>
+              <w:t>nangkep</w:t>
+            </w:r>
+            <w:proofErr w:type="spellEnd"/>
+            <w:r>
+              <w:rPr>
+                <w:rFonts w:ascii="Arial" w:eastAsia="Arial" w:hAnsi="Arial" w:cs="Arial"/>
+                <w:color w:val="1A1B26"/>
+              </w:rPr>
+              <w:t xml:space="preserve">. Menu </w:t>
+            </w:r>
+            <w:proofErr w:type="spellStart"/>
+            <w:r>
+              <w:rPr>
+                <w:rFonts w:ascii="Arial" w:eastAsia="Arial" w:hAnsi="Arial" w:cs="Arial"/>
+                <w:color w:val="1A1B26"/>
+              </w:rPr>
+              <w:t>atas</w:t>
+            </w:r>
+            <w:proofErr w:type="spellEnd"/>
+            <w:r>
+              <w:rPr>
+                <w:rFonts w:ascii="Arial" w:eastAsia="Arial" w:hAnsi="Arial" w:cs="Arial"/>
+                <w:color w:val="1A1B26"/>
+              </w:rPr>
+              <w:t xml:space="preserve"> </w:t>
+            </w:r>
+            <w:proofErr w:type="spellStart"/>
+            <w:r>
+              <w:rPr>
+                <w:rFonts w:ascii="Arial" w:eastAsia="Arial" w:hAnsi="Arial" w:cs="Arial"/>
+                <w:color w:val="1A1B26"/>
+              </w:rPr>
+              <w:t>terlalu</w:t>
+            </w:r>
+            <w:proofErr w:type="spellEnd"/>
+            <w:r>
+              <w:rPr>
+                <w:rFonts w:ascii="Arial" w:eastAsia="Arial" w:hAnsi="Arial" w:cs="Arial"/>
+                <w:color w:val="1A1B26"/>
+              </w:rPr>
+              <w:t xml:space="preserve"> </w:t>
+            </w:r>
+            <w:proofErr w:type="spellStart"/>
+            <w:r>
+              <w:rPr>
+                <w:rFonts w:ascii="Arial" w:eastAsia="Arial" w:hAnsi="Arial" w:cs="Arial"/>
+                <w:color w:val="1A1B26"/>
+              </w:rPr>
+              <w:t>banyak</w:t>
+            </w:r>
+            <w:proofErr w:type="spellEnd"/>
+            <w:r>
+              <w:rPr>
+                <w:rFonts w:ascii="Arial" w:eastAsia="Arial" w:hAnsi="Arial" w:cs="Arial"/>
+                <w:color w:val="1A1B26"/>
+              </w:rPr>
+              <w:t xml:space="preserve"> dan </w:t>
+            </w:r>
+            <w:proofErr w:type="spellStart"/>
+            <w:r>
+              <w:rPr>
+                <w:rFonts w:ascii="Arial" w:eastAsia="Arial" w:hAnsi="Arial" w:cs="Arial"/>
+                <w:color w:val="1A1B26"/>
+              </w:rPr>
+              <w:t>membingungkan</w:t>
+            </w:r>
+            <w:proofErr w:type="spellEnd"/>
+            <w:r>
+              <w:rPr>
+                <w:rFonts w:ascii="Arial" w:eastAsia="Arial" w:hAnsi="Arial" w:cs="Arial"/>
+                <w:color w:val="1A1B26"/>
+              </w:rPr>
+              <w:t xml:space="preserve"> </w:t>
+            </w:r>
+            <w:proofErr w:type="spellStart"/>
+            <w:r>
+              <w:rPr>
+                <w:rFonts w:ascii="Arial" w:eastAsia="Arial" w:hAnsi="Arial" w:cs="Arial"/>
+                <w:color w:val="1A1B26"/>
+              </w:rPr>
+              <w:t>saat</w:t>
+            </w:r>
+            <w:proofErr w:type="spellEnd"/>
+            <w:r>
+              <w:rPr>
+                <w:rFonts w:ascii="Arial" w:eastAsia="Arial" w:hAnsi="Arial" w:cs="Arial"/>
+                <w:color w:val="1A1B26"/>
+              </w:rPr>
+              <w:t xml:space="preserve"> </w:t>
+            </w:r>
+            <w:proofErr w:type="spellStart"/>
+            <w:r>
+              <w:rPr>
+                <w:rFonts w:ascii="Arial" w:eastAsia="Arial" w:hAnsi="Arial" w:cs="Arial"/>
+                <w:color w:val="1A1B26"/>
+              </w:rPr>
+              <w:t>pertama</w:t>
+            </w:r>
+            <w:proofErr w:type="spellEnd"/>
+            <w:r>
+              <w:rPr>
+                <w:rFonts w:ascii="Arial" w:eastAsia="Arial" w:hAnsi="Arial" w:cs="Arial"/>
+                <w:color w:val="1A1B26"/>
+              </w:rPr>
+              <w:t xml:space="preserve"> </w:t>
+            </w:r>
+            <w:proofErr w:type="spellStart"/>
+            <w:r>
+              <w:rPr>
+                <w:rFonts w:ascii="Arial" w:eastAsia="Arial" w:hAnsi="Arial" w:cs="Arial"/>
+                <w:color w:val="1A1B26"/>
+              </w:rPr>
+              <w:t>buka</w:t>
+            </w:r>
+            <w:proofErr w:type="spellEnd"/>
+            <w:r>
+              <w:rPr>
+                <w:rFonts w:ascii="Arial" w:eastAsia="Arial" w:hAnsi="Arial" w:cs="Arial"/>
+                <w:color w:val="1A1B26"/>
+              </w:rPr>
+              <w:t>.</w:t>
             </w:r>
           </w:p>
         </w:tc>
@@ -9175,7 +13548,87 @@
                 <w:rFonts w:ascii="Arial" w:eastAsia="Arial" w:hAnsi="Arial" w:cs="Arial"/>
                 <w:color w:val="1A1B26"/>
               </w:rPr>
-              <w:t>Input catatan keuangan kompleks multi-baris tidak dikenali parser.</w:t>
+              <w:t xml:space="preserve">Input </w:t>
+            </w:r>
+            <w:proofErr w:type="spellStart"/>
+            <w:r>
+              <w:rPr>
+                <w:rFonts w:ascii="Arial" w:eastAsia="Arial" w:hAnsi="Arial" w:cs="Arial"/>
+                <w:color w:val="1A1B26"/>
+              </w:rPr>
+              <w:t>catatan</w:t>
+            </w:r>
+            <w:proofErr w:type="spellEnd"/>
+            <w:r>
+              <w:rPr>
+                <w:rFonts w:ascii="Arial" w:eastAsia="Arial" w:hAnsi="Arial" w:cs="Arial"/>
+                <w:color w:val="1A1B26"/>
+              </w:rPr>
+              <w:t xml:space="preserve"> </w:t>
+            </w:r>
+            <w:proofErr w:type="spellStart"/>
+            <w:r>
+              <w:rPr>
+                <w:rFonts w:ascii="Arial" w:eastAsia="Arial" w:hAnsi="Arial" w:cs="Arial"/>
+                <w:color w:val="1A1B26"/>
+              </w:rPr>
+              <w:t>keuangan</w:t>
+            </w:r>
+            <w:proofErr w:type="spellEnd"/>
+            <w:r>
+              <w:rPr>
+                <w:rFonts w:ascii="Arial" w:eastAsia="Arial" w:hAnsi="Arial" w:cs="Arial"/>
+                <w:color w:val="1A1B26"/>
+              </w:rPr>
+              <w:t xml:space="preserve"> </w:t>
+            </w:r>
+            <w:proofErr w:type="spellStart"/>
+            <w:r>
+              <w:rPr>
+                <w:rFonts w:ascii="Arial" w:eastAsia="Arial" w:hAnsi="Arial" w:cs="Arial"/>
+                <w:color w:val="1A1B26"/>
+              </w:rPr>
+              <w:t>kompleks</w:t>
+            </w:r>
+            <w:proofErr w:type="spellEnd"/>
+            <w:r>
+              <w:rPr>
+                <w:rFonts w:ascii="Arial" w:eastAsia="Arial" w:hAnsi="Arial" w:cs="Arial"/>
+                <w:color w:val="1A1B26"/>
+              </w:rPr>
+              <w:t xml:space="preserve"> multi-baris </w:t>
+            </w:r>
+            <w:proofErr w:type="spellStart"/>
+            <w:r>
+              <w:rPr>
+                <w:rFonts w:ascii="Arial" w:eastAsia="Arial" w:hAnsi="Arial" w:cs="Arial"/>
+                <w:color w:val="1A1B26"/>
+              </w:rPr>
+              <w:t>tidak</w:t>
+            </w:r>
+            <w:proofErr w:type="spellEnd"/>
+            <w:r>
+              <w:rPr>
+                <w:rFonts w:ascii="Arial" w:eastAsia="Arial" w:hAnsi="Arial" w:cs="Arial"/>
+                <w:color w:val="1A1B26"/>
+              </w:rPr>
+              <w:t xml:space="preserve"> </w:t>
+            </w:r>
+            <w:proofErr w:type="spellStart"/>
+            <w:r>
+              <w:rPr>
+                <w:rFonts w:ascii="Arial" w:eastAsia="Arial" w:hAnsi="Arial" w:cs="Arial"/>
+                <w:color w:val="1A1B26"/>
+              </w:rPr>
+              <w:t>dikenali</w:t>
+            </w:r>
+            <w:proofErr w:type="spellEnd"/>
+            <w:r>
+              <w:rPr>
+                <w:rFonts w:ascii="Arial" w:eastAsia="Arial" w:hAnsi="Arial" w:cs="Arial"/>
+                <w:color w:val="1A1B26"/>
+              </w:rPr>
+              <w:t xml:space="preserve"> parser.</w:t>
             </w:r>
           </w:p>
         </w:tc>
@@ -9326,7 +13779,103 @@
                 <w:rFonts w:ascii="Arial" w:eastAsia="Arial" w:hAnsi="Arial" w:cs="Arial"/>
                 <w:color w:val="1A1B26"/>
               </w:rPr>
-              <w:t>"Gaji 8juta, beli tv 2juta" tercatat sebagai satu transaksi.</w:t>
+              <w:t>"</w:t>
+            </w:r>
+            <w:proofErr w:type="spellStart"/>
+            <w:r>
+              <w:rPr>
+                <w:rFonts w:ascii="Arial" w:eastAsia="Arial" w:hAnsi="Arial" w:cs="Arial"/>
+                <w:color w:val="1A1B26"/>
+              </w:rPr>
+              <w:t>Gaji</w:t>
+            </w:r>
+            <w:proofErr w:type="spellEnd"/>
+            <w:r>
+              <w:rPr>
+                <w:rFonts w:ascii="Arial" w:eastAsia="Arial" w:hAnsi="Arial" w:cs="Arial"/>
+                <w:color w:val="1A1B26"/>
+              </w:rPr>
+              <w:t xml:space="preserve"> 8juta, </w:t>
+            </w:r>
+            <w:proofErr w:type="spellStart"/>
+            <w:r>
+              <w:rPr>
+                <w:rFonts w:ascii="Arial" w:eastAsia="Arial" w:hAnsi="Arial" w:cs="Arial"/>
+                <w:color w:val="1A1B26"/>
+              </w:rPr>
+              <w:t>beli</w:t>
+            </w:r>
+            <w:proofErr w:type="spellEnd"/>
+            <w:r>
+              <w:rPr>
+                <w:rFonts w:ascii="Arial" w:eastAsia="Arial" w:hAnsi="Arial" w:cs="Arial"/>
+                <w:color w:val="1A1B26"/>
+              </w:rPr>
+              <w:t xml:space="preserve"> tv 2juta" </w:t>
+            </w:r>
+            <w:proofErr w:type="spellStart"/>
+            <w:r>
+              <w:rPr>
+                <w:rFonts w:ascii="Arial" w:eastAsia="Arial" w:hAnsi="Arial" w:cs="Arial"/>
+                <w:color w:val="1A1B26"/>
+              </w:rPr>
+              <w:t>tercatat</w:t>
+            </w:r>
+            <w:proofErr w:type="spellEnd"/>
+            <w:r>
+              <w:rPr>
+                <w:rFonts w:ascii="Arial" w:eastAsia="Arial" w:hAnsi="Arial" w:cs="Arial"/>
+                <w:color w:val="1A1B26"/>
+              </w:rPr>
+              <w:t xml:space="preserve"> </w:t>
+            </w:r>
+            <w:proofErr w:type="spellStart"/>
+            <w:r>
+              <w:rPr>
+                <w:rFonts w:ascii="Arial" w:eastAsia="Arial" w:hAnsi="Arial" w:cs="Arial"/>
+                <w:color w:val="1A1B26"/>
+              </w:rPr>
+              <w:t>sebagai</w:t>
+            </w:r>
+            <w:proofErr w:type="spellEnd"/>
+            <w:r>
+              <w:rPr>
+                <w:rFonts w:ascii="Arial" w:eastAsia="Arial" w:hAnsi="Arial" w:cs="Arial"/>
+                <w:color w:val="1A1B26"/>
+              </w:rPr>
+              <w:t xml:space="preserve"> </w:t>
+            </w:r>
+            <w:proofErr w:type="spellStart"/>
+            <w:r>
+              <w:rPr>
+                <w:rFonts w:ascii="Arial" w:eastAsia="Arial" w:hAnsi="Arial" w:cs="Arial"/>
+                <w:color w:val="1A1B26"/>
+              </w:rPr>
+              <w:t>satu</w:t>
+            </w:r>
+            <w:proofErr w:type="spellEnd"/>
+            <w:r>
+              <w:rPr>
+                <w:rFonts w:ascii="Arial" w:eastAsia="Arial" w:hAnsi="Arial" w:cs="Arial"/>
+                <w:color w:val="1A1B26"/>
+              </w:rPr>
+              <w:t xml:space="preserve"> </w:t>
+            </w:r>
+            <w:proofErr w:type="spellStart"/>
+            <w:r>
+              <w:rPr>
+                <w:rFonts w:ascii="Arial" w:eastAsia="Arial" w:hAnsi="Arial" w:cs="Arial"/>
+                <w:color w:val="1A1B26"/>
+              </w:rPr>
+              <w:t>transaksi</w:t>
+            </w:r>
+            <w:proofErr w:type="spellEnd"/>
+            <w:r>
+              <w:rPr>
+                <w:rFonts w:ascii="Arial" w:eastAsia="Arial" w:hAnsi="Arial" w:cs="Arial"/>
+                <w:color w:val="1A1B26"/>
+              </w:rPr>
+              <w:t>.</w:t>
             </w:r>
           </w:p>
         </w:tc>
@@ -9354,8 +13903,26 @@
                 <w:rFonts w:ascii="Arial" w:eastAsia="Arial" w:hAnsi="Arial" w:cs="Arial"/>
                 <w:color w:val="1A1B26"/>
               </w:rPr>
-              <w:t>Parser / Multi-tx</w:t>
-            </w:r>
+              <w:t xml:space="preserve">Parser / </w:t>
+            </w:r>
+            <w:proofErr w:type="gramStart"/>
+            <w:r>
+              <w:rPr>
+                <w:rFonts w:ascii="Arial" w:eastAsia="Arial" w:hAnsi="Arial" w:cs="Arial"/>
+                <w:color w:val="1A1B26"/>
+              </w:rPr>
+              <w:t>Multi-</w:t>
+            </w:r>
+            <w:proofErr w:type="spellStart"/>
+            <w:r>
+              <w:rPr>
+                <w:rFonts w:ascii="Arial" w:eastAsia="Arial" w:hAnsi="Arial" w:cs="Arial"/>
+                <w:color w:val="1A1B26"/>
+              </w:rPr>
+              <w:t>tx</w:t>
+            </w:r>
+            <w:proofErr w:type="spellEnd"/>
+            <w:proofErr w:type="gramEnd"/>
           </w:p>
         </w:tc>
         <w:tc>
@@ -9477,7 +14044,55 @@
                 <w:rFonts w:ascii="Arial" w:eastAsia="Arial" w:hAnsi="Arial" w:cs="Arial"/>
                 <w:color w:val="1A1B26"/>
               </w:rPr>
-              <w:t>"Goceng" diinterpretasi Rp 100.000, harusnya Rp 5.000.</w:t>
+              <w:t>"</w:t>
+            </w:r>
+            <w:proofErr w:type="spellStart"/>
+            <w:r>
+              <w:rPr>
+                <w:rFonts w:ascii="Arial" w:eastAsia="Arial" w:hAnsi="Arial" w:cs="Arial"/>
+                <w:color w:val="1A1B26"/>
+              </w:rPr>
+              <w:t>Goceng</w:t>
+            </w:r>
+            <w:proofErr w:type="spellEnd"/>
+            <w:r>
+              <w:rPr>
+                <w:rFonts w:ascii="Arial" w:eastAsia="Arial" w:hAnsi="Arial" w:cs="Arial"/>
+                <w:color w:val="1A1B26"/>
+              </w:rPr>
+              <w:t xml:space="preserve">" </w:t>
+            </w:r>
+            <w:proofErr w:type="spellStart"/>
+            <w:r>
+              <w:rPr>
+                <w:rFonts w:ascii="Arial" w:eastAsia="Arial" w:hAnsi="Arial" w:cs="Arial"/>
+                <w:color w:val="1A1B26"/>
+              </w:rPr>
+              <w:t>diinterpretasi</w:t>
+            </w:r>
+            <w:proofErr w:type="spellEnd"/>
+            <w:r>
+              <w:rPr>
+                <w:rFonts w:ascii="Arial" w:eastAsia="Arial" w:hAnsi="Arial" w:cs="Arial"/>
+                <w:color w:val="1A1B26"/>
+              </w:rPr>
+              <w:t xml:space="preserve"> Rp 100.000, </w:t>
+            </w:r>
+            <w:proofErr w:type="spellStart"/>
+            <w:r>
+              <w:rPr>
+                <w:rFonts w:ascii="Arial" w:eastAsia="Arial" w:hAnsi="Arial" w:cs="Arial"/>
+                <w:color w:val="1A1B26"/>
+              </w:rPr>
+              <w:t>harusnya</w:t>
+            </w:r>
+            <w:proofErr w:type="spellEnd"/>
+            <w:r>
+              <w:rPr>
+                <w:rFonts w:ascii="Arial" w:eastAsia="Arial" w:hAnsi="Arial" w:cs="Arial"/>
+                <w:color w:val="1A1B26"/>
+              </w:rPr>
+              <w:t xml:space="preserve"> Rp 5.000.</w:t>
             </w:r>
           </w:p>
         </w:tc>
@@ -9628,7 +14243,103 @@
                 <w:rFonts w:ascii="Arial" w:eastAsia="Arial" w:hAnsi="Arial" w:cs="Arial"/>
                 <w:color w:val="1A1B26"/>
               </w:rPr>
-              <w:t>Request fitur tujuan tabungan ("menikah", "liburan") dengan progress tracking.</w:t>
+              <w:t xml:space="preserve">Request </w:t>
+            </w:r>
+            <w:proofErr w:type="spellStart"/>
+            <w:r>
+              <w:rPr>
+                <w:rFonts w:ascii="Arial" w:eastAsia="Arial" w:hAnsi="Arial" w:cs="Arial"/>
+                <w:color w:val="1A1B26"/>
+              </w:rPr>
+              <w:t>fitur</w:t>
+            </w:r>
+            <w:proofErr w:type="spellEnd"/>
+            <w:r>
+              <w:rPr>
+                <w:rFonts w:ascii="Arial" w:eastAsia="Arial" w:hAnsi="Arial" w:cs="Arial"/>
+                <w:color w:val="1A1B26"/>
+              </w:rPr>
+              <w:t xml:space="preserve"> </w:t>
+            </w:r>
+            <w:proofErr w:type="spellStart"/>
+            <w:r>
+              <w:rPr>
+                <w:rFonts w:ascii="Arial" w:eastAsia="Arial" w:hAnsi="Arial" w:cs="Arial"/>
+                <w:color w:val="1A1B26"/>
+              </w:rPr>
+              <w:t>tujuan</w:t>
+            </w:r>
+            <w:proofErr w:type="spellEnd"/>
+            <w:r>
+              <w:rPr>
+                <w:rFonts w:ascii="Arial" w:eastAsia="Arial" w:hAnsi="Arial" w:cs="Arial"/>
+                <w:color w:val="1A1B26"/>
+              </w:rPr>
+              <w:t xml:space="preserve"> </w:t>
+            </w:r>
+            <w:proofErr w:type="spellStart"/>
+            <w:r>
+              <w:rPr>
+                <w:rFonts w:ascii="Arial" w:eastAsia="Arial" w:hAnsi="Arial" w:cs="Arial"/>
+                <w:color w:val="1A1B26"/>
+              </w:rPr>
+              <w:t>tabungan</w:t>
+            </w:r>
+            <w:proofErr w:type="spellEnd"/>
+            <w:r>
+              <w:rPr>
+                <w:rFonts w:ascii="Arial" w:eastAsia="Arial" w:hAnsi="Arial" w:cs="Arial"/>
+                <w:color w:val="1A1B26"/>
+              </w:rPr>
+              <w:t xml:space="preserve"> ("</w:t>
+            </w:r>
+            <w:proofErr w:type="spellStart"/>
+            <w:r>
+              <w:rPr>
+                <w:rFonts w:ascii="Arial" w:eastAsia="Arial" w:hAnsi="Arial" w:cs="Arial"/>
+                <w:color w:val="1A1B26"/>
+              </w:rPr>
+              <w:t>menikah</w:t>
+            </w:r>
+            <w:proofErr w:type="spellEnd"/>
+            <w:r>
+              <w:rPr>
+                <w:rFonts w:ascii="Arial" w:eastAsia="Arial" w:hAnsi="Arial" w:cs="Arial"/>
+                <w:color w:val="1A1B26"/>
+              </w:rPr>
+              <w:t>", "</w:t>
+            </w:r>
+            <w:proofErr w:type="spellStart"/>
+            <w:r>
+              <w:rPr>
+                <w:rFonts w:ascii="Arial" w:eastAsia="Arial" w:hAnsi="Arial" w:cs="Arial"/>
+                <w:color w:val="1A1B26"/>
+              </w:rPr>
+              <w:t>liburan</w:t>
+            </w:r>
+            <w:proofErr w:type="spellEnd"/>
+            <w:r>
+              <w:rPr>
+                <w:rFonts w:ascii="Arial" w:eastAsia="Arial" w:hAnsi="Arial" w:cs="Arial"/>
+                <w:color w:val="1A1B26"/>
+              </w:rPr>
+              <w:t xml:space="preserve">") </w:t>
+            </w:r>
+            <w:proofErr w:type="spellStart"/>
+            <w:r>
+              <w:rPr>
+                <w:rFonts w:ascii="Arial" w:eastAsia="Arial" w:hAnsi="Arial" w:cs="Arial"/>
+                <w:color w:val="1A1B26"/>
+              </w:rPr>
+              <w:t>dengan</w:t>
+            </w:r>
+            <w:proofErr w:type="spellEnd"/>
+            <w:r>
+              <w:rPr>
+                <w:rFonts w:ascii="Arial" w:eastAsia="Arial" w:hAnsi="Arial" w:cs="Arial"/>
+                <w:color w:val="1A1B26"/>
+              </w:rPr>
+              <w:t xml:space="preserve"> progress tracking.</w:t>
             </w:r>
           </w:p>
         </w:tc>
@@ -9703,6 +14414,7 @@
         <w:spacing w:before="200" w:after="60"/>
         <w:jc w:val="center"/>
       </w:pPr>
+      <w:proofErr w:type="spellStart"/>
       <w:r>
         <w:rPr>
           <w:rFonts w:ascii="Arial" w:eastAsia="Arial" w:hAnsi="Arial" w:cs="Arial"/>
@@ -9710,7 +14422,37 @@
           <w:sz w:val="18"/>
           <w:szCs w:val="18"/>
         </w:rPr>
-        <w:t>FinChat Product Backlog  •  Living document</w:t>
+        <w:t>FinChat</w:t>
+      </w:r>
+      <w:proofErr w:type="spellEnd"/>
+      <w:r>
+        <w:rPr>
+          <w:rFonts w:ascii="Arial" w:eastAsia="Arial" w:hAnsi="Arial" w:cs="Arial"/>
+          <w:color w:val="999999"/>
+          <w:sz w:val="18"/>
+          <w:szCs w:val="18"/>
+        </w:rPr>
+        <w:t xml:space="preserve"> Product </w:t>
+      </w:r>
+      <w:proofErr w:type="gramStart"/>
+      <w:r>
+        <w:rPr>
+          <w:rFonts w:ascii="Arial" w:eastAsia="Arial" w:hAnsi="Arial" w:cs="Arial"/>
+          <w:color w:val="999999"/>
+          <w:sz w:val="18"/>
+          <w:szCs w:val="18"/>
+        </w:rPr>
+        <w:t>Backlog  •</w:t>
+      </w:r>
+      <w:proofErr w:type="gramEnd"/>
+      <w:r>
+        <w:rPr>
+          <w:rFonts w:ascii="Arial" w:eastAsia="Arial" w:hAnsi="Arial" w:cs="Arial"/>
+          <w:color w:val="999999"/>
+          <w:sz w:val="18"/>
+          <w:szCs w:val="18"/>
+        </w:rPr>
+        <w:t xml:space="preserve">  Living document</w:t>
       </w:r>
     </w:p>
     <w:sectPr>
